--- a/public/resume/cv-devops.docx
+++ b/public/resume/cv-devops.docx
@@ -33,7 +33,7 @@
         </w:rPr>
         <w:t xml:space="preserve">✉ </w:t>
       </w:r>
-      <w:hyperlink w:history="1" r:id="rIdmcwsb0zszxkiqn5q16d6d">
+      <w:hyperlink w:history="1" r:id="rId2euc5chbvr7plzvyxukue">
         <w:r>
           <w:rPr>
             <w:rFonts w:ascii="Calibri" w:cs="Calibri" w:eastAsia="Calibri" w:hAnsi="Calibri"/>
@@ -63,7 +63,7 @@
         </w:rPr>
         <w:t xml:space="preserve">• </w:t>
       </w:r>
-      <w:hyperlink w:history="1" r:id="rIdfjule86gsnplginjgm0hm">
+      <w:hyperlink w:history="1" r:id="rIdzaenvczybiypbggsxxaxu">
         <w:r>
           <w:rPr>
             <w:rFonts w:ascii="Calibri" w:cs="Calibri" w:eastAsia="Calibri" w:hAnsi="Calibri"/>
@@ -93,7 +93,7 @@
         </w:rPr>
         <w:t xml:space="preserve">⁠in </w:t>
       </w:r>
-      <w:hyperlink w:history="1" r:id="rIddkw9tc-uit2bmlr-wsony">
+      <w:hyperlink w:history="1" r:id="rIduly6v90numtjexifd_ph7">
         <w:r>
           <w:rPr>
             <w:rFonts w:ascii="Calibri" w:cs="Calibri" w:eastAsia="Calibri" w:hAnsi="Calibri"/>
@@ -123,7 +123,7 @@
         </w:rPr>
         <w:t xml:space="preserve">◔ </w:t>
       </w:r>
-      <w:hyperlink w:history="1" r:id="rIdis_yvuhuvhovi046fiyss">
+      <w:hyperlink w:history="1" r:id="rId1srlwx5bjgwafhk5-udou">
         <w:r>
           <w:rPr>
             <w:rFonts w:ascii="Calibri" w:cs="Calibri" w:eastAsia="Calibri" w:hAnsi="Calibri"/>
@@ -153,7 +153,7 @@
         </w:rPr>
         <w:t xml:space="preserve">Ⓘ </w:t>
       </w:r>
-      <w:hyperlink w:history="1" r:id="rId_po8wdblxhuexd3aihihl">
+      <w:hyperlink w:history="1" r:id="rIdbpk4-nwpfejygpiz7scxj">
         <w:r>
           <w:rPr>
             <w:rFonts w:ascii="Calibri" w:cs="Calibri" w:eastAsia="Calibri" w:hAnsi="Calibri"/>
@@ -648,76 +648,6 @@
     </w:p>
     <w:p>
       <w:pPr>
-        <w:spacing w:after="40" w:before="0"/>
-      </w:pPr>
-      <w:r>
-        <w:rPr>
-          <w:rFonts w:ascii="Calibri" w:cs="Calibri" w:eastAsia="Calibri" w:hAnsi="Calibri"/>
-          <w:sz w:val="20"/>
-          <w:szCs w:val="20"/>
-        </w:rPr>
-        <w:t xml:space="preserve">
-        </w:t>
-      </w:r>
-      <w:r>
-        <w:rPr>
-          <w:rFonts w:ascii="Calibri" w:cs="Calibri" w:eastAsia="Calibri" w:hAnsi="Calibri"/>
-          <w:b/>
-          <w:bCs/>
-          <w:sz w:val="20"/>
-          <w:szCs w:val="20"/>
-        </w:rPr>
-        <w:t xml:space="preserve">English</w:t>
-      </w:r>
-      <w:r>
-        <w:rPr>
-          <w:rFonts w:ascii="Calibri" w:cs="Calibri" w:eastAsia="Calibri" w:hAnsi="Calibri"/>
-          <w:sz w:val="20"/>
-          <w:szCs w:val="20"/>
-        </w:rPr>
-        <w:t xml:space="preserve"> (Full professional), </w:t>
-      </w:r>
-      <w:r>
-        <w:rPr>
-          <w:rFonts w:ascii="Calibri" w:cs="Calibri" w:eastAsia="Calibri" w:hAnsi="Calibri"/>
-          <w:b/>
-          <w:bCs/>
-          <w:sz w:val="20"/>
-          <w:szCs w:val="20"/>
-        </w:rPr>
-        <w:t xml:space="preserve">Twi &amp; Ga</w:t>
-      </w:r>
-      <w:r>
-        <w:rPr>
-          <w:rFonts w:ascii="Calibri" w:cs="Calibri" w:eastAsia="Calibri" w:hAnsi="Calibri"/>
-          <w:sz w:val="20"/>
-          <w:szCs w:val="20"/>
-        </w:rPr>
-        <w:t xml:space="preserve"> (Full Native),
-        </w:t>
-      </w:r>
-      <w:r>
-        <w:rPr>
-          <w:rFonts w:ascii="Calibri" w:cs="Calibri" w:eastAsia="Calibri" w:hAnsi="Calibri"/>
-          <w:b/>
-          <w:bCs/>
-          <w:sz w:val="20"/>
-          <w:szCs w:val="20"/>
-        </w:rPr>
-        <w:t xml:space="preserve">French &amp; Spanish</w:t>
-      </w:r>
-      <w:r>
-        <w:rPr>
-          <w:rFonts w:ascii="Calibri" w:cs="Calibri" w:eastAsia="Calibri" w:hAnsi="Calibri"/>
-          <w:sz w:val="20"/>
-          <w:szCs w:val="20"/>
-        </w:rPr>
-        <w:t xml:space="preserve"> (Elementary)
-      </w:t>
-      </w:r>
-    </w:p>
-    <w:p>
-      <w:pPr>
         <w:spacing w:after="60" w:before="0"/>
       </w:pPr>
     </w:p>
@@ -736,7 +666,7 @@
           <w:sz w:val="21"/>
           <w:szCs w:val="21"/>
         </w:rPr>
-        <w:t xml:space="preserve">RESEARCH &amp; PUBLICATIONS</w:t>
+        <w:t xml:space="preserve">PROJECTS</w:t>
       </w:r>
     </w:p>
     <w:p>
@@ -754,8 +684,399 @@
           <w:sz w:val="20"/>
           <w:szCs w:val="20"/>
         </w:rPr>
-        <w:t xml:space="preserve">git-unlocked: An Open-Source Modular Curriculum for Git and Version Control Education</w:t>
-      </w:r>
+        <w:t xml:space="preserve">PHAEMOS: Smart Maintenance Platform</w:t>
+      </w:r>
+      <w:r>
+        <w:rPr>
+          <w:rFonts w:ascii="Calibri" w:cs="Calibri" w:eastAsia="Calibri" w:hAnsi="Calibri"/>
+          <w:sz w:val="20"/>
+          <w:szCs w:val="20"/>
+        </w:rPr>
+        <w:t xml:space="preserve">	2026, ongoing</w:t>
+      </w:r>
+    </w:p>
+    <w:p>
+      <w:pPr>
+        <w:spacing w:after="10" w:before="0"/>
+      </w:pPr>
+      <w:r>
+        <w:rPr>
+          <w:rFonts w:ascii="Calibri" w:cs="Calibri" w:eastAsia="Calibri" w:hAnsi="Calibri"/>
+          <w:color w:val="444444"/>
+          <w:sz w:val="19"/>
+          <w:szCs w:val="19"/>
+        </w:rPr>
+        <w:t xml:space="preserve">C++ (ESP32, Arduino), C (STM32 HAL), MicroPython (Pico 2W), FastAPI, Next.js 15, PostgreSQL 15, Redis 7, scikit-learn, Docker, Prometheus, Grafana</w:t>
+      </w:r>
+      <w:r>
+        <w:rPr>
+          <w:rFonts w:ascii="Calibri" w:cs="Calibri" w:eastAsia="Calibri" w:hAnsi="Calibri"/>
+          <w:sz w:val="19"/>
+          <w:szCs w:val="19"/>
+        </w:rPr>
+        <w:t xml:space="preserve">   </w:t>
+      </w:r>
+      <w:hyperlink w:history="1" r:id="rIdnhaitbwzt9qzzjznet0iw">
+        <w:r>
+          <w:rPr>
+            <w:rFonts w:ascii="Calibri" w:cs="Calibri" w:eastAsia="Calibri" w:hAnsi="Calibri"/>
+            <w:color w:val="1a5cc8"/>
+            <w:sz w:val="19"/>
+            <w:szCs w:val="19"/>
+            <w:u w:val="single"/>
+          </w:rPr>
+          <w:t xml:space="preserve">Website ↗</w:t>
+        </w:r>
+      </w:hyperlink>
+      <w:r>
+        <w:rPr>
+          <w:rFonts w:ascii="Calibri" w:cs="Calibri" w:eastAsia="Calibri" w:hAnsi="Calibri"/>
+          <w:sz w:val="19"/>
+          <w:szCs w:val="19"/>
+        </w:rPr>
+        <w:t xml:space="preserve">   </w:t>
+      </w:r>
+      <w:r>
+        <w:rPr>
+          <w:rFonts w:ascii="Calibri" w:cs="Calibri" w:eastAsia="Calibri" w:hAnsi="Calibri"/>
+          <w:sz w:val="19"/>
+          <w:szCs w:val="19"/>
+        </w:rPr>
+        <w:t xml:space="preserve">| </w:t>
+      </w:r>
+      <w:hyperlink w:history="1" r:id="rIdtcwtbgfixamtkcx3z_1cd">
+        <w:r>
+          <w:rPr>
+            <w:rFonts w:ascii="Calibri" w:cs="Calibri" w:eastAsia="Calibri" w:hAnsi="Calibri"/>
+            <w:color w:val="1a5cc8"/>
+            <w:sz w:val="19"/>
+            <w:szCs w:val="19"/>
+            <w:u w:val="single"/>
+          </w:rPr>
+          <w:t xml:space="preserve">GitHub ↗</w:t>
+        </w:r>
+      </w:hyperlink>
+      <w:r>
+        <w:rPr>
+          <w:rFonts w:ascii="Calibri" w:cs="Calibri" w:eastAsia="Calibri" w:hAnsi="Calibri"/>
+          <w:sz w:val="19"/>
+          <w:szCs w:val="19"/>
+        </w:rPr>
+        <w:t xml:space="preserve">   </w:t>
+      </w:r>
+      <w:r>
+        <w:rPr>
+          <w:rFonts w:ascii="Calibri" w:cs="Calibri" w:eastAsia="Calibri" w:hAnsi="Calibri"/>
+          <w:sz w:val="19"/>
+          <w:szCs w:val="19"/>
+        </w:rPr>
+        <w:t xml:space="preserve">| </w:t>
+      </w:r>
+      <w:hyperlink w:history="1" r:id="rIdvb12lsjy1_ggltbjswyfd">
+        <w:r>
+          <w:rPr>
+            <w:rFonts w:ascii="Calibri" w:cs="Calibri" w:eastAsia="Calibri" w:hAnsi="Calibri"/>
+            <w:color w:val="1a5cc8"/>
+            <w:sz w:val="19"/>
+            <w:szCs w:val="19"/>
+            <w:u w:val="single"/>
+          </w:rPr>
+          <w:t xml:space="preserve">Portfolio ↗</w:t>
+        </w:r>
+      </w:hyperlink>
+    </w:p>
+    <w:p>
+      <w:pPr>
+        <w:spacing w:after="20" w:before="0"/>
+        <w:ind w:left="316" w:hanging="259"/>
+      </w:pPr>
+      <w:r>
+        <w:rPr>
+          <w:rFonts w:ascii="Calibri" w:cs="Calibri" w:eastAsia="Calibri" w:hAnsi="Calibri"/>
+          <w:sz w:val="19"/>
+          <w:szCs w:val="19"/>
+        </w:rPr>
+        <w:t xml:space="preserve">•  </w:t>
+      </w:r>
+      <w:r>
+        <w:rPr>
+          <w:rFonts w:ascii="Calibri" w:cs="Calibri" w:eastAsia="Calibri" w:hAnsi="Calibri"/>
+          <w:sz w:val="19"/>
+          <w:szCs w:val="19"/>
+        </w:rPr>
+        <w:t xml:space="preserve">
+            Architected a </w:t>
+      </w:r>
+      <w:r>
+        <w:rPr>
+          <w:rFonts w:ascii="Calibri" w:cs="Calibri" w:eastAsia="Calibri" w:hAnsi="Calibri"/>
+          <w:b/>
+          <w:bCs/>
+          <w:sz w:val="19"/>
+          <w:szCs w:val="19"/>
+        </w:rPr>
+        <w:t xml:space="preserve">4-node IoT platform</w:t>
+      </w:r>
+      <w:r>
+        <w:rPr>
+          <w:rFonts w:ascii="Calibri" w:cs="Calibri" w:eastAsia="Calibri" w:hAnsi="Calibri"/>
+          <w:sz w:val="19"/>
+          <w:szCs w:val="19"/>
+        </w:rPr>
+        <w:t xml:space="preserve"> (ESP32, STM32 Black Pill, Arduino Nano, Pico 2W/MicroPython) collecting </w:t>
+      </w:r>
+      <w:r>
+        <w:rPr>
+          <w:rFonts w:ascii="Calibri" w:cs="Calibri" w:eastAsia="Calibri" w:hAnsi="Calibri"/>
+          <w:b/>
+          <w:bCs/>
+          <w:sz w:val="19"/>
+          <w:szCs w:val="19"/>
+        </w:rPr>
+        <w:t xml:space="preserve">18 real-time sensor streams</w:t>
+      </w:r>
+      <w:r>
+        <w:rPr>
+          <w:rFonts w:ascii="Calibri" w:cs="Calibri" w:eastAsia="Calibri" w:hAnsi="Calibri"/>
+          <w:sz w:val="19"/>
+          <w:szCs w:val="19"/>
+        </w:rPr>
+        <w:t xml:space="preserve"> (vibration, IR, gas, RPM, moisture, sound); </w:t>
+      </w:r>
+      <w:r>
+        <w:rPr>
+          <w:rFonts w:ascii="Calibri" w:cs="Calibri" w:eastAsia="Calibri" w:hAnsi="Calibri"/>
+          <w:b/>
+          <w:bCs/>
+          <w:sz w:val="19"/>
+          <w:szCs w:val="19"/>
+        </w:rPr>
+        <w:t xml:space="preserve">FastAPI + PostgreSQL 15 + Redis 7</w:t>
+      </w:r>
+      <w:r>
+        <w:rPr>
+          <w:rFonts w:ascii="Calibri" w:cs="Calibri" w:eastAsia="Calibri" w:hAnsi="Calibri"/>
+          <w:sz w:val="19"/>
+          <w:szCs w:val="19"/>
+        </w:rPr>
+        <w:t xml:space="preserve"> backend processing telemetry in under </w:t>
+      </w:r>
+      <w:r>
+        <w:rPr>
+          <w:rFonts w:ascii="Calibri" w:cs="Calibri" w:eastAsia="Calibri" w:hAnsi="Calibri"/>
+          <w:b/>
+          <w:bCs/>
+          <w:sz w:val="19"/>
+          <w:szCs w:val="19"/>
+        </w:rPr>
+        <w:t xml:space="preserve">200ms per request</w:t>
+      </w:r>
+      <w:r>
+        <w:rPr>
+          <w:rFonts w:ascii="Calibri" w:cs="Calibri" w:eastAsia="Calibri" w:hAnsi="Calibri"/>
+          <w:sz w:val="19"/>
+          <w:szCs w:val="19"/>
+        </w:rPr>
+        <w:t xml:space="preserve">
+          </w:t>
+      </w:r>
+    </w:p>
+    <w:p>
+      <w:pPr>
+        <w:spacing w:after="20" w:before="0"/>
+        <w:ind w:left="316" w:hanging="259"/>
+      </w:pPr>
+      <w:r>
+        <w:rPr>
+          <w:rFonts w:ascii="Calibri" w:cs="Calibri" w:eastAsia="Calibri" w:hAnsi="Calibri"/>
+          <w:sz w:val="19"/>
+          <w:szCs w:val="19"/>
+        </w:rPr>
+        <w:t xml:space="preserve">•  </w:t>
+      </w:r>
+      <w:r>
+        <w:rPr>
+          <w:rFonts w:ascii="Calibri" w:cs="Calibri" w:eastAsia="Calibri" w:hAnsi="Calibri"/>
+          <w:sz w:val="19"/>
+          <w:szCs w:val="19"/>
+        </w:rPr>
+        <w:t xml:space="preserve">
+            </w:t>
+      </w:r>
+      <w:r>
+        <w:rPr>
+          <w:rFonts w:ascii="Calibri" w:cs="Calibri" w:eastAsia="Calibri" w:hAnsi="Calibri"/>
+          <w:b/>
+          <w:bCs/>
+          <w:sz w:val="19"/>
+          <w:szCs w:val="19"/>
+        </w:rPr>
+        <w:t xml:space="preserve">Isolation Forest anomaly detection</w:t>
+      </w:r>
+      <w:r>
+        <w:rPr>
+          <w:rFonts w:ascii="Calibri" w:cs="Calibri" w:eastAsia="Calibri" w:hAnsi="Calibri"/>
+          <w:sz w:val="19"/>
+          <w:szCs w:val="19"/>
+        </w:rPr>
+        <w:t xml:space="preserve"> on every ingest, auto-generating maintenance tickets with diagnostic recommendations; STM32 runs </w:t>
+      </w:r>
+      <w:r>
+        <w:rPr>
+          <w:rFonts w:ascii="Calibri" w:cs="Calibri" w:eastAsia="Calibri" w:hAnsi="Calibri"/>
+          <w:b/>
+          <w:bCs/>
+          <w:sz w:val="19"/>
+          <w:szCs w:val="19"/>
+        </w:rPr>
+        <w:t xml:space="preserve">100Hz FFT vibration analysis</w:t>
+      </w:r>
+      <w:r>
+        <w:rPr>
+          <w:rFonts w:ascii="Calibri" w:cs="Calibri" w:eastAsia="Calibri" w:hAnsi="Calibri"/>
+          <w:sz w:val="19"/>
+          <w:szCs w:val="19"/>
+        </w:rPr>
+        <w:t xml:space="preserve"> via ARM CMSIS-DSP (</w:t>
+      </w:r>
+      <w:r>
+        <w:rPr>
+          <w:rFonts w:ascii="Calibri" w:cs="Calibri" w:eastAsia="Calibri" w:hAnsi="Calibri"/>
+          <w:b/>
+          <w:bCs/>
+          <w:sz w:val="19"/>
+          <w:szCs w:val="19"/>
+        </w:rPr>
+        <w:t xml:space="preserve">9x speedup</w:t>
+      </w:r>
+      <w:r>
+        <w:rPr>
+          <w:rFonts w:ascii="Calibri" w:cs="Calibri" w:eastAsia="Calibri" w:hAnsi="Calibri"/>
+          <w:sz w:val="19"/>
+          <w:szCs w:val="19"/>
+        </w:rPr>
+        <w:t xml:space="preserve"> over naive DFT)
+          </w:t>
+      </w:r>
+    </w:p>
+    <w:p>
+      <w:pPr>
+        <w:spacing w:after="20" w:before="0"/>
+        <w:ind w:left="316" w:hanging="259"/>
+      </w:pPr>
+      <w:r>
+        <w:rPr>
+          <w:rFonts w:ascii="Calibri" w:cs="Calibri" w:eastAsia="Calibri" w:hAnsi="Calibri"/>
+          <w:sz w:val="19"/>
+          <w:szCs w:val="19"/>
+        </w:rPr>
+        <w:t xml:space="preserve">•  </w:t>
+      </w:r>
+      <w:r>
+        <w:rPr>
+          <w:rFonts w:ascii="Calibri" w:cs="Calibri" w:eastAsia="Calibri" w:hAnsi="Calibri"/>
+          <w:sz w:val="19"/>
+          <w:szCs w:val="19"/>
+        </w:rPr>
+        <w:t xml:space="preserve">
+            </w:t>
+      </w:r>
+      <w:r>
+        <w:rPr>
+          <w:rFonts w:ascii="Calibri" w:cs="Calibri" w:eastAsia="Calibri" w:hAnsi="Calibri"/>
+          <w:b/>
+          <w:bCs/>
+          <w:sz w:val="19"/>
+          <w:szCs w:val="19"/>
+        </w:rPr>
+        <w:t xml:space="preserve">JWT refresh flow, Google/GitHub OAuth, TOTP 2FA</w:t>
+      </w:r>
+      <w:r>
+        <w:rPr>
+          <w:rFonts w:ascii="Calibri" w:cs="Calibri" w:eastAsia="Calibri" w:hAnsi="Calibri"/>
+          <w:sz w:val="19"/>
+          <w:szCs w:val="19"/>
+        </w:rPr>
+        <w:t xml:space="preserve">, multi-tenant </w:t>
+      </w:r>
+      <w:r>
+        <w:rPr>
+          <w:rFonts w:ascii="Calibri" w:cs="Calibri" w:eastAsia="Calibri" w:hAnsi="Calibri"/>
+          <w:b/>
+          <w:bCs/>
+          <w:sz w:val="19"/>
+          <w:szCs w:val="19"/>
+        </w:rPr>
+        <w:t xml:space="preserve">RBAC</w:t>
+      </w:r>
+      <w:r>
+        <w:rPr>
+          <w:rFonts w:ascii="Calibri" w:cs="Calibri" w:eastAsia="Calibri" w:hAnsi="Calibri"/>
+          <w:sz w:val="19"/>
+          <w:szCs w:val="19"/>
+        </w:rPr>
+        <w:t xml:space="preserve">, rate limiting, immutable audit log; </w:t>
+      </w:r>
+      <w:r>
+        <w:rPr>
+          <w:rFonts w:ascii="Calibri" w:cs="Calibri" w:eastAsia="Calibri" w:hAnsi="Calibri"/>
+          <w:b/>
+          <w:bCs/>
+          <w:sz w:val="19"/>
+          <w:szCs w:val="19"/>
+        </w:rPr>
+        <w:t xml:space="preserve">WebSocket</w:t>
+      </w:r>
+      <w:r>
+        <w:rPr>
+          <w:rFonts w:ascii="Calibri" w:cs="Calibri" w:eastAsia="Calibri" w:hAnsi="Calibri"/>
+          <w:sz w:val="19"/>
+          <w:szCs w:val="19"/>
+        </w:rPr>
+        <w:t xml:space="preserve"> live dashboard; </w:t>
+      </w:r>
+      <w:r>
+        <w:rPr>
+          <w:rFonts w:ascii="Calibri" w:cs="Calibri" w:eastAsia="Calibri" w:hAnsi="Calibri"/>
+          <w:b/>
+          <w:bCs/>
+          <w:sz w:val="19"/>
+          <w:szCs w:val="19"/>
+        </w:rPr>
+        <w:t xml:space="preserve">Prometheus + Grafana</w:t>
+      </w:r>
+      <w:r>
+        <w:rPr>
+          <w:rFonts w:ascii="Calibri" w:cs="Calibri" w:eastAsia="Calibri" w:hAnsi="Calibri"/>
+          <w:sz w:val="19"/>
+          <w:szCs w:val="19"/>
+        </w:rPr>
+        <w:t xml:space="preserve"> monitoring; deployed on </w:t>
+      </w:r>
+      <w:r>
+        <w:rPr>
+          <w:rFonts w:ascii="Calibri" w:cs="Calibri" w:eastAsia="Calibri" w:hAnsi="Calibri"/>
+          <w:b/>
+          <w:bCs/>
+          <w:sz w:val="19"/>
+          <w:szCs w:val="19"/>
+        </w:rPr>
+        <w:t xml:space="preserve">DigitalOcean VPS + Nginx</w:t>
+      </w:r>
+      <w:r>
+        <w:rPr>
+          <w:rFonts w:ascii="Calibri" w:cs="Calibri" w:eastAsia="Calibri" w:hAnsi="Calibri"/>
+          <w:sz w:val="19"/>
+          <w:szCs w:val="19"/>
+        </w:rPr>
+        <w:t xml:space="preserve">
+          </w:t>
+      </w:r>
+    </w:p>
+    <w:p>
+      <w:pPr>
+        <w:spacing w:after="80" w:before="0"/>
+      </w:pPr>
     </w:p>
     <w:p>
       <w:pPr>
@@ -767,10 +1088,1304 @@
       <w:r>
         <w:rPr>
           <w:rFonts w:ascii="Calibri" w:cs="Calibri" w:eastAsia="Calibri" w:hAnsi="Calibri"/>
+          <w:b/>
+          <w:bCs/>
+          <w:sz w:val="20"/>
+          <w:szCs w:val="20"/>
+        </w:rPr>
+        <w:t xml:space="preserve">AstonCV - Full-Stack CV Database</w:t>
+      </w:r>
+      <w:r>
+        <w:rPr>
+          <w:rFonts w:ascii="Calibri" w:cs="Calibri" w:eastAsia="Calibri" w:hAnsi="Calibri"/>
+          <w:sz w:val="20"/>
+          <w:szCs w:val="20"/>
+        </w:rPr>
+        <w:t xml:space="preserve">	2026</w:t>
+      </w:r>
+    </w:p>
+    <w:p>
+      <w:pPr>
+        <w:spacing w:after="10" w:before="0"/>
+      </w:pPr>
+      <w:r>
+        <w:rPr>
+          <w:rFonts w:ascii="Calibri" w:cs="Calibri" w:eastAsia="Calibri" w:hAnsi="Calibri"/>
           <w:color w:val="444444"/>
           <w:sz w:val="19"/>
           <w:szCs w:val="19"/>
         </w:rPr>
+        <w:t xml:space="preserve">PHP, MySQL, CSS, Apache, Cloudflare</w:t>
+      </w:r>
+      <w:r>
+        <w:rPr>
+          <w:rFonts w:ascii="Calibri" w:cs="Calibri" w:eastAsia="Calibri" w:hAnsi="Calibri"/>
+          <w:sz w:val="19"/>
+          <w:szCs w:val="19"/>
+        </w:rPr>
+        <w:t xml:space="preserve">   </w:t>
+      </w:r>
+      <w:hyperlink w:history="1" r:id="rId9ujxairh8nucd9-mfaouj">
+        <w:r>
+          <w:rPr>
+            <w:rFonts w:ascii="Calibri" w:cs="Calibri" w:eastAsia="Calibri" w:hAnsi="Calibri"/>
+            <w:color w:val="1a5cc8"/>
+            <w:sz w:val="19"/>
+            <w:szCs w:val="19"/>
+            <w:u w:val="single"/>
+          </w:rPr>
+          <w:t xml:space="preserve">Website ↗</w:t>
+        </w:r>
+      </w:hyperlink>
+      <w:r>
+        <w:rPr>
+          <w:rFonts w:ascii="Calibri" w:cs="Calibri" w:eastAsia="Calibri" w:hAnsi="Calibri"/>
+          <w:sz w:val="19"/>
+          <w:szCs w:val="19"/>
+        </w:rPr>
+        <w:t xml:space="preserve">   </w:t>
+      </w:r>
+      <w:r>
+        <w:rPr>
+          <w:rFonts w:ascii="Calibri" w:cs="Calibri" w:eastAsia="Calibri" w:hAnsi="Calibri"/>
+          <w:sz w:val="19"/>
+          <w:szCs w:val="19"/>
+        </w:rPr>
+        <w:t xml:space="preserve">| </w:t>
+      </w:r>
+      <w:hyperlink w:history="1" r:id="rId3aaonzxxwdmwvyredocam">
+        <w:r>
+          <w:rPr>
+            <w:rFonts w:ascii="Calibri" w:cs="Calibri" w:eastAsia="Calibri" w:hAnsi="Calibri"/>
+            <w:color w:val="1a5cc8"/>
+            <w:sz w:val="19"/>
+            <w:szCs w:val="19"/>
+            <w:u w:val="single"/>
+          </w:rPr>
+          <w:t xml:space="preserve">GitHub ↗</w:t>
+        </w:r>
+      </w:hyperlink>
+      <w:r>
+        <w:rPr>
+          <w:rFonts w:ascii="Calibri" w:cs="Calibri" w:eastAsia="Calibri" w:hAnsi="Calibri"/>
+          <w:sz w:val="19"/>
+          <w:szCs w:val="19"/>
+        </w:rPr>
+        <w:t xml:space="preserve">   </w:t>
+      </w:r>
+      <w:r>
+        <w:rPr>
+          <w:rFonts w:ascii="Calibri" w:cs="Calibri" w:eastAsia="Calibri" w:hAnsi="Calibri"/>
+          <w:sz w:val="19"/>
+          <w:szCs w:val="19"/>
+        </w:rPr>
+        <w:t xml:space="preserve">| </w:t>
+      </w:r>
+      <w:hyperlink w:history="1" r:id="rIdgrhf865gmt4fgd_wjsvkt">
+        <w:r>
+          <w:rPr>
+            <w:rFonts w:ascii="Calibri" w:cs="Calibri" w:eastAsia="Calibri" w:hAnsi="Calibri"/>
+            <w:color w:val="1a5cc8"/>
+            <w:sz w:val="19"/>
+            <w:szCs w:val="19"/>
+            <w:u w:val="single"/>
+          </w:rPr>
+          <w:t xml:space="preserve">Portfolio ↗</w:t>
+        </w:r>
+      </w:hyperlink>
+    </w:p>
+    <w:p>
+      <w:pPr>
+        <w:spacing w:after="20" w:before="0"/>
+        <w:ind w:left="316" w:hanging="259"/>
+      </w:pPr>
+      <w:r>
+        <w:rPr>
+          <w:rFonts w:ascii="Calibri" w:cs="Calibri" w:eastAsia="Calibri" w:hAnsi="Calibri"/>
+          <w:sz w:val="19"/>
+          <w:szCs w:val="19"/>
+        </w:rPr>
+        <w:t xml:space="preserve">•  </w:t>
+      </w:r>
+      <w:r>
+        <w:rPr>
+          <w:rFonts w:ascii="Calibri" w:cs="Calibri" w:eastAsia="Calibri" w:hAnsi="Calibri"/>
+          <w:sz w:val="19"/>
+          <w:szCs w:val="19"/>
+        </w:rPr>
+        <w:t xml:space="preserve">
+            Engineered </w:t>
+      </w:r>
+      <w:r>
+        <w:rPr>
+          <w:rFonts w:ascii="Calibri" w:cs="Calibri" w:eastAsia="Calibri" w:hAnsi="Calibri"/>
+          <w:b/>
+          <w:bCs/>
+          <w:sz w:val="19"/>
+          <w:szCs w:val="19"/>
+        </w:rPr>
+        <w:t xml:space="preserve">12+ security controls</w:t>
+      </w:r>
+      <w:r>
+        <w:rPr>
+          <w:rFonts w:ascii="Calibri" w:cs="Calibri" w:eastAsia="Calibri" w:hAnsi="Calibri"/>
+          <w:sz w:val="19"/>
+          <w:szCs w:val="19"/>
+        </w:rPr>
+        <w:t xml:space="preserve"> including </w:t>
+      </w:r>
+      <w:r>
+        <w:rPr>
+          <w:rFonts w:ascii="Calibri" w:cs="Calibri" w:eastAsia="Calibri" w:hAnsi="Calibri"/>
+          <w:b/>
+          <w:bCs/>
+          <w:sz w:val="19"/>
+          <w:szCs w:val="19"/>
+        </w:rPr>
+        <w:t xml:space="preserve">bcrypt hashing, CSRF tokens, PDO prepared statements and brute-force protection</w:t>
+      </w:r>
+      <w:r>
+        <w:rPr>
+          <w:rFonts w:ascii="Calibri" w:cs="Calibri" w:eastAsia="Calibri" w:hAnsi="Calibri"/>
+          <w:sz w:val="19"/>
+          <w:szCs w:val="19"/>
+        </w:rPr>
+        <w:t xml:space="preserve">
+          </w:t>
+      </w:r>
+    </w:p>
+    <w:p>
+      <w:pPr>
+        <w:spacing w:after="20" w:before="0"/>
+        <w:ind w:left="316" w:hanging="259"/>
+      </w:pPr>
+      <w:r>
+        <w:rPr>
+          <w:rFonts w:ascii="Calibri" w:cs="Calibri" w:eastAsia="Calibri" w:hAnsi="Calibri"/>
+          <w:sz w:val="19"/>
+          <w:szCs w:val="19"/>
+        </w:rPr>
+        <w:t xml:space="preserve">•  </w:t>
+      </w:r>
+      <w:r>
+        <w:rPr>
+          <w:rFonts w:ascii="Calibri" w:cs="Calibri" w:eastAsia="Calibri" w:hAnsi="Calibri"/>
+          <w:sz w:val="19"/>
+          <w:szCs w:val="19"/>
+        </w:rPr>
+        <w:t xml:space="preserve">
+            </w:t>
+      </w:r>
+      <w:r>
+        <w:rPr>
+          <w:rFonts w:ascii="Calibri" w:cs="Calibri" w:eastAsia="Calibri" w:hAnsi="Calibri"/>
+          <w:b/>
+          <w:bCs/>
+          <w:sz w:val="19"/>
+          <w:szCs w:val="19"/>
+        </w:rPr>
+        <w:t xml:space="preserve">Deployed live</w:t>
+      </w:r>
+      <w:r>
+        <w:rPr>
+          <w:rFonts w:ascii="Calibri" w:cs="Calibri" w:eastAsia="Calibri" w:hAnsi="Calibri"/>
+          <w:sz w:val="19"/>
+          <w:szCs w:val="19"/>
+        </w:rPr>
+        <w:t xml:space="preserve"> with searchable profiles, sorting/filtering and server-side PDF export
+          </w:t>
+      </w:r>
+    </w:p>
+    <w:p>
+      <w:pPr>
+        <w:spacing w:after="80" w:before="0"/>
+      </w:pPr>
+    </w:p>
+    <w:p>
+      <w:pPr>
+        <w:tabs>
+          <w:tab w:val="right" w:pos="9026"/>
+        </w:tabs>
+        <w:spacing w:after="10" w:before="0"/>
+      </w:pPr>
+      <w:r>
+        <w:rPr>
+          <w:rFonts w:ascii="Calibri" w:cs="Calibri" w:eastAsia="Calibri" w:hAnsi="Calibri"/>
+          <w:b/>
+          <w:bCs/>
+          <w:sz w:val="20"/>
+          <w:szCs w:val="20"/>
+        </w:rPr>
+        <w:t xml:space="preserve">git-unlocked - Open Source Git Course</w:t>
+      </w:r>
+      <w:r>
+        <w:rPr>
+          <w:rFonts w:ascii="Calibri" w:cs="Calibri" w:eastAsia="Calibri" w:hAnsi="Calibri"/>
+          <w:sz w:val="20"/>
+          <w:szCs w:val="20"/>
+        </w:rPr>
+        <w:t xml:space="preserve">	2026</w:t>
+      </w:r>
+    </w:p>
+    <w:p>
+      <w:pPr>
+        <w:spacing w:after="10" w:before="0"/>
+      </w:pPr>
+      <w:r>
+        <w:rPr>
+          <w:rFonts w:ascii="Calibri" w:cs="Calibri" w:eastAsia="Calibri" w:hAnsi="Calibri"/>
+          <w:color w:val="444444"/>
+          <w:sz w:val="19"/>
+          <w:szCs w:val="19"/>
+        </w:rPr>
+        <w:t xml:space="preserve">Git, GitHub, GitLab, Markdown, Open Source</w:t>
+      </w:r>
+      <w:r>
+        <w:rPr>
+          <w:rFonts w:ascii="Calibri" w:cs="Calibri" w:eastAsia="Calibri" w:hAnsi="Calibri"/>
+          <w:sz w:val="19"/>
+          <w:szCs w:val="19"/>
+        </w:rPr>
+        <w:t xml:space="preserve">   </w:t>
+      </w:r>
+      <w:hyperlink w:history="1" r:id="rIduppvmhyek3ahgh-wqcivz">
+        <w:r>
+          <w:rPr>
+            <w:rFonts w:ascii="Calibri" w:cs="Calibri" w:eastAsia="Calibri" w:hAnsi="Calibri"/>
+            <w:color w:val="1a5cc8"/>
+            <w:sz w:val="19"/>
+            <w:szCs w:val="19"/>
+            <w:u w:val="single"/>
+          </w:rPr>
+          <w:t xml:space="preserve">GitHub ↗</w:t>
+        </w:r>
+      </w:hyperlink>
+      <w:r>
+        <w:rPr>
+          <w:rFonts w:ascii="Calibri" w:cs="Calibri" w:eastAsia="Calibri" w:hAnsi="Calibri"/>
+          <w:sz w:val="19"/>
+          <w:szCs w:val="19"/>
+        </w:rPr>
+        <w:t xml:space="preserve">   </w:t>
+      </w:r>
+      <w:r>
+        <w:rPr>
+          <w:rFonts w:ascii="Calibri" w:cs="Calibri" w:eastAsia="Calibri" w:hAnsi="Calibri"/>
+          <w:sz w:val="19"/>
+          <w:szCs w:val="19"/>
+        </w:rPr>
+        <w:t xml:space="preserve">| </w:t>
+      </w:r>
+      <w:hyperlink w:history="1" r:id="rIdmefur2ps1abu95hdrdslt">
+        <w:r>
+          <w:rPr>
+            <w:rFonts w:ascii="Calibri" w:cs="Calibri" w:eastAsia="Calibri" w:hAnsi="Calibri"/>
+            <w:color w:val="1a5cc8"/>
+            <w:sz w:val="19"/>
+            <w:szCs w:val="19"/>
+            <w:u w:val="single"/>
+          </w:rPr>
+          <w:t xml:space="preserve">Portfolio ↗</w:t>
+        </w:r>
+      </w:hyperlink>
+    </w:p>
+    <w:p>
+      <w:pPr>
+        <w:spacing w:after="20" w:before="0"/>
+        <w:ind w:left="316" w:hanging="259"/>
+      </w:pPr>
+      <w:r>
+        <w:rPr>
+          <w:rFonts w:ascii="Calibri" w:cs="Calibri" w:eastAsia="Calibri" w:hAnsi="Calibri"/>
+          <w:sz w:val="19"/>
+          <w:szCs w:val="19"/>
+        </w:rPr>
+        <w:t xml:space="preserve">•  </w:t>
+      </w:r>
+      <w:r>
+        <w:rPr>
+          <w:rFonts w:ascii="Calibri" w:cs="Calibri" w:eastAsia="Calibri" w:hAnsi="Calibri"/>
+          <w:sz w:val="19"/>
+          <w:szCs w:val="19"/>
+        </w:rPr>
+        <w:t xml:space="preserve">
+            Created a structured learning resource with </w:t>
+      </w:r>
+      <w:r>
+        <w:rPr>
+          <w:rFonts w:ascii="Calibri" w:cs="Calibri" w:eastAsia="Calibri" w:hAnsi="Calibri"/>
+          <w:b/>
+          <w:bCs/>
+          <w:sz w:val="19"/>
+          <w:szCs w:val="19"/>
+        </w:rPr>
+        <w:t xml:space="preserve">217+ topic files</w:t>
+      </w:r>
+      <w:r>
+        <w:rPr>
+          <w:rFonts w:ascii="Calibri" w:cs="Calibri" w:eastAsia="Calibri" w:hAnsi="Calibri"/>
+          <w:sz w:val="19"/>
+          <w:szCs w:val="19"/>
+        </w:rPr>
+        <w:t xml:space="preserve"> covering fundamentals to advanced workflows across Git, GitHub, GitLab and 5 other platforms
+          </w:t>
+      </w:r>
+    </w:p>
+    <w:p>
+      <w:pPr>
+        <w:spacing w:after="20" w:before="0"/>
+        <w:ind w:left="316" w:hanging="259"/>
+      </w:pPr>
+      <w:r>
+        <w:rPr>
+          <w:rFonts w:ascii="Calibri" w:cs="Calibri" w:eastAsia="Calibri" w:hAnsi="Calibri"/>
+          <w:sz w:val="19"/>
+          <w:szCs w:val="19"/>
+        </w:rPr>
+        <w:t xml:space="preserve">•  </w:t>
+      </w:r>
+      <w:r>
+        <w:rPr>
+          <w:rFonts w:ascii="Calibri" w:cs="Calibri" w:eastAsia="Calibri" w:hAnsi="Calibri"/>
+          <w:sz w:val="19"/>
+          <w:szCs w:val="19"/>
+        </w:rPr>
+        <w:t xml:space="preserve">Maintained contributor workflow with issue templates, PR standards and CI checks</w:t>
+      </w:r>
+    </w:p>
+    <w:p>
+      <w:pPr>
+        <w:spacing w:after="80" w:before="0"/>
+      </w:pPr>
+    </w:p>
+    <w:p>
+      <w:pPr>
+        <w:tabs>
+          <w:tab w:val="right" w:pos="9026"/>
+        </w:tabs>
+        <w:spacing w:after="10" w:before="0"/>
+      </w:pPr>
+      <w:r>
+        <w:rPr>
+          <w:rFonts w:ascii="Calibri" w:cs="Calibri" w:eastAsia="Calibri" w:hAnsi="Calibri"/>
+          <w:b/>
+          <w:bCs/>
+          <w:sz w:val="20"/>
+          <w:szCs w:val="20"/>
+        </w:rPr>
+        <w:t xml:space="preserve">4x4x4 NeoPixel LED Cube</w:t>
+      </w:r>
+      <w:r>
+        <w:rPr>
+          <w:rFonts w:ascii="Calibri" w:cs="Calibri" w:eastAsia="Calibri" w:hAnsi="Calibri"/>
+          <w:sz w:val="20"/>
+          <w:szCs w:val="20"/>
+        </w:rPr>
+        <w:t xml:space="preserve">	2025</w:t>
+      </w:r>
+    </w:p>
+    <w:p>
+      <w:pPr>
+        <w:spacing w:after="10" w:before="0"/>
+      </w:pPr>
+      <w:r>
+        <w:rPr>
+          <w:rFonts w:ascii="Calibri" w:cs="Calibri" w:eastAsia="Calibri" w:hAnsi="Calibri"/>
+          <w:color w:val="444444"/>
+          <w:sz w:val="19"/>
+          <w:szCs w:val="19"/>
+        </w:rPr>
+        <w:t xml:space="preserve">Arduino, C++, WS2812B, Embedded Systems</w:t>
+      </w:r>
+      <w:r>
+        <w:rPr>
+          <w:rFonts w:ascii="Calibri" w:cs="Calibri" w:eastAsia="Calibri" w:hAnsi="Calibri"/>
+          <w:sz w:val="19"/>
+          <w:szCs w:val="19"/>
+        </w:rPr>
+        <w:t xml:space="preserve">   </w:t>
+      </w:r>
+      <w:hyperlink w:history="1" r:id="rIdwwex7ckzwdkh2b5btx41g">
+        <w:r>
+          <w:rPr>
+            <w:rFonts w:ascii="Calibri" w:cs="Calibri" w:eastAsia="Calibri" w:hAnsi="Calibri"/>
+            <w:color w:val="1a5cc8"/>
+            <w:sz w:val="19"/>
+            <w:szCs w:val="19"/>
+            <w:u w:val="single"/>
+          </w:rPr>
+          <w:t xml:space="preserve">GitHub ↗</w:t>
+        </w:r>
+      </w:hyperlink>
+      <w:r>
+        <w:rPr>
+          <w:rFonts w:ascii="Calibri" w:cs="Calibri" w:eastAsia="Calibri" w:hAnsi="Calibri"/>
+          <w:sz w:val="19"/>
+          <w:szCs w:val="19"/>
+        </w:rPr>
+        <w:t xml:space="preserve">   </w:t>
+      </w:r>
+      <w:r>
+        <w:rPr>
+          <w:rFonts w:ascii="Calibri" w:cs="Calibri" w:eastAsia="Calibri" w:hAnsi="Calibri"/>
+          <w:sz w:val="19"/>
+          <w:szCs w:val="19"/>
+        </w:rPr>
+        <w:t xml:space="preserve">| </w:t>
+      </w:r>
+      <w:hyperlink w:history="1" r:id="rIdjo2wj4tlrh5dgufdamerm">
+        <w:r>
+          <w:rPr>
+            <w:rFonts w:ascii="Calibri" w:cs="Calibri" w:eastAsia="Calibri" w:hAnsi="Calibri"/>
+            <w:color w:val="1a5cc8"/>
+            <w:sz w:val="19"/>
+            <w:szCs w:val="19"/>
+            <w:u w:val="single"/>
+          </w:rPr>
+          <w:t xml:space="preserve">Portfolio ↗</w:t>
+        </w:r>
+      </w:hyperlink>
+    </w:p>
+    <w:p>
+      <w:pPr>
+        <w:spacing w:after="20" w:before="0"/>
+        <w:ind w:left="316" w:hanging="259"/>
+      </w:pPr>
+      <w:r>
+        <w:rPr>
+          <w:rFonts w:ascii="Calibri" w:cs="Calibri" w:eastAsia="Calibri" w:hAnsi="Calibri"/>
+          <w:sz w:val="19"/>
+          <w:szCs w:val="19"/>
+        </w:rPr>
+        <w:t xml:space="preserve">•  </w:t>
+      </w:r>
+      <w:r>
+        <w:rPr>
+          <w:rFonts w:ascii="Calibri" w:cs="Calibri" w:eastAsia="Calibri" w:hAnsi="Calibri"/>
+          <w:sz w:val="19"/>
+          <w:szCs w:val="19"/>
+        </w:rPr>
+        <w:t xml:space="preserve">
+            Built a 64-LED interactive display with a </w:t>
+      </w:r>
+      <w:r>
+        <w:rPr>
+          <w:rFonts w:ascii="Calibri" w:cs="Calibri" w:eastAsia="Calibri" w:hAnsi="Calibri"/>
+          <w:b/>
+          <w:bCs/>
+          <w:sz w:val="19"/>
+          <w:szCs w:val="19"/>
+        </w:rPr>
+        <w:t xml:space="preserve">non-blocking state machine architecture</w:t>
+      </w:r>
+      <w:r>
+        <w:rPr>
+          <w:rFonts w:ascii="Calibri" w:cs="Calibri" w:eastAsia="Calibri" w:hAnsi="Calibri"/>
+          <w:sz w:val="19"/>
+          <w:szCs w:val="19"/>
+        </w:rPr>
+        <w:t xml:space="preserve"> using
+            millis()
+          </w:t>
+      </w:r>
+    </w:p>
+    <w:p>
+      <w:pPr>
+        <w:spacing w:after="20" w:before="0"/>
+        <w:ind w:left="316" w:hanging="259"/>
+      </w:pPr>
+      <w:r>
+        <w:rPr>
+          <w:rFonts w:ascii="Calibri" w:cs="Calibri" w:eastAsia="Calibri" w:hAnsi="Calibri"/>
+          <w:sz w:val="19"/>
+          <w:szCs w:val="19"/>
+        </w:rPr>
+        <w:t xml:space="preserve">•  </w:t>
+      </w:r>
+      <w:r>
+        <w:rPr>
+          <w:rFonts w:ascii="Calibri" w:cs="Calibri" w:eastAsia="Calibri" w:hAnsi="Calibri"/>
+          <w:sz w:val="19"/>
+          <w:szCs w:val="19"/>
+        </w:rPr>
+        <w:t xml:space="preserve">
+            Introduced four animation modes, ambient-light adaptive brightness and debounced user
+            controls
+          </w:t>
+      </w:r>
+    </w:p>
+    <w:p>
+      <w:pPr>
+        <w:spacing w:after="80" w:before="0"/>
+      </w:pPr>
+    </w:p>
+    <w:p>
+      <w:pPr>
+        <w:tabs>
+          <w:tab w:val="right" w:pos="9026"/>
+        </w:tabs>
+        <w:spacing w:after="10" w:before="0"/>
+      </w:pPr>
+      <w:r>
+        <w:rPr>
+          <w:rFonts w:ascii="Calibri" w:cs="Calibri" w:eastAsia="Calibri" w:hAnsi="Calibri"/>
+          <w:b/>
+          <w:bCs/>
+          <w:sz w:val="20"/>
+          <w:szCs w:val="20"/>
+        </w:rPr>
+        <w:t xml:space="preserve">Two-Stage Audio Amplifier</w:t>
+      </w:r>
+      <w:r>
+        <w:rPr>
+          <w:rFonts w:ascii="Calibri" w:cs="Calibri" w:eastAsia="Calibri" w:hAnsi="Calibri"/>
+          <w:sz w:val="20"/>
+          <w:szCs w:val="20"/>
+        </w:rPr>
+        <w:t xml:space="preserve">	2026</w:t>
+      </w:r>
+    </w:p>
+    <w:p>
+      <w:pPr>
+        <w:spacing w:after="10" w:before="0"/>
+      </w:pPr>
+      <w:r>
+        <w:rPr>
+          <w:rFonts w:ascii="Calibri" w:cs="Calibri" w:eastAsia="Calibri" w:hAnsi="Calibri"/>
+          <w:color w:val="444444"/>
+          <w:sz w:val="19"/>
+          <w:szCs w:val="19"/>
+        </w:rPr>
+        <w:t xml:space="preserve">Analogue Design, PCB Design, KiCad, Proteus, Electronics</w:t>
+      </w:r>
+      <w:r>
+        <w:rPr>
+          <w:rFonts w:ascii="Calibri" w:cs="Calibri" w:eastAsia="Calibri" w:hAnsi="Calibri"/>
+          <w:sz w:val="19"/>
+          <w:szCs w:val="19"/>
+        </w:rPr>
+        <w:t xml:space="preserve">   </w:t>
+      </w:r>
+      <w:hyperlink w:history="1" r:id="rIdco3w68j7kyfroge90chnv">
+        <w:r>
+          <w:rPr>
+            <w:rFonts w:ascii="Calibri" w:cs="Calibri" w:eastAsia="Calibri" w:hAnsi="Calibri"/>
+            <w:color w:val="1a5cc8"/>
+            <w:sz w:val="19"/>
+            <w:szCs w:val="19"/>
+            <w:u w:val="single"/>
+          </w:rPr>
+          <w:t xml:space="preserve">Portfolio ↗</w:t>
+        </w:r>
+      </w:hyperlink>
+    </w:p>
+    <w:p>
+      <w:pPr>
+        <w:spacing w:after="20" w:before="0"/>
+        <w:ind w:left="316" w:hanging="259"/>
+      </w:pPr>
+      <w:r>
+        <w:rPr>
+          <w:rFonts w:ascii="Calibri" w:cs="Calibri" w:eastAsia="Calibri" w:hAnsi="Calibri"/>
+          <w:sz w:val="19"/>
+          <w:szCs w:val="19"/>
+        </w:rPr>
+        <w:t xml:space="preserve">•  </w:t>
+      </w:r>
+      <w:r>
+        <w:rPr>
+          <w:rFonts w:ascii="Calibri" w:cs="Calibri" w:eastAsia="Calibri" w:hAnsi="Calibri"/>
+          <w:sz w:val="19"/>
+          <w:szCs w:val="19"/>
+        </w:rPr>
+        <w:t xml:space="preserve">
+            Delivered a </w:t>
+      </w:r>
+      <w:r>
+        <w:rPr>
+          <w:rFonts w:ascii="Calibri" w:cs="Calibri" w:eastAsia="Calibri" w:hAnsi="Calibri"/>
+          <w:b/>
+          <w:bCs/>
+          <w:sz w:val="19"/>
+          <w:szCs w:val="19"/>
+        </w:rPr>
+        <w:t xml:space="preserve">full engineering workflow: simulation, breadboard validation, PCB layout and</w:t>
+      </w:r>
+      <w:r>
+        <w:rPr>
+          <w:rFonts w:ascii="Calibri" w:cs="Calibri" w:eastAsia="Calibri" w:hAnsi="Calibri"/>
+          <w:sz w:val="19"/>
+          <w:szCs w:val="19"/>
+        </w:rPr>
+        <w:t xml:space="preserve">
+            bench testing
+          </w:t>
+      </w:r>
+    </w:p>
+    <w:p>
+      <w:pPr>
+        <w:spacing w:after="20" w:before="0"/>
+        <w:ind w:left="316" w:hanging="259"/>
+      </w:pPr>
+      <w:r>
+        <w:rPr>
+          <w:rFonts w:ascii="Calibri" w:cs="Calibri" w:eastAsia="Calibri" w:hAnsi="Calibri"/>
+          <w:sz w:val="19"/>
+          <w:szCs w:val="19"/>
+        </w:rPr>
+        <w:t xml:space="preserve">•  </w:t>
+      </w:r>
+      <w:r>
+        <w:rPr>
+          <w:rFonts w:ascii="Calibri" w:cs="Calibri" w:eastAsia="Calibri" w:hAnsi="Calibri"/>
+          <w:sz w:val="19"/>
+          <w:szCs w:val="19"/>
+        </w:rPr>
+        <w:t xml:space="preserve">
+            Validated performance with measured output of </w:t>
+      </w:r>
+      <w:r>
+        <w:rPr>
+          <w:rFonts w:ascii="Calibri" w:cs="Calibri" w:eastAsia="Calibri" w:hAnsi="Calibri"/>
+          <w:b/>
+          <w:bCs/>
+          <w:sz w:val="19"/>
+          <w:szCs w:val="19"/>
+        </w:rPr>
+        <w:t xml:space="preserve">2.980 Vpp against a 3 Vpp design target</w:t>
+      </w:r>
+      <w:r>
+        <w:rPr>
+          <w:rFonts w:ascii="Calibri" w:cs="Calibri" w:eastAsia="Calibri" w:hAnsi="Calibri"/>
+          <w:sz w:val="19"/>
+          <w:szCs w:val="19"/>
+        </w:rPr>
+        <w:t xml:space="preserve">
+          </w:t>
+      </w:r>
+    </w:p>
+    <w:p>
+      <w:pPr>
+        <w:spacing w:after="80" w:before="0"/>
+      </w:pPr>
+    </w:p>
+    <w:p>
+      <w:pPr>
+        <w:tabs>
+          <w:tab w:val="right" w:pos="9026"/>
+        </w:tabs>
+        <w:spacing w:after="10" w:before="0"/>
+      </w:pPr>
+      <w:r>
+        <w:rPr>
+          <w:rFonts w:ascii="Calibri" w:cs="Calibri" w:eastAsia="Calibri" w:hAnsi="Calibri"/>
+          <w:b/>
+          <w:bCs/>
+          <w:sz w:val="20"/>
+          <w:szCs w:val="20"/>
+        </w:rPr>
+        <w:t xml:space="preserve">CNC Milling Machine Control System</w:t>
+      </w:r>
+      <w:r>
+        <w:rPr>
+          <w:rFonts w:ascii="Calibri" w:cs="Calibri" w:eastAsia="Calibri" w:hAnsi="Calibri"/>
+          <w:sz w:val="20"/>
+          <w:szCs w:val="20"/>
+        </w:rPr>
+        <w:t xml:space="preserve">	2024</w:t>
+      </w:r>
+    </w:p>
+    <w:p>
+      <w:pPr>
+        <w:spacing w:after="10" w:before="0"/>
+      </w:pPr>
+      <w:r>
+        <w:rPr>
+          <w:rFonts w:ascii="Calibri" w:cs="Calibri" w:eastAsia="Calibri" w:hAnsi="Calibri"/>
+          <w:color w:val="444444"/>
+          <w:sz w:val="19"/>
+          <w:szCs w:val="19"/>
+        </w:rPr>
+        <w:t xml:space="preserve">Arduino, C++, Safety Systems, State Machines</w:t>
+      </w:r>
+      <w:r>
+        <w:rPr>
+          <w:rFonts w:ascii="Calibri" w:cs="Calibri" w:eastAsia="Calibri" w:hAnsi="Calibri"/>
+          <w:sz w:val="19"/>
+          <w:szCs w:val="19"/>
+        </w:rPr>
+        <w:t xml:space="preserve">   </w:t>
+      </w:r>
+      <w:hyperlink w:history="1" r:id="rIdi1h4oq36bavzjg36i4zq_">
+        <w:r>
+          <w:rPr>
+            <w:rFonts w:ascii="Calibri" w:cs="Calibri" w:eastAsia="Calibri" w:hAnsi="Calibri"/>
+            <w:color w:val="1a5cc8"/>
+            <w:sz w:val="19"/>
+            <w:szCs w:val="19"/>
+            <w:u w:val="single"/>
+          </w:rPr>
+          <w:t xml:space="preserve">Portfolio ↗</w:t>
+        </w:r>
+      </w:hyperlink>
+    </w:p>
+    <w:p>
+      <w:pPr>
+        <w:spacing w:after="20" w:before="0"/>
+        <w:ind w:left="316" w:hanging="259"/>
+      </w:pPr>
+      <w:r>
+        <w:rPr>
+          <w:rFonts w:ascii="Calibri" w:cs="Calibri" w:eastAsia="Calibri" w:hAnsi="Calibri"/>
+          <w:sz w:val="19"/>
+          <w:szCs w:val="19"/>
+        </w:rPr>
+        <w:t xml:space="preserve">•  </w:t>
+      </w:r>
+      <w:r>
+        <w:rPr>
+          <w:rFonts w:ascii="Calibri" w:cs="Calibri" w:eastAsia="Calibri" w:hAnsi="Calibri"/>
+          <w:sz w:val="19"/>
+          <w:szCs w:val="19"/>
+        </w:rPr>
+        <w:t xml:space="preserve">
+            Engineered a </w:t>
+      </w:r>
+      <w:r>
+        <w:rPr>
+          <w:rFonts w:ascii="Calibri" w:cs="Calibri" w:eastAsia="Calibri" w:hAnsi="Calibri"/>
+          <w:b/>
+          <w:bCs/>
+          <w:sz w:val="19"/>
+          <w:szCs w:val="19"/>
+        </w:rPr>
+        <w:t xml:space="preserve">safety-focused controller</w:t>
+      </w:r>
+      <w:r>
+        <w:rPr>
+          <w:rFonts w:ascii="Calibri" w:cs="Calibri" w:eastAsia="Calibri" w:hAnsi="Calibri"/>
+          <w:sz w:val="19"/>
+          <w:szCs w:val="19"/>
+        </w:rPr>
+        <w:t xml:space="preserve"> using </w:t>
+      </w:r>
+      <w:r>
+        <w:rPr>
+          <w:rFonts w:ascii="Calibri" w:cs="Calibri" w:eastAsia="Calibri" w:hAnsi="Calibri"/>
+          <w:b/>
+          <w:bCs/>
+          <w:sz w:val="19"/>
+          <w:szCs w:val="19"/>
+        </w:rPr>
+        <w:t xml:space="preserve">finite state machine logic</w:t>
+      </w:r>
+      <w:r>
+        <w:rPr>
+          <w:rFonts w:ascii="Calibri" w:cs="Calibri" w:eastAsia="Calibri" w:hAnsi="Calibri"/>
+          <w:sz w:val="19"/>
+          <w:szCs w:val="19"/>
+        </w:rPr>
+        <w:t xml:space="preserve"> and strict
+            transition validation
+          </w:t>
+      </w:r>
+    </w:p>
+    <w:p>
+      <w:pPr>
+        <w:spacing w:after="20" w:before="0"/>
+        <w:ind w:left="316" w:hanging="259"/>
+      </w:pPr>
+      <w:r>
+        <w:rPr>
+          <w:rFonts w:ascii="Calibri" w:cs="Calibri" w:eastAsia="Calibri" w:hAnsi="Calibri"/>
+          <w:sz w:val="19"/>
+          <w:szCs w:val="19"/>
+        </w:rPr>
+        <w:t xml:space="preserve">•  </w:t>
+      </w:r>
+      <w:r>
+        <w:rPr>
+          <w:rFonts w:ascii="Calibri" w:cs="Calibri" w:eastAsia="Calibri" w:hAnsi="Calibri"/>
+          <w:sz w:val="19"/>
+          <w:szCs w:val="19"/>
+        </w:rPr>
+        <w:t xml:space="preserve">
+            Integrated door interlocks, </w:t>
+      </w:r>
+      <w:r>
+        <w:rPr>
+          <w:rFonts w:ascii="Calibri" w:cs="Calibri" w:eastAsia="Calibri" w:hAnsi="Calibri"/>
+          <w:b/>
+          <w:bCs/>
+          <w:sz w:val="19"/>
+          <w:szCs w:val="19"/>
+        </w:rPr>
+        <w:t xml:space="preserve">emergency stop handling</w:t>
+      </w:r>
+      <w:r>
+        <w:rPr>
+          <w:rFonts w:ascii="Calibri" w:cs="Calibri" w:eastAsia="Calibri" w:hAnsi="Calibri"/>
+          <w:sz w:val="19"/>
+          <w:szCs w:val="19"/>
+        </w:rPr>
+        <w:t xml:space="preserve">, timed cooldown and LCD status
+            feedback for safe operation
+          </w:t>
+      </w:r>
+    </w:p>
+    <w:p>
+      <w:pPr>
+        <w:spacing w:after="80" w:before="0"/>
+      </w:pPr>
+    </w:p>
+    <w:p>
+      <w:pPr>
+        <w:pBdr>
+          <w:bottom w:val="single" w:color="000000" w:sz="6" w:space="1"/>
+        </w:pBdr>
+        <w:spacing w:after="40" w:before="160"/>
+      </w:pPr>
+      <w:r>
+        <w:rPr>
+          <w:rFonts w:ascii="Calibri" w:cs="Calibri" w:eastAsia="Calibri" w:hAnsi="Calibri"/>
+          <w:b/>
+          <w:bCs/>
+          <w:sz w:val="21"/>
+          <w:szCs w:val="21"/>
+        </w:rPr>
+        <w:t xml:space="preserve">EXPERIENCE</w:t>
+      </w:r>
+    </w:p>
+    <w:p>
+      <w:pPr>
+        <w:tabs>
+          <w:tab w:val="right" w:pos="9026"/>
+        </w:tabs>
+        <w:spacing w:after="10" w:before="0"/>
+      </w:pPr>
+      <w:r>
+        <w:rPr>
+          <w:rFonts w:ascii="Calibri" w:cs="Calibri" w:eastAsia="Calibri" w:hAnsi="Calibri"/>
+          <w:b/>
+          <w:bCs/>
+          <w:sz w:val="20"/>
+          <w:szCs w:val="20"/>
+        </w:rPr>
+        <w:t xml:space="preserve">Student Representative</w:t>
+      </w:r>
+      <w:r>
+        <w:rPr>
+          <w:rFonts w:ascii="Calibri" w:cs="Calibri" w:eastAsia="Calibri" w:hAnsi="Calibri"/>
+          <w:sz w:val="20"/>
+          <w:szCs w:val="20"/>
+        </w:rPr>
+        <w:t xml:space="preserve">	Aston Students' Union, Birmingham, UK</w:t>
+      </w:r>
+    </w:p>
+    <w:p>
+      <w:pPr>
+        <w:tabs>
+          <w:tab w:val="right" w:pos="9026"/>
+        </w:tabs>
+        <w:spacing w:after="10" w:before="0"/>
+      </w:pPr>
+      <w:r>
+        <w:rPr>
+          <w:rFonts w:ascii="Calibri" w:cs="Calibri" w:eastAsia="Calibri" w:hAnsi="Calibri"/>
+          <w:color w:val="444444"/>
+          <w:sz w:val="19"/>
+          <w:szCs w:val="19"/>
+        </w:rPr>
+        <w:t xml:space="preserve">Student advocacy, stakeholder communication, academic liaison</w:t>
+      </w:r>
+      <w:r>
+        <w:rPr>
+          <w:rFonts w:ascii="Calibri" w:cs="Calibri" w:eastAsia="Calibri" w:hAnsi="Calibri"/>
+          <w:sz w:val="19"/>
+          <w:szCs w:val="19"/>
+        </w:rPr>
+        <w:t xml:space="preserve">	Sep 2025 - Present</w:t>
+      </w:r>
+    </w:p>
+    <w:p>
+      <w:pPr>
+        <w:spacing w:after="20" w:before="0"/>
+        <w:ind w:left="316" w:hanging="259"/>
+      </w:pPr>
+      <w:r>
+        <w:rPr>
+          <w:rFonts w:ascii="Calibri" w:cs="Calibri" w:eastAsia="Calibri" w:hAnsi="Calibri"/>
+          <w:sz w:val="19"/>
+          <w:szCs w:val="19"/>
+        </w:rPr>
+        <w:t xml:space="preserve">•  </w:t>
+      </w:r>
+      <w:r>
+        <w:rPr>
+          <w:rFonts w:ascii="Calibri" w:cs="Calibri" w:eastAsia="Calibri" w:hAnsi="Calibri"/>
+          <w:sz w:val="19"/>
+          <w:szCs w:val="19"/>
+        </w:rPr>
+        <w:t xml:space="preserve">Collect and communicate student feedback to academic staff through </w:t>
+      </w:r>
+      <w:r>
+        <w:rPr>
+          <w:rFonts w:ascii="Calibri" w:cs="Calibri" w:eastAsia="Calibri" w:hAnsi="Calibri"/>
+          <w:b/>
+          <w:bCs/>
+          <w:sz w:val="19"/>
+          <w:szCs w:val="19"/>
+        </w:rPr>
+        <w:t xml:space="preserve">SSLC, Senate and Council meetings</w:t>
+      </w:r>
+      <w:r>
+        <w:rPr>
+          <w:rFonts w:ascii="Calibri" w:cs="Calibri" w:eastAsia="Calibri" w:hAnsi="Calibri"/>
+          <w:sz w:val="19"/>
+          <w:szCs w:val="19"/>
+        </w:rPr>
+        <w:t xml:space="preserve">, maintaining transparent issue tracking and follow-up</w:t>
+      </w:r>
+    </w:p>
+    <w:p>
+      <w:pPr>
+        <w:spacing w:after="20" w:before="0"/>
+        <w:ind w:left="316" w:hanging="259"/>
+      </w:pPr>
+      <w:r>
+        <w:rPr>
+          <w:rFonts w:ascii="Calibri" w:cs="Calibri" w:eastAsia="Calibri" w:hAnsi="Calibri"/>
+          <w:sz w:val="19"/>
+          <w:szCs w:val="19"/>
+        </w:rPr>
+        <w:t xml:space="preserve">•  </w:t>
+      </w:r>
+      <w:r>
+        <w:rPr>
+          <w:rFonts w:ascii="Calibri" w:cs="Calibri" w:eastAsia="Calibri" w:hAnsi="Calibri"/>
+          <w:sz w:val="19"/>
+          <w:szCs w:val="19"/>
+        </w:rPr>
+        <w:t xml:space="preserve">Facilitated </w:t>
+      </w:r>
+      <w:r>
+        <w:rPr>
+          <w:rFonts w:ascii="Calibri" w:cs="Calibri" w:eastAsia="Calibri" w:hAnsi="Calibri"/>
+          <w:b/>
+          <w:bCs/>
+          <w:sz w:val="19"/>
+          <w:szCs w:val="19"/>
+        </w:rPr>
+        <w:t xml:space="preserve">course delivery and process improvements</w:t>
+      </w:r>
+      <w:r>
+        <w:rPr>
+          <w:rFonts w:ascii="Calibri" w:cs="Calibri" w:eastAsia="Calibri" w:hAnsi="Calibri"/>
+          <w:sz w:val="19"/>
+          <w:szCs w:val="19"/>
+        </w:rPr>
+        <w:t xml:space="preserve"> by coordinating between students and academic teams to implement feedback-driven changes</w:t>
+      </w:r>
+    </w:p>
+    <w:p>
+      <w:pPr>
+        <w:spacing w:after="80" w:before="0"/>
+      </w:pPr>
+    </w:p>
+    <w:p>
+      <w:pPr>
+        <w:tabs>
+          <w:tab w:val="right" w:pos="9026"/>
+        </w:tabs>
+        <w:spacing w:after="10" w:before="0"/>
+      </w:pPr>
+      <w:r>
+        <w:rPr>
+          <w:rFonts w:ascii="Calibri" w:cs="Calibri" w:eastAsia="Calibri" w:hAnsi="Calibri"/>
+          <w:b/>
+          <w:bCs/>
+          <w:sz w:val="20"/>
+          <w:szCs w:val="20"/>
+        </w:rPr>
+        <w:t xml:space="preserve">Diplomatic, Consular and Estates Intern</w:t>
+      </w:r>
+      <w:r>
+        <w:rPr>
+          <w:rFonts w:ascii="Calibri" w:cs="Calibri" w:eastAsia="Calibri" w:hAnsi="Calibri"/>
+          <w:sz w:val="20"/>
+          <w:szCs w:val="20"/>
+        </w:rPr>
+        <w:t xml:space="preserve">	Ghana High Commission, London, UK</w:t>
+      </w:r>
+    </w:p>
+    <w:p>
+      <w:pPr>
+        <w:tabs>
+          <w:tab w:val="right" w:pos="9026"/>
+        </w:tabs>
+        <w:spacing w:after="10" w:before="0"/>
+      </w:pPr>
+      <w:r>
+        <w:rPr>
+          <w:rFonts w:ascii="Calibri" w:cs="Calibri" w:eastAsia="Calibri" w:hAnsi="Calibri"/>
+          <w:color w:val="444444"/>
+          <w:sz w:val="19"/>
+          <w:szCs w:val="19"/>
+        </w:rPr>
+        <w:t xml:space="preserve">Consular operations, diplomatic property, document processing, client support</w:t>
+      </w:r>
+      <w:r>
+        <w:rPr>
+          <w:rFonts w:ascii="Calibri" w:cs="Calibri" w:eastAsia="Calibri" w:hAnsi="Calibri"/>
+          <w:sz w:val="19"/>
+          <w:szCs w:val="19"/>
+        </w:rPr>
+        <w:t xml:space="preserve">	Mar 2024 - Aug 2024</w:t>
+      </w:r>
+    </w:p>
+    <w:p>
+      <w:pPr>
+        <w:spacing w:after="20" w:before="0"/>
+        <w:ind w:left="316" w:hanging="259"/>
+      </w:pPr>
+      <w:r>
+        <w:rPr>
+          <w:rFonts w:ascii="Calibri" w:cs="Calibri" w:eastAsia="Calibri" w:hAnsi="Calibri"/>
+          <w:sz w:val="19"/>
+          <w:szCs w:val="19"/>
+        </w:rPr>
+        <w:t xml:space="preserve">•  </w:t>
+      </w:r>
+      <w:r>
+        <w:rPr>
+          <w:rFonts w:ascii="Calibri" w:cs="Calibri" w:eastAsia="Calibri" w:hAnsi="Calibri"/>
+          <w:sz w:val="19"/>
+          <w:szCs w:val="19"/>
+        </w:rPr>
+        <w:t xml:space="preserve">Executed structured consular processing workflows within official diplomatic platforms, handling intake, </w:t>
+      </w:r>
+      <w:r>
+        <w:rPr>
+          <w:rFonts w:ascii="Calibri" w:cs="Calibri" w:eastAsia="Calibri" w:hAnsi="Calibri"/>
+          <w:b/>
+          <w:bCs/>
+          <w:sz w:val="19"/>
+          <w:szCs w:val="19"/>
+        </w:rPr>
+        <w:t xml:space="preserve">biometric capture</w:t>
+      </w:r>
+      <w:r>
+        <w:rPr>
+          <w:rFonts w:ascii="Calibri" w:cs="Calibri" w:eastAsia="Calibri" w:hAnsi="Calibri"/>
+          <w:sz w:val="19"/>
+          <w:szCs w:val="19"/>
+        </w:rPr>
+        <w:t xml:space="preserve">, authentication and document production at </w:t>
+      </w:r>
+      <w:r>
+        <w:rPr>
+          <w:rFonts w:ascii="Calibri" w:cs="Calibri" w:eastAsia="Calibri" w:hAnsi="Calibri"/>
+          <w:b/>
+          <w:bCs/>
+          <w:sz w:val="19"/>
+          <w:szCs w:val="19"/>
+        </w:rPr>
+        <w:t xml:space="preserve">100+ daily interactions</w:t>
+      </w:r>
+    </w:p>
+    <w:p>
+      <w:pPr>
+        <w:spacing w:after="20" w:before="0"/>
+        <w:ind w:left="316" w:hanging="259"/>
+      </w:pPr>
+      <w:r>
+        <w:rPr>
+          <w:rFonts w:ascii="Calibri" w:cs="Calibri" w:eastAsia="Calibri" w:hAnsi="Calibri"/>
+          <w:sz w:val="19"/>
+          <w:szCs w:val="19"/>
+        </w:rPr>
+        <w:t xml:space="preserve">•  </w:t>
+      </w:r>
+      <w:r>
+        <w:rPr>
+          <w:rFonts w:ascii="Calibri" w:cs="Calibri" w:eastAsia="Calibri" w:hAnsi="Calibri"/>
+          <w:sz w:val="19"/>
+          <w:szCs w:val="19"/>
+        </w:rPr>
+        <w:t xml:space="preserve">Coordinated </w:t>
+      </w:r>
+      <w:r>
+        <w:rPr>
+          <w:rFonts w:ascii="Calibri" w:cs="Calibri" w:eastAsia="Calibri" w:hAnsi="Calibri"/>
+          <w:b/>
+          <w:bCs/>
+          <w:sz w:val="19"/>
+          <w:szCs w:val="19"/>
+        </w:rPr>
+        <w:t xml:space="preserve">diplomatic property operations</w:t>
+      </w:r>
+      <w:r>
+        <w:rPr>
+          <w:rFonts w:ascii="Calibri" w:cs="Calibri" w:eastAsia="Calibri" w:hAnsi="Calibri"/>
+          <w:sz w:val="19"/>
+          <w:szCs w:val="19"/>
+        </w:rPr>
+        <w:t xml:space="preserve"> and administrative workflows, managing estates records and maintenance scheduling to sustain operational continuity</w:t>
+      </w:r>
+    </w:p>
+    <w:p>
+      <w:pPr>
+        <w:spacing w:after="80" w:before="0"/>
+      </w:pPr>
+    </w:p>
+    <w:p>
+      <w:pPr>
+        <w:tabs>
+          <w:tab w:val="right" w:pos="9026"/>
+        </w:tabs>
+        <w:spacing w:after="10" w:before="0"/>
+      </w:pPr>
+      <w:r>
+        <w:rPr>
+          <w:rFonts w:ascii="Calibri" w:cs="Calibri" w:eastAsia="Calibri" w:hAnsi="Calibri"/>
+          <w:b/>
+          <w:bCs/>
+          <w:sz w:val="20"/>
+          <w:szCs w:val="20"/>
+        </w:rPr>
+        <w:t xml:space="preserve">Junior Apprentice HVAC Technician</w:t>
+      </w:r>
+      <w:r>
+        <w:rPr>
+          <w:rFonts w:ascii="Calibri" w:cs="Calibri" w:eastAsia="Calibri" w:hAnsi="Calibri"/>
+          <w:sz w:val="20"/>
+          <w:szCs w:val="20"/>
+        </w:rPr>
+        <w:t xml:space="preserve">	Massive Refrigeration Services, Accra, Ghana</w:t>
+      </w:r>
+    </w:p>
+    <w:p>
+      <w:pPr>
+        <w:tabs>
+          <w:tab w:val="right" w:pos="9026"/>
+        </w:tabs>
+        <w:spacing w:after="10" w:before="0"/>
+      </w:pPr>
+      <w:r>
+        <w:rPr>
+          <w:rFonts w:ascii="Calibri" w:cs="Calibri" w:eastAsia="Calibri" w:hAnsi="Calibri"/>
+          <w:color w:val="444444"/>
+          <w:sz w:val="19"/>
+          <w:szCs w:val="19"/>
+        </w:rPr>
+        <w:t xml:space="preserve">Field servicing, diagnostics, installation support</w:t>
+      </w:r>
+      <w:r>
+        <w:rPr>
+          <w:rFonts w:ascii="Calibri" w:cs="Calibri" w:eastAsia="Calibri" w:hAnsi="Calibri"/>
+          <w:sz w:val="19"/>
+          <w:szCs w:val="19"/>
+        </w:rPr>
+        <w:t xml:space="preserve">	Jul 2019 - Jul 2021</w:t>
+      </w:r>
+    </w:p>
+    <w:p>
+      <w:pPr>
+        <w:spacing w:after="20" w:before="0"/>
+        <w:ind w:left="316" w:hanging="259"/>
+      </w:pPr>
+      <w:r>
+        <w:rPr>
+          <w:rFonts w:ascii="Calibri" w:cs="Calibri" w:eastAsia="Calibri" w:hAnsi="Calibri"/>
+          <w:sz w:val="19"/>
+          <w:szCs w:val="19"/>
+        </w:rPr>
+        <w:t xml:space="preserve">•  </w:t>
+      </w:r>
+      <w:r>
+        <w:rPr>
+          <w:rFonts w:ascii="Calibri" w:cs="Calibri" w:eastAsia="Calibri" w:hAnsi="Calibri"/>
+          <w:sz w:val="19"/>
+          <w:szCs w:val="19"/>
+        </w:rPr>
+        <w:t xml:space="preserve">
+            Serviced, installed and maintained </w:t>
+      </w:r>
+      <w:r>
+        <w:rPr>
+          <w:rFonts w:ascii="Calibri" w:cs="Calibri" w:eastAsia="Calibri" w:hAnsi="Calibri"/>
+          <w:b/>
+          <w:bCs/>
+          <w:sz w:val="19"/>
+          <w:szCs w:val="19"/>
+        </w:rPr>
+        <w:t xml:space="preserve">50+ air conditioning units</w:t>
+      </w:r>
+      <w:r>
+        <w:rPr>
+          <w:rFonts w:ascii="Calibri" w:cs="Calibri" w:eastAsia="Calibri" w:hAnsi="Calibri"/>
+          <w:sz w:val="19"/>
+          <w:szCs w:val="19"/>
+        </w:rPr>
+        <w:t xml:space="preserve"> using standard diagnostic tools and field servicing techniques
+          </w:t>
+      </w:r>
+    </w:p>
+    <w:p>
+      <w:pPr>
+        <w:spacing w:after="80" w:before="0"/>
+      </w:pPr>
+    </w:p>
+    <w:p>
+      <w:pPr>
+        <w:pBdr>
+          <w:bottom w:val="single" w:color="000000" w:sz="6" w:space="1"/>
+        </w:pBdr>
+        <w:spacing w:after="40" w:before="160"/>
+      </w:pPr>
+      <w:r>
+        <w:rPr>
+          <w:rFonts w:ascii="Calibri" w:cs="Calibri" w:eastAsia="Calibri" w:hAnsi="Calibri"/>
+          <w:b/>
+          <w:bCs/>
+          <w:sz w:val="21"/>
+          <w:szCs w:val="21"/>
+        </w:rPr>
+        <w:t xml:space="preserve">RESEARCH &amp; PUBLICATIONS</w:t>
+      </w:r>
+    </w:p>
+    <w:p>
+      <w:pPr>
+        <w:tabs>
+          <w:tab w:val="right" w:pos="9026"/>
+        </w:tabs>
+        <w:spacing w:after="10" w:before="0"/>
+      </w:pPr>
+      <w:r>
+        <w:rPr>
+          <w:rFonts w:ascii="Calibri" w:cs="Calibri" w:eastAsia="Calibri" w:hAnsi="Calibri"/>
+          <w:b/>
+          <w:bCs/>
+          <w:sz w:val="20"/>
+          <w:szCs w:val="20"/>
+        </w:rPr>
+        <w:t xml:space="preserve">git-unlocked: An Open-Source Modular Curriculum for Git and Version Control Education</w:t>
+      </w:r>
+    </w:p>
+    <w:p>
+      <w:pPr>
+        <w:tabs>
+          <w:tab w:val="right" w:pos="9026"/>
+        </w:tabs>
+        <w:spacing w:after="10" w:before="0"/>
+      </w:pPr>
+      <w:r>
+        <w:rPr>
+          <w:rFonts w:ascii="Calibri" w:cs="Calibri" w:eastAsia="Calibri" w:hAnsi="Calibri"/>
+          <w:color w:val="444444"/>
+          <w:sz w:val="19"/>
+          <w:szCs w:val="19"/>
+        </w:rPr>
         <w:t xml:space="preserve">I. Adjei · Zenodo · Jun 2026</w:t>
       </w:r>
       <w:r>
@@ -781,7 +2396,7 @@
         </w:rPr>
         <w:t xml:space="preserve">   </w:t>
       </w:r>
-      <w:hyperlink w:history="1" r:id="rIdn-76ix5iysyg_p2ez35x4">
+      <w:hyperlink w:history="1" r:id="rIdn9ehx6icngxmnbgnwrwro">
         <w:r>
           <w:rPr>
             <w:rFonts w:ascii="Calibri" w:cs="Calibri" w:eastAsia="Calibri" w:hAnsi="Calibri"/>
@@ -809,7 +2424,7 @@
         </w:rPr>
         <w:t xml:space="preserve">| </w:t>
       </w:r>
-      <w:hyperlink w:history="1" r:id="rIdonn5gjv4dyte-1hb8octg">
+      <w:hyperlink w:history="1" r:id="rIdv8-lnr1m9gmw2im0p_vth">
         <w:r>
           <w:rPr>
             <w:rFonts w:ascii="Calibri" w:cs="Calibri" w:eastAsia="Calibri" w:hAnsi="Calibri"/>

--- a/public/resume/cv-devops.docx
+++ b/public/resume/cv-devops.docx
@@ -33,7 +33,7 @@
         </w:rPr>
         <w:t xml:space="preserve">✉ </w:t>
       </w:r>
-      <w:hyperlink w:history="1" r:id="rId2euc5chbvr7plzvyxukue">
+      <w:hyperlink w:history="1" r:id="rIddl1aapmq7rlnkzzv71lcz">
         <w:r>
           <w:rPr>
             <w:rFonts w:ascii="Calibri" w:cs="Calibri" w:eastAsia="Calibri" w:hAnsi="Calibri"/>
@@ -63,7 +63,7 @@
         </w:rPr>
         <w:t xml:space="preserve">• </w:t>
       </w:r>
-      <w:hyperlink w:history="1" r:id="rIdzaenvczybiypbggsxxaxu">
+      <w:hyperlink w:history="1" r:id="rIdtrwt7fzzgqn7p_xxym4wk">
         <w:r>
           <w:rPr>
             <w:rFonts w:ascii="Calibri" w:cs="Calibri" w:eastAsia="Calibri" w:hAnsi="Calibri"/>
@@ -93,7 +93,7 @@
         </w:rPr>
         <w:t xml:space="preserve">⁠in </w:t>
       </w:r>
-      <w:hyperlink w:history="1" r:id="rIduly6v90numtjexifd_ph7">
+      <w:hyperlink w:history="1" r:id="rId2lp1fio8rsj6im7xpqfpu">
         <w:r>
           <w:rPr>
             <w:rFonts w:ascii="Calibri" w:cs="Calibri" w:eastAsia="Calibri" w:hAnsi="Calibri"/>
@@ -123,7 +123,7 @@
         </w:rPr>
         <w:t xml:space="preserve">◔ </w:t>
       </w:r>
-      <w:hyperlink w:history="1" r:id="rId1srlwx5bjgwafhk5-udou">
+      <w:hyperlink w:history="1" r:id="rIdun-z9_cms5atscfrwyrb-">
         <w:r>
           <w:rPr>
             <w:rFonts w:ascii="Calibri" w:cs="Calibri" w:eastAsia="Calibri" w:hAnsi="Calibri"/>
@@ -153,7 +153,7 @@
         </w:rPr>
         <w:t xml:space="preserve">Ⓘ </w:t>
       </w:r>
-      <w:hyperlink w:history="1" r:id="rIdbpk4-nwpfejygpiz7scxj">
+      <w:hyperlink w:history="1" r:id="rId5p9ahh1cxdilxbxzq2z0p">
         <w:r>
           <w:rPr>
             <w:rFonts w:ascii="Calibri" w:cs="Calibri" w:eastAsia="Calibri" w:hAnsi="Calibri"/>
@@ -716,7 +716,7 @@
         </w:rPr>
         <w:t xml:space="preserve">   </w:t>
       </w:r>
-      <w:hyperlink w:history="1" r:id="rIdnhaitbwzt9qzzjznet0iw">
+      <w:hyperlink w:history="1" r:id="rIdbplmvpqatyhxxzobchrbd">
         <w:r>
           <w:rPr>
             <w:rFonts w:ascii="Calibri" w:cs="Calibri" w:eastAsia="Calibri" w:hAnsi="Calibri"/>
@@ -744,7 +744,7 @@
         </w:rPr>
         <w:t xml:space="preserve">| </w:t>
       </w:r>
-      <w:hyperlink w:history="1" r:id="rIdtcwtbgfixamtkcx3z_1cd">
+      <w:hyperlink w:history="1" r:id="rIdmyqyrbq3niks3q1is-wzk">
         <w:r>
           <w:rPr>
             <w:rFonts w:ascii="Calibri" w:cs="Calibri" w:eastAsia="Calibri" w:hAnsi="Calibri"/>
@@ -772,7 +772,7 @@
         </w:rPr>
         <w:t xml:space="preserve">| </w:t>
       </w:r>
-      <w:hyperlink w:history="1" r:id="rIdvb12lsjy1_ggltbjswyfd">
+      <w:hyperlink w:history="1" r:id="rIdv3m7ny6fwooqkxbytitrk">
         <w:r>
           <w:rPr>
             <w:rFonts w:ascii="Calibri" w:cs="Calibri" w:eastAsia="Calibri" w:hAnsi="Calibri"/>
@@ -1125,7 +1125,7 @@
         </w:rPr>
         <w:t xml:space="preserve">   </w:t>
       </w:r>
-      <w:hyperlink w:history="1" r:id="rId9ujxairh8nucd9-mfaouj">
+      <w:hyperlink w:history="1" r:id="rIdnwjsdoz_dahjqu4-rppgw">
         <w:r>
           <w:rPr>
             <w:rFonts w:ascii="Calibri" w:cs="Calibri" w:eastAsia="Calibri" w:hAnsi="Calibri"/>
@@ -1153,7 +1153,7 @@
         </w:rPr>
         <w:t xml:space="preserve">| </w:t>
       </w:r>
-      <w:hyperlink w:history="1" r:id="rId3aaonzxxwdmwvyredocam">
+      <w:hyperlink w:history="1" r:id="rId91xtvbustwnfj2bbumkgl">
         <w:r>
           <w:rPr>
             <w:rFonts w:ascii="Calibri" w:cs="Calibri" w:eastAsia="Calibri" w:hAnsi="Calibri"/>
@@ -1181,7 +1181,7 @@
         </w:rPr>
         <w:t xml:space="preserve">| </w:t>
       </w:r>
-      <w:hyperlink w:history="1" r:id="rIdgrhf865gmt4fgd_wjsvkt">
+      <w:hyperlink w:history="1" r:id="rIdpuaynkagpewhbgvod0nx6">
         <w:r>
           <w:rPr>
             <w:rFonts w:ascii="Calibri" w:cs="Calibri" w:eastAsia="Calibri" w:hAnsi="Calibri"/>
@@ -1348,7 +1348,7 @@
         </w:rPr>
         <w:t xml:space="preserve">   </w:t>
       </w:r>
-      <w:hyperlink w:history="1" r:id="rIduppvmhyek3ahgh-wqcivz">
+      <w:hyperlink w:history="1" r:id="rId24d9vka9etdwyveq2sbw-">
         <w:r>
           <w:rPr>
             <w:rFonts w:ascii="Calibri" w:cs="Calibri" w:eastAsia="Calibri" w:hAnsi="Calibri"/>
@@ -1376,7 +1376,7 @@
         </w:rPr>
         <w:t xml:space="preserve">| </w:t>
       </w:r>
-      <w:hyperlink w:history="1" r:id="rIdmefur2ps1abu95hdrdslt">
+      <w:hyperlink w:history="1" r:id="rIdwnsoqwxg3p7j0zy6wymvk">
         <w:r>
           <w:rPr>
             <w:rFonts w:ascii="Calibri" w:cs="Calibri" w:eastAsia="Calibri" w:hAnsi="Calibri"/>
@@ -1505,7 +1505,7 @@
         </w:rPr>
         <w:t xml:space="preserve">   </w:t>
       </w:r>
-      <w:hyperlink w:history="1" r:id="rIdwwex7ckzwdkh2b5btx41g">
+      <w:hyperlink w:history="1" r:id="rIdwhznhvs0vlop71vvwtuzf">
         <w:r>
           <w:rPr>
             <w:rFonts w:ascii="Calibri" w:cs="Calibri" w:eastAsia="Calibri" w:hAnsi="Calibri"/>
@@ -1533,7 +1533,7 @@
         </w:rPr>
         <w:t xml:space="preserve">| </w:t>
       </w:r>
-      <w:hyperlink w:history="1" r:id="rIdjo2wj4tlrh5dgufdamerm">
+      <w:hyperlink w:history="1" r:id="rIdv3g7akdc22gpvbdpbixis">
         <w:r>
           <w:rPr>
             <w:rFonts w:ascii="Calibri" w:cs="Calibri" w:eastAsia="Calibri" w:hAnsi="Calibri"/>
@@ -1666,7 +1666,7 @@
         </w:rPr>
         <w:t xml:space="preserve">   </w:t>
       </w:r>
-      <w:hyperlink w:history="1" r:id="rIdco3w68j7kyfroge90chnv">
+      <w:hyperlink w:history="1" r:id="rIdvp4srxbuepjk80r5enzi7">
         <w:r>
           <w:rPr>
             <w:rFonts w:ascii="Calibri" w:cs="Calibri" w:eastAsia="Calibri" w:hAnsi="Calibri"/>
@@ -1816,7 +1816,7 @@
         </w:rPr>
         <w:t xml:space="preserve">   </w:t>
       </w:r>
-      <w:hyperlink w:history="1" r:id="rIdi1h4oq36bavzjg36i4zq_">
+      <w:hyperlink w:history="1" r:id="rIdiwjajpq8qiodrgx4m7sqc">
         <w:r>
           <w:rPr>
             <w:rFonts w:ascii="Calibri" w:cs="Calibri" w:eastAsia="Calibri" w:hAnsi="Calibri"/>
@@ -2396,7 +2396,7 @@
         </w:rPr>
         <w:t xml:space="preserve">   </w:t>
       </w:r>
-      <w:hyperlink w:history="1" r:id="rIdn9ehx6icngxmnbgnwrwro">
+      <w:hyperlink w:history="1" r:id="rIdbzxoi1hlzcen9dm6s5wqz">
         <w:r>
           <w:rPr>
             <w:rFonts w:ascii="Calibri" w:cs="Calibri" w:eastAsia="Calibri" w:hAnsi="Calibri"/>
@@ -2424,7 +2424,7 @@
         </w:rPr>
         <w:t xml:space="preserve">| </w:t>
       </w:r>
-      <w:hyperlink w:history="1" r:id="rIdv8-lnr1m9gmw2im0p_vth">
+      <w:hyperlink w:history="1" r:id="rIdfln1qpj2f2ick1qee5had">
         <w:r>
           <w:rPr>
             <w:rFonts w:ascii="Calibri" w:cs="Calibri" w:eastAsia="Calibri" w:hAnsi="Calibri"/>

--- a/public/resume/cv-devops.docx
+++ b/public/resume/cv-devops.docx
@@ -33,7 +33,7 @@
         </w:rPr>
         <w:t xml:space="preserve">✉ </w:t>
       </w:r>
-      <w:hyperlink w:history="1" r:id="rIddl1aapmq7rlnkzzv71lcz">
+      <w:hyperlink w:history="1" r:id="rIdoukyfqrk__hgyp5azpvzx">
         <w:r>
           <w:rPr>
             <w:rFonts w:ascii="Calibri" w:cs="Calibri" w:eastAsia="Calibri" w:hAnsi="Calibri"/>
@@ -63,7 +63,7 @@
         </w:rPr>
         <w:t xml:space="preserve">• </w:t>
       </w:r>
-      <w:hyperlink w:history="1" r:id="rIdtrwt7fzzgqn7p_xxym4wk">
+      <w:hyperlink w:history="1" r:id="rIdcsp8na8gs8k-g6agaz5ax">
         <w:r>
           <w:rPr>
             <w:rFonts w:ascii="Calibri" w:cs="Calibri" w:eastAsia="Calibri" w:hAnsi="Calibri"/>
@@ -93,7 +93,7 @@
         </w:rPr>
         <w:t xml:space="preserve">⁠in </w:t>
       </w:r>
-      <w:hyperlink w:history="1" r:id="rId2lp1fio8rsj6im7xpqfpu">
+      <w:hyperlink w:history="1" r:id="rId6lhxkvg7gmct8ztxjdqiz">
         <w:r>
           <w:rPr>
             <w:rFonts w:ascii="Calibri" w:cs="Calibri" w:eastAsia="Calibri" w:hAnsi="Calibri"/>
@@ -123,7 +123,7 @@
         </w:rPr>
         <w:t xml:space="preserve">◔ </w:t>
       </w:r>
-      <w:hyperlink w:history="1" r:id="rIdun-z9_cms5atscfrwyrb-">
+      <w:hyperlink w:history="1" r:id="rIdssyhrfddpr-aahy97vj9s">
         <w:r>
           <w:rPr>
             <w:rFonts w:ascii="Calibri" w:cs="Calibri" w:eastAsia="Calibri" w:hAnsi="Calibri"/>
@@ -153,7 +153,7 @@
         </w:rPr>
         <w:t xml:space="preserve">Ⓘ </w:t>
       </w:r>
-      <w:hyperlink w:history="1" r:id="rId5p9ahh1cxdilxbxzq2z0p">
+      <w:hyperlink w:history="1" r:id="rIdzy5qvtrg6j4h6endzmxvz">
         <w:r>
           <w:rPr>
             <w:rFonts w:ascii="Calibri" w:cs="Calibri" w:eastAsia="Calibri" w:hAnsi="Calibri"/>
@@ -716,7 +716,7 @@
         </w:rPr>
         <w:t xml:space="preserve">   </w:t>
       </w:r>
-      <w:hyperlink w:history="1" r:id="rIdbplmvpqatyhxxzobchrbd">
+      <w:hyperlink w:history="1" r:id="rIdnvaz39u3zws1vs5kinr0n">
         <w:r>
           <w:rPr>
             <w:rFonts w:ascii="Calibri" w:cs="Calibri" w:eastAsia="Calibri" w:hAnsi="Calibri"/>
@@ -744,7 +744,7 @@
         </w:rPr>
         <w:t xml:space="preserve">| </w:t>
       </w:r>
-      <w:hyperlink w:history="1" r:id="rIdmyqyrbq3niks3q1is-wzk">
+      <w:hyperlink w:history="1" r:id="rIdiosiw97ghbsidttl_8hcy">
         <w:r>
           <w:rPr>
             <w:rFonts w:ascii="Calibri" w:cs="Calibri" w:eastAsia="Calibri" w:hAnsi="Calibri"/>
@@ -772,7 +772,7 @@
         </w:rPr>
         <w:t xml:space="preserve">| </w:t>
       </w:r>
-      <w:hyperlink w:history="1" r:id="rIdv3m7ny6fwooqkxbytitrk">
+      <w:hyperlink w:history="1" r:id="rIdjcym6bu1kcmmkm8fvpvzt">
         <w:r>
           <w:rPr>
             <w:rFonts w:ascii="Calibri" w:cs="Calibri" w:eastAsia="Calibri" w:hAnsi="Calibri"/>
@@ -1125,7 +1125,7 @@
         </w:rPr>
         <w:t xml:space="preserve">   </w:t>
       </w:r>
-      <w:hyperlink w:history="1" r:id="rIdnwjsdoz_dahjqu4-rppgw">
+      <w:hyperlink w:history="1" r:id="rIdd7rjex6ncln281wfcivhi">
         <w:r>
           <w:rPr>
             <w:rFonts w:ascii="Calibri" w:cs="Calibri" w:eastAsia="Calibri" w:hAnsi="Calibri"/>
@@ -1153,7 +1153,7 @@
         </w:rPr>
         <w:t xml:space="preserve">| </w:t>
       </w:r>
-      <w:hyperlink w:history="1" r:id="rId91xtvbustwnfj2bbumkgl">
+      <w:hyperlink w:history="1" r:id="rIdkcienkvpd3id7e3bs7m-r">
         <w:r>
           <w:rPr>
             <w:rFonts w:ascii="Calibri" w:cs="Calibri" w:eastAsia="Calibri" w:hAnsi="Calibri"/>
@@ -1181,7 +1181,7 @@
         </w:rPr>
         <w:t xml:space="preserve">| </w:t>
       </w:r>
-      <w:hyperlink w:history="1" r:id="rIdpuaynkagpewhbgvod0nx6">
+      <w:hyperlink w:history="1" r:id="rIdyalgnlveas5f-m1ef-h3g">
         <w:r>
           <w:rPr>
             <w:rFonts w:ascii="Calibri" w:cs="Calibri" w:eastAsia="Calibri" w:hAnsi="Calibri"/>
@@ -1348,7 +1348,7 @@
         </w:rPr>
         <w:t xml:space="preserve">   </w:t>
       </w:r>
-      <w:hyperlink w:history="1" r:id="rId24d9vka9etdwyveq2sbw-">
+      <w:hyperlink w:history="1" r:id="rId3slrfsip4jzyssaasckec">
         <w:r>
           <w:rPr>
             <w:rFonts w:ascii="Calibri" w:cs="Calibri" w:eastAsia="Calibri" w:hAnsi="Calibri"/>
@@ -1376,7 +1376,7 @@
         </w:rPr>
         <w:t xml:space="preserve">| </w:t>
       </w:r>
-      <w:hyperlink w:history="1" r:id="rIdwnsoqwxg3p7j0zy6wymvk">
+      <w:hyperlink w:history="1" r:id="rIdlwqqgic37t_mkx9rxwj09">
         <w:r>
           <w:rPr>
             <w:rFonts w:ascii="Calibri" w:cs="Calibri" w:eastAsia="Calibri" w:hAnsi="Calibri"/>
@@ -1505,7 +1505,7 @@
         </w:rPr>
         <w:t xml:space="preserve">   </w:t>
       </w:r>
-      <w:hyperlink w:history="1" r:id="rIdwhznhvs0vlop71vvwtuzf">
+      <w:hyperlink w:history="1" r:id="rIdyyco-wnsnkvc-mkbxsvnp">
         <w:r>
           <w:rPr>
             <w:rFonts w:ascii="Calibri" w:cs="Calibri" w:eastAsia="Calibri" w:hAnsi="Calibri"/>
@@ -1533,7 +1533,7 @@
         </w:rPr>
         <w:t xml:space="preserve">| </w:t>
       </w:r>
-      <w:hyperlink w:history="1" r:id="rIdv3g7akdc22gpvbdpbixis">
+      <w:hyperlink w:history="1" r:id="rIdx4b1wf_wclzsbxsyttdxg">
         <w:r>
           <w:rPr>
             <w:rFonts w:ascii="Calibri" w:cs="Calibri" w:eastAsia="Calibri" w:hAnsi="Calibri"/>
@@ -1666,7 +1666,7 @@
         </w:rPr>
         <w:t xml:space="preserve">   </w:t>
       </w:r>
-      <w:hyperlink w:history="1" r:id="rIdvp4srxbuepjk80r5enzi7">
+      <w:hyperlink w:history="1" r:id="rId9myx6ghz4ywc8hpn-_kia">
         <w:r>
           <w:rPr>
             <w:rFonts w:ascii="Calibri" w:cs="Calibri" w:eastAsia="Calibri" w:hAnsi="Calibri"/>
@@ -1816,7 +1816,7 @@
         </w:rPr>
         <w:t xml:space="preserve">   </w:t>
       </w:r>
-      <w:hyperlink w:history="1" r:id="rIdiwjajpq8qiodrgx4m7sqc">
+      <w:hyperlink w:history="1" r:id="rIdr9bsye-6uhy6khmscle2e">
         <w:r>
           <w:rPr>
             <w:rFonts w:ascii="Calibri" w:cs="Calibri" w:eastAsia="Calibri" w:hAnsi="Calibri"/>
@@ -2396,7 +2396,7 @@
         </w:rPr>
         <w:t xml:space="preserve">   </w:t>
       </w:r>
-      <w:hyperlink w:history="1" r:id="rIdbzxoi1hlzcen9dm6s5wqz">
+      <w:hyperlink w:history="1" r:id="rId1cco_vrfk7dfsr3u0wm6_">
         <w:r>
           <w:rPr>
             <w:rFonts w:ascii="Calibri" w:cs="Calibri" w:eastAsia="Calibri" w:hAnsi="Calibri"/>
@@ -2424,7 +2424,7 @@
         </w:rPr>
         <w:t xml:space="preserve">| </w:t>
       </w:r>
-      <w:hyperlink w:history="1" r:id="rIdfln1qpj2f2ick1qee5had">
+      <w:hyperlink w:history="1" r:id="rIdsweuqd35xkqh5jki69hma">
         <w:r>
           <w:rPr>
             <w:rFonts w:ascii="Calibri" w:cs="Calibri" w:eastAsia="Calibri" w:hAnsi="Calibri"/>

--- a/public/resume/cv-devops.docx
+++ b/public/resume/cv-devops.docx
@@ -33,7 +33,7 @@
         </w:rPr>
         <w:t xml:space="preserve">✉ </w:t>
       </w:r>
-      <w:hyperlink w:history="1" r:id="rIdoukyfqrk__hgyp5azpvzx">
+      <w:hyperlink w:history="1" r:id="rIdosdl6ob98lylgq2btpfsv">
         <w:r>
           <w:rPr>
             <w:rFonts w:ascii="Calibri" w:cs="Calibri" w:eastAsia="Calibri" w:hAnsi="Calibri"/>
@@ -63,7 +63,7 @@
         </w:rPr>
         <w:t xml:space="preserve">• </w:t>
       </w:r>
-      <w:hyperlink w:history="1" r:id="rIdcsp8na8gs8k-g6agaz5ax">
+      <w:hyperlink w:history="1" r:id="rIdmwh1ecmlonhsnkhnqcmpe">
         <w:r>
           <w:rPr>
             <w:rFonts w:ascii="Calibri" w:cs="Calibri" w:eastAsia="Calibri" w:hAnsi="Calibri"/>
@@ -93,7 +93,7 @@
         </w:rPr>
         <w:t xml:space="preserve">⁠in </w:t>
       </w:r>
-      <w:hyperlink w:history="1" r:id="rId6lhxkvg7gmct8ztxjdqiz">
+      <w:hyperlink w:history="1" r:id="rIdmssp0ki_lrnpwh5zhcmsb">
         <w:r>
           <w:rPr>
             <w:rFonts w:ascii="Calibri" w:cs="Calibri" w:eastAsia="Calibri" w:hAnsi="Calibri"/>
@@ -123,7 +123,7 @@
         </w:rPr>
         <w:t xml:space="preserve">◔ </w:t>
       </w:r>
-      <w:hyperlink w:history="1" r:id="rIdssyhrfddpr-aahy97vj9s">
+      <w:hyperlink w:history="1" r:id="rId3demg02d8nsdfqjy9aq1e">
         <w:r>
           <w:rPr>
             <w:rFonts w:ascii="Calibri" w:cs="Calibri" w:eastAsia="Calibri" w:hAnsi="Calibri"/>
@@ -153,7 +153,7 @@
         </w:rPr>
         <w:t xml:space="preserve">Ⓘ </w:t>
       </w:r>
-      <w:hyperlink w:history="1" r:id="rIdzy5qvtrg6j4h6endzmxvz">
+      <w:hyperlink w:history="1" r:id="rIdyjmduubn4zlmh0c7cgo40">
         <w:r>
           <w:rPr>
             <w:rFonts w:ascii="Calibri" w:cs="Calibri" w:eastAsia="Calibri" w:hAnsi="Calibri"/>
@@ -716,7 +716,7 @@
         </w:rPr>
         <w:t xml:space="preserve">   </w:t>
       </w:r>
-      <w:hyperlink w:history="1" r:id="rIdnvaz39u3zws1vs5kinr0n">
+      <w:hyperlink w:history="1" r:id="rId5kjqp0o3l7vjflb_lwjch">
         <w:r>
           <w:rPr>
             <w:rFonts w:ascii="Calibri" w:cs="Calibri" w:eastAsia="Calibri" w:hAnsi="Calibri"/>
@@ -744,7 +744,7 @@
         </w:rPr>
         <w:t xml:space="preserve">| </w:t>
       </w:r>
-      <w:hyperlink w:history="1" r:id="rIdiosiw97ghbsidttl_8hcy">
+      <w:hyperlink w:history="1" r:id="rIdonzek348mwv0_09x1qfl9">
         <w:r>
           <w:rPr>
             <w:rFonts w:ascii="Calibri" w:cs="Calibri" w:eastAsia="Calibri" w:hAnsi="Calibri"/>
@@ -772,7 +772,7 @@
         </w:rPr>
         <w:t xml:space="preserve">| </w:t>
       </w:r>
-      <w:hyperlink w:history="1" r:id="rIdjcym6bu1kcmmkm8fvpvzt">
+      <w:hyperlink w:history="1" r:id="rIdiipcgkzd9ouldes0lcfkt">
         <w:r>
           <w:rPr>
             <w:rFonts w:ascii="Calibri" w:cs="Calibri" w:eastAsia="Calibri" w:hAnsi="Calibri"/>
@@ -1125,7 +1125,7 @@
         </w:rPr>
         <w:t xml:space="preserve">   </w:t>
       </w:r>
-      <w:hyperlink w:history="1" r:id="rIdd7rjex6ncln281wfcivhi">
+      <w:hyperlink w:history="1" r:id="rId7-anftzizqtpblg_uoyo6">
         <w:r>
           <w:rPr>
             <w:rFonts w:ascii="Calibri" w:cs="Calibri" w:eastAsia="Calibri" w:hAnsi="Calibri"/>
@@ -1153,7 +1153,7 @@
         </w:rPr>
         <w:t xml:space="preserve">| </w:t>
       </w:r>
-      <w:hyperlink w:history="1" r:id="rIdkcienkvpd3id7e3bs7m-r">
+      <w:hyperlink w:history="1" r:id="rIdelavjwttph2kexcpjcmor">
         <w:r>
           <w:rPr>
             <w:rFonts w:ascii="Calibri" w:cs="Calibri" w:eastAsia="Calibri" w:hAnsi="Calibri"/>
@@ -1181,7 +1181,7 @@
         </w:rPr>
         <w:t xml:space="preserve">| </w:t>
       </w:r>
-      <w:hyperlink w:history="1" r:id="rIdyalgnlveas5f-m1ef-h3g">
+      <w:hyperlink w:history="1" r:id="rIdxoap6w8qtkobpncc2yy5u">
         <w:r>
           <w:rPr>
             <w:rFonts w:ascii="Calibri" w:cs="Calibri" w:eastAsia="Calibri" w:hAnsi="Calibri"/>
@@ -1348,7 +1348,7 @@
         </w:rPr>
         <w:t xml:space="preserve">   </w:t>
       </w:r>
-      <w:hyperlink w:history="1" r:id="rId3slrfsip4jzyssaasckec">
+      <w:hyperlink w:history="1" r:id="rIdopxqntnpagdfabr9gfam8">
         <w:r>
           <w:rPr>
             <w:rFonts w:ascii="Calibri" w:cs="Calibri" w:eastAsia="Calibri" w:hAnsi="Calibri"/>
@@ -1376,7 +1376,7 @@
         </w:rPr>
         <w:t xml:space="preserve">| </w:t>
       </w:r>
-      <w:hyperlink w:history="1" r:id="rIdlwqqgic37t_mkx9rxwj09">
+      <w:hyperlink w:history="1" r:id="rId_ct6x3ows4e9yb9pndj7i">
         <w:r>
           <w:rPr>
             <w:rFonts w:ascii="Calibri" w:cs="Calibri" w:eastAsia="Calibri" w:hAnsi="Calibri"/>
@@ -1505,7 +1505,7 @@
         </w:rPr>
         <w:t xml:space="preserve">   </w:t>
       </w:r>
-      <w:hyperlink w:history="1" r:id="rIdyyco-wnsnkvc-mkbxsvnp">
+      <w:hyperlink w:history="1" r:id="rId_lz3p7yp7u9g5bc02tmp7">
         <w:r>
           <w:rPr>
             <w:rFonts w:ascii="Calibri" w:cs="Calibri" w:eastAsia="Calibri" w:hAnsi="Calibri"/>
@@ -1533,7 +1533,7 @@
         </w:rPr>
         <w:t xml:space="preserve">| </w:t>
       </w:r>
-      <w:hyperlink w:history="1" r:id="rIdx4b1wf_wclzsbxsyttdxg">
+      <w:hyperlink w:history="1" r:id="rIddvjac6rbzjchalc4abiu_">
         <w:r>
           <w:rPr>
             <w:rFonts w:ascii="Calibri" w:cs="Calibri" w:eastAsia="Calibri" w:hAnsi="Calibri"/>
@@ -1666,7 +1666,7 @@
         </w:rPr>
         <w:t xml:space="preserve">   </w:t>
       </w:r>
-      <w:hyperlink w:history="1" r:id="rId9myx6ghz4ywc8hpn-_kia">
+      <w:hyperlink w:history="1" r:id="rIdadja79sl8yhpmyekxuiqe">
         <w:r>
           <w:rPr>
             <w:rFonts w:ascii="Calibri" w:cs="Calibri" w:eastAsia="Calibri" w:hAnsi="Calibri"/>
@@ -1816,7 +1816,7 @@
         </w:rPr>
         <w:t xml:space="preserve">   </w:t>
       </w:r>
-      <w:hyperlink w:history="1" r:id="rIdr9bsye-6uhy6khmscle2e">
+      <w:hyperlink w:history="1" r:id="rIdohovxlmseanthtfgzfw6g">
         <w:r>
           <w:rPr>
             <w:rFonts w:ascii="Calibri" w:cs="Calibri" w:eastAsia="Calibri" w:hAnsi="Calibri"/>
@@ -2396,7 +2396,7 @@
         </w:rPr>
         <w:t xml:space="preserve">   </w:t>
       </w:r>
-      <w:hyperlink w:history="1" r:id="rId1cco_vrfk7dfsr3u0wm6_">
+      <w:hyperlink w:history="1" r:id="rIdf8gcixyqcdccfymmhp8p6">
         <w:r>
           <w:rPr>
             <w:rFonts w:ascii="Calibri" w:cs="Calibri" w:eastAsia="Calibri" w:hAnsi="Calibri"/>
@@ -2424,7 +2424,7 @@
         </w:rPr>
         <w:t xml:space="preserve">| </w:t>
       </w:r>
-      <w:hyperlink w:history="1" r:id="rIdsweuqd35xkqh5jki69hma">
+      <w:hyperlink w:history="1" r:id="rIdrn7b5ikechdm2jpflgkwf">
         <w:r>
           <w:rPr>
             <w:rFonts w:ascii="Calibri" w:cs="Calibri" w:eastAsia="Calibri" w:hAnsi="Calibri"/>

--- a/public/resume/cv-devops.docx
+++ b/public/resume/cv-devops.docx
@@ -33,7 +33,7 @@
         </w:rPr>
         <w:t xml:space="preserve">✉ </w:t>
       </w:r>
-      <w:hyperlink w:history="1" r:id="rIdosdl6ob98lylgq2btpfsv">
+      <w:hyperlink w:history="1" r:id="rIdzd-jdosxxzdtckoewzkht">
         <w:r>
           <w:rPr>
             <w:rFonts w:ascii="Calibri" w:cs="Calibri" w:eastAsia="Calibri" w:hAnsi="Calibri"/>
@@ -63,7 +63,7 @@
         </w:rPr>
         <w:t xml:space="preserve">• </w:t>
       </w:r>
-      <w:hyperlink w:history="1" r:id="rIdmwh1ecmlonhsnkhnqcmpe">
+      <w:hyperlink w:history="1" r:id="rId4ozj-sisvathnj08ve7s-">
         <w:r>
           <w:rPr>
             <w:rFonts w:ascii="Calibri" w:cs="Calibri" w:eastAsia="Calibri" w:hAnsi="Calibri"/>
@@ -93,7 +93,7 @@
         </w:rPr>
         <w:t xml:space="preserve">⁠in </w:t>
       </w:r>
-      <w:hyperlink w:history="1" r:id="rIdmssp0ki_lrnpwh5zhcmsb">
+      <w:hyperlink w:history="1" r:id="rId-fi2pd_illp8atjvxu8pt">
         <w:r>
           <w:rPr>
             <w:rFonts w:ascii="Calibri" w:cs="Calibri" w:eastAsia="Calibri" w:hAnsi="Calibri"/>
@@ -123,7 +123,7 @@
         </w:rPr>
         <w:t xml:space="preserve">◔ </w:t>
       </w:r>
-      <w:hyperlink w:history="1" r:id="rId3demg02d8nsdfqjy9aq1e">
+      <w:hyperlink w:history="1" r:id="rIdoevp3jlgmrmcoecxxbrra">
         <w:r>
           <w:rPr>
             <w:rFonts w:ascii="Calibri" w:cs="Calibri" w:eastAsia="Calibri" w:hAnsi="Calibri"/>
@@ -153,7 +153,7 @@
         </w:rPr>
         <w:t xml:space="preserve">Ⓘ </w:t>
       </w:r>
-      <w:hyperlink w:history="1" r:id="rIdyjmduubn4zlmh0c7cgo40">
+      <w:hyperlink w:history="1" r:id="rIdbxklqvf-huojbc-idavzg">
         <w:r>
           <w:rPr>
             <w:rFonts w:ascii="Calibri" w:cs="Calibri" w:eastAsia="Calibri" w:hAnsi="Calibri"/>
@@ -716,7 +716,7 @@
         </w:rPr>
         <w:t xml:space="preserve">   </w:t>
       </w:r>
-      <w:hyperlink w:history="1" r:id="rId5kjqp0o3l7vjflb_lwjch">
+      <w:hyperlink w:history="1" r:id="rIdbfno8xpc55pfywbu_qdf-">
         <w:r>
           <w:rPr>
             <w:rFonts w:ascii="Calibri" w:cs="Calibri" w:eastAsia="Calibri" w:hAnsi="Calibri"/>
@@ -744,7 +744,7 @@
         </w:rPr>
         <w:t xml:space="preserve">| </w:t>
       </w:r>
-      <w:hyperlink w:history="1" r:id="rIdonzek348mwv0_09x1qfl9">
+      <w:hyperlink w:history="1" r:id="rIdujeqvclyfaq3vvuxowpkp">
         <w:r>
           <w:rPr>
             <w:rFonts w:ascii="Calibri" w:cs="Calibri" w:eastAsia="Calibri" w:hAnsi="Calibri"/>
@@ -772,7 +772,7 @@
         </w:rPr>
         <w:t xml:space="preserve">| </w:t>
       </w:r>
-      <w:hyperlink w:history="1" r:id="rIdiipcgkzd9ouldes0lcfkt">
+      <w:hyperlink w:history="1" r:id="rIdwctk4el_-lxqhzbvcjssu">
         <w:r>
           <w:rPr>
             <w:rFonts w:ascii="Calibri" w:cs="Calibri" w:eastAsia="Calibri" w:hAnsi="Calibri"/>
@@ -1125,7 +1125,7 @@
         </w:rPr>
         <w:t xml:space="preserve">   </w:t>
       </w:r>
-      <w:hyperlink w:history="1" r:id="rId7-anftzizqtpblg_uoyo6">
+      <w:hyperlink w:history="1" r:id="rIddl87h0jencazcuql3u2bu">
         <w:r>
           <w:rPr>
             <w:rFonts w:ascii="Calibri" w:cs="Calibri" w:eastAsia="Calibri" w:hAnsi="Calibri"/>
@@ -1153,7 +1153,7 @@
         </w:rPr>
         <w:t xml:space="preserve">| </w:t>
       </w:r>
-      <w:hyperlink w:history="1" r:id="rIdelavjwttph2kexcpjcmor">
+      <w:hyperlink w:history="1" r:id="rIdtejnkxyhyscmffwzjpgiu">
         <w:r>
           <w:rPr>
             <w:rFonts w:ascii="Calibri" w:cs="Calibri" w:eastAsia="Calibri" w:hAnsi="Calibri"/>
@@ -1181,7 +1181,7 @@
         </w:rPr>
         <w:t xml:space="preserve">| </w:t>
       </w:r>
-      <w:hyperlink w:history="1" r:id="rIdxoap6w8qtkobpncc2yy5u">
+      <w:hyperlink w:history="1" r:id="rIdcdsth1osldxx-w5esludu">
         <w:r>
           <w:rPr>
             <w:rFonts w:ascii="Calibri" w:cs="Calibri" w:eastAsia="Calibri" w:hAnsi="Calibri"/>
@@ -1348,7 +1348,7 @@
         </w:rPr>
         <w:t xml:space="preserve">   </w:t>
       </w:r>
-      <w:hyperlink w:history="1" r:id="rIdopxqntnpagdfabr9gfam8">
+      <w:hyperlink w:history="1" r:id="rIdz4p-vzku-uvxmbyis-7d6">
         <w:r>
           <w:rPr>
             <w:rFonts w:ascii="Calibri" w:cs="Calibri" w:eastAsia="Calibri" w:hAnsi="Calibri"/>
@@ -1376,7 +1376,7 @@
         </w:rPr>
         <w:t xml:space="preserve">| </w:t>
       </w:r>
-      <w:hyperlink w:history="1" r:id="rId_ct6x3ows4e9yb9pndj7i">
+      <w:hyperlink w:history="1" r:id="rIdw5u94xrbne90huqcoce4j">
         <w:r>
           <w:rPr>
             <w:rFonts w:ascii="Calibri" w:cs="Calibri" w:eastAsia="Calibri" w:hAnsi="Calibri"/>
@@ -1505,7 +1505,7 @@
         </w:rPr>
         <w:t xml:space="preserve">   </w:t>
       </w:r>
-      <w:hyperlink w:history="1" r:id="rId_lz3p7yp7u9g5bc02tmp7">
+      <w:hyperlink w:history="1" r:id="rIdpbrcugzu4wcyhvce6dszn">
         <w:r>
           <w:rPr>
             <w:rFonts w:ascii="Calibri" w:cs="Calibri" w:eastAsia="Calibri" w:hAnsi="Calibri"/>
@@ -1533,7 +1533,7 @@
         </w:rPr>
         <w:t xml:space="preserve">| </w:t>
       </w:r>
-      <w:hyperlink w:history="1" r:id="rIddvjac6rbzjchalc4abiu_">
+      <w:hyperlink w:history="1" r:id="rIdz9x4vifyapktdshiolidd">
         <w:r>
           <w:rPr>
             <w:rFonts w:ascii="Calibri" w:cs="Calibri" w:eastAsia="Calibri" w:hAnsi="Calibri"/>
@@ -1666,7 +1666,7 @@
         </w:rPr>
         <w:t xml:space="preserve">   </w:t>
       </w:r>
-      <w:hyperlink w:history="1" r:id="rIdadja79sl8yhpmyekxuiqe">
+      <w:hyperlink w:history="1" r:id="rIdhpp2gyrg0zd4mxrf_7ijp">
         <w:r>
           <w:rPr>
             <w:rFonts w:ascii="Calibri" w:cs="Calibri" w:eastAsia="Calibri" w:hAnsi="Calibri"/>
@@ -1816,7 +1816,7 @@
         </w:rPr>
         <w:t xml:space="preserve">   </w:t>
       </w:r>
-      <w:hyperlink w:history="1" r:id="rIdohovxlmseanthtfgzfw6g">
+      <w:hyperlink w:history="1" r:id="rIdctasos6ekwohyimupdumb">
         <w:r>
           <w:rPr>
             <w:rFonts w:ascii="Calibri" w:cs="Calibri" w:eastAsia="Calibri" w:hAnsi="Calibri"/>
@@ -2396,7 +2396,7 @@
         </w:rPr>
         <w:t xml:space="preserve">   </w:t>
       </w:r>
-      <w:hyperlink w:history="1" r:id="rIdf8gcixyqcdccfymmhp8p6">
+      <w:hyperlink w:history="1" r:id="rIdcifvatijp7gvue3dutzif">
         <w:r>
           <w:rPr>
             <w:rFonts w:ascii="Calibri" w:cs="Calibri" w:eastAsia="Calibri" w:hAnsi="Calibri"/>
@@ -2424,7 +2424,7 @@
         </w:rPr>
         <w:t xml:space="preserve">| </w:t>
       </w:r>
-      <w:hyperlink w:history="1" r:id="rIdrn7b5ikechdm2jpflgkwf">
+      <w:hyperlink w:history="1" r:id="rIdpsh8fshbpysvlmmk2qy_x">
         <w:r>
           <w:rPr>
             <w:rFonts w:ascii="Calibri" w:cs="Calibri" w:eastAsia="Calibri" w:hAnsi="Calibri"/>

--- a/public/resume/cv-devops.docx
+++ b/public/resume/cv-devops.docx
@@ -33,7 +33,7 @@
         </w:rPr>
         <w:t xml:space="preserve">✉ </w:t>
       </w:r>
-      <w:hyperlink w:history="1" r:id="rIdosdl6ob98lylgq2btpfsv">
+      <w:hyperlink w:history="1" r:id="rId3vz90oxcckbhvmk_upy_j">
         <w:r>
           <w:rPr>
             <w:rFonts w:ascii="Calibri" w:cs="Calibri" w:eastAsia="Calibri" w:hAnsi="Calibri"/>
@@ -63,7 +63,7 @@
         </w:rPr>
         <w:t xml:space="preserve">• </w:t>
       </w:r>
-      <w:hyperlink w:history="1" r:id="rIdmwh1ecmlonhsnkhnqcmpe">
+      <w:hyperlink w:history="1" r:id="rIdqxarlyptakagwxti1pbiy">
         <w:r>
           <w:rPr>
             <w:rFonts w:ascii="Calibri" w:cs="Calibri" w:eastAsia="Calibri" w:hAnsi="Calibri"/>
@@ -93,7 +93,7 @@
         </w:rPr>
         <w:t xml:space="preserve">⁠in </w:t>
       </w:r>
-      <w:hyperlink w:history="1" r:id="rIdmssp0ki_lrnpwh5zhcmsb">
+      <w:hyperlink w:history="1" r:id="rIdoy40f3_kiihmy0-8522nl">
         <w:r>
           <w:rPr>
             <w:rFonts w:ascii="Calibri" w:cs="Calibri" w:eastAsia="Calibri" w:hAnsi="Calibri"/>
@@ -123,7 +123,7 @@
         </w:rPr>
         <w:t xml:space="preserve">◔ </w:t>
       </w:r>
-      <w:hyperlink w:history="1" r:id="rId3demg02d8nsdfqjy9aq1e">
+      <w:hyperlink w:history="1" r:id="rIdjb0xhbfexofqu7jvewkcc">
         <w:r>
           <w:rPr>
             <w:rFonts w:ascii="Calibri" w:cs="Calibri" w:eastAsia="Calibri" w:hAnsi="Calibri"/>
@@ -153,7 +153,7 @@
         </w:rPr>
         <w:t xml:space="preserve">Ⓘ </w:t>
       </w:r>
-      <w:hyperlink w:history="1" r:id="rIdyjmduubn4zlmh0c7cgo40">
+      <w:hyperlink w:history="1" r:id="rIdxps1sz9zxlc3_k13snpsy">
         <w:r>
           <w:rPr>
             <w:rFonts w:ascii="Calibri" w:cs="Calibri" w:eastAsia="Calibri" w:hAnsi="Calibri"/>
@@ -716,7 +716,7 @@
         </w:rPr>
         <w:t xml:space="preserve">   </w:t>
       </w:r>
-      <w:hyperlink w:history="1" r:id="rId5kjqp0o3l7vjflb_lwjch">
+      <w:hyperlink w:history="1" r:id="rId3yokmdfmi6m9xtlml1xb7">
         <w:r>
           <w:rPr>
             <w:rFonts w:ascii="Calibri" w:cs="Calibri" w:eastAsia="Calibri" w:hAnsi="Calibri"/>
@@ -744,7 +744,7 @@
         </w:rPr>
         <w:t xml:space="preserve">| </w:t>
       </w:r>
-      <w:hyperlink w:history="1" r:id="rIdonzek348mwv0_09x1qfl9">
+      <w:hyperlink w:history="1" r:id="rIde1f9z4kvnljifdntl6eqv">
         <w:r>
           <w:rPr>
             <w:rFonts w:ascii="Calibri" w:cs="Calibri" w:eastAsia="Calibri" w:hAnsi="Calibri"/>
@@ -772,7 +772,7 @@
         </w:rPr>
         <w:t xml:space="preserve">| </w:t>
       </w:r>
-      <w:hyperlink w:history="1" r:id="rIdiipcgkzd9ouldes0lcfkt">
+      <w:hyperlink w:history="1" r:id="rIdv-h5j8vh716s3imm-3eft">
         <w:r>
           <w:rPr>
             <w:rFonts w:ascii="Calibri" w:cs="Calibri" w:eastAsia="Calibri" w:hAnsi="Calibri"/>
@@ -1125,7 +1125,7 @@
         </w:rPr>
         <w:t xml:space="preserve">   </w:t>
       </w:r>
-      <w:hyperlink w:history="1" r:id="rId7-anftzizqtpblg_uoyo6">
+      <w:hyperlink w:history="1" r:id="rId_crim-igmrgftxa7oui0i">
         <w:r>
           <w:rPr>
             <w:rFonts w:ascii="Calibri" w:cs="Calibri" w:eastAsia="Calibri" w:hAnsi="Calibri"/>
@@ -1153,7 +1153,7 @@
         </w:rPr>
         <w:t xml:space="preserve">| </w:t>
       </w:r>
-      <w:hyperlink w:history="1" r:id="rIdelavjwttph2kexcpjcmor">
+      <w:hyperlink w:history="1" r:id="rIdmj35me207jwweu0ek1mbk">
         <w:r>
           <w:rPr>
             <w:rFonts w:ascii="Calibri" w:cs="Calibri" w:eastAsia="Calibri" w:hAnsi="Calibri"/>
@@ -1181,7 +1181,7 @@
         </w:rPr>
         <w:t xml:space="preserve">| </w:t>
       </w:r>
-      <w:hyperlink w:history="1" r:id="rIdxoap6w8qtkobpncc2yy5u">
+      <w:hyperlink w:history="1" r:id="rIdr8zesidtjgywyqmbhpn3i">
         <w:r>
           <w:rPr>
             <w:rFonts w:ascii="Calibri" w:cs="Calibri" w:eastAsia="Calibri" w:hAnsi="Calibri"/>
@@ -1348,7 +1348,7 @@
         </w:rPr>
         <w:t xml:space="preserve">   </w:t>
       </w:r>
-      <w:hyperlink w:history="1" r:id="rIdopxqntnpagdfabr9gfam8">
+      <w:hyperlink w:history="1" r:id="rId4frziteqxrhbmiij8ydct">
         <w:r>
           <w:rPr>
             <w:rFonts w:ascii="Calibri" w:cs="Calibri" w:eastAsia="Calibri" w:hAnsi="Calibri"/>
@@ -1376,7 +1376,7 @@
         </w:rPr>
         <w:t xml:space="preserve">| </w:t>
       </w:r>
-      <w:hyperlink w:history="1" r:id="rId_ct6x3ows4e9yb9pndj7i">
+      <w:hyperlink w:history="1" r:id="rIdkh62qhzanavjpa1kph771">
         <w:r>
           <w:rPr>
             <w:rFonts w:ascii="Calibri" w:cs="Calibri" w:eastAsia="Calibri" w:hAnsi="Calibri"/>
@@ -1505,7 +1505,7 @@
         </w:rPr>
         <w:t xml:space="preserve">   </w:t>
       </w:r>
-      <w:hyperlink w:history="1" r:id="rId_lz3p7yp7u9g5bc02tmp7">
+      <w:hyperlink w:history="1" r:id="rIdmnb4fyxmovplqjvljy1zl">
         <w:r>
           <w:rPr>
             <w:rFonts w:ascii="Calibri" w:cs="Calibri" w:eastAsia="Calibri" w:hAnsi="Calibri"/>
@@ -1533,7 +1533,7 @@
         </w:rPr>
         <w:t xml:space="preserve">| </w:t>
       </w:r>
-      <w:hyperlink w:history="1" r:id="rIddvjac6rbzjchalc4abiu_">
+      <w:hyperlink w:history="1" r:id="rIdlh-zowe1wpwylmwqi92sb">
         <w:r>
           <w:rPr>
             <w:rFonts w:ascii="Calibri" w:cs="Calibri" w:eastAsia="Calibri" w:hAnsi="Calibri"/>
@@ -1666,7 +1666,7 @@
         </w:rPr>
         <w:t xml:space="preserve">   </w:t>
       </w:r>
-      <w:hyperlink w:history="1" r:id="rIdadja79sl8yhpmyekxuiqe">
+      <w:hyperlink w:history="1" r:id="rIdzusrwiwshx5nufeumwhvo">
         <w:r>
           <w:rPr>
             <w:rFonts w:ascii="Calibri" w:cs="Calibri" w:eastAsia="Calibri" w:hAnsi="Calibri"/>
@@ -1816,7 +1816,7 @@
         </w:rPr>
         <w:t xml:space="preserve">   </w:t>
       </w:r>
-      <w:hyperlink w:history="1" r:id="rIdohovxlmseanthtfgzfw6g">
+      <w:hyperlink w:history="1" r:id="rIdtixnyz3iqsyphq99c4ud0">
         <w:r>
           <w:rPr>
             <w:rFonts w:ascii="Calibri" w:cs="Calibri" w:eastAsia="Calibri" w:hAnsi="Calibri"/>
@@ -2396,7 +2396,7 @@
         </w:rPr>
         <w:t xml:space="preserve">   </w:t>
       </w:r>
-      <w:hyperlink w:history="1" r:id="rIdf8gcixyqcdccfymmhp8p6">
+      <w:hyperlink w:history="1" r:id="rIdzprwtu5qhmtfm4jb4jite">
         <w:r>
           <w:rPr>
             <w:rFonts w:ascii="Calibri" w:cs="Calibri" w:eastAsia="Calibri" w:hAnsi="Calibri"/>
@@ -2424,7 +2424,7 @@
         </w:rPr>
         <w:t xml:space="preserve">| </w:t>
       </w:r>
-      <w:hyperlink w:history="1" r:id="rIdrn7b5ikechdm2jpflgkwf">
+      <w:hyperlink w:history="1" r:id="rIdnz_kylfugujo3gumcjxtu">
         <w:r>
           <w:rPr>
             <w:rFonts w:ascii="Calibri" w:cs="Calibri" w:eastAsia="Calibri" w:hAnsi="Calibri"/>

--- a/public/resume/cv-devops.docx
+++ b/public/resume/cv-devops.docx
@@ -33,7 +33,7 @@
         </w:rPr>
         <w:t xml:space="preserve">✉ </w:t>
       </w:r>
-      <w:hyperlink w:history="1" r:id="rIdzd-jdosxxzdtckoewzkht">
+      <w:hyperlink w:history="1" r:id="rIdvrfonej0hlfjvplwdcpvd">
         <w:r>
           <w:rPr>
             <w:rFonts w:ascii="Calibri" w:cs="Calibri" w:eastAsia="Calibri" w:hAnsi="Calibri"/>
@@ -63,7 +63,7 @@
         </w:rPr>
         <w:t xml:space="preserve">• </w:t>
       </w:r>
-      <w:hyperlink w:history="1" r:id="rId4ozj-sisvathnj08ve7s-">
+      <w:hyperlink w:history="1" r:id="rIdr7qaeqxiwbgyoycjemng9">
         <w:r>
           <w:rPr>
             <w:rFonts w:ascii="Calibri" w:cs="Calibri" w:eastAsia="Calibri" w:hAnsi="Calibri"/>
@@ -93,7 +93,7 @@
         </w:rPr>
         <w:t xml:space="preserve">⁠in </w:t>
       </w:r>
-      <w:hyperlink w:history="1" r:id="rId-fi2pd_illp8atjvxu8pt">
+      <w:hyperlink w:history="1" r:id="rId7bln_kglimecfc5ob_pvn">
         <w:r>
           <w:rPr>
             <w:rFonts w:ascii="Calibri" w:cs="Calibri" w:eastAsia="Calibri" w:hAnsi="Calibri"/>
@@ -123,7 +123,7 @@
         </w:rPr>
         <w:t xml:space="preserve">◔ </w:t>
       </w:r>
-      <w:hyperlink w:history="1" r:id="rIdoevp3jlgmrmcoecxxbrra">
+      <w:hyperlink w:history="1" r:id="rId8vhjpctpdzckxya8klemg">
         <w:r>
           <w:rPr>
             <w:rFonts w:ascii="Calibri" w:cs="Calibri" w:eastAsia="Calibri" w:hAnsi="Calibri"/>
@@ -153,7 +153,7 @@
         </w:rPr>
         <w:t xml:space="preserve">Ⓘ </w:t>
       </w:r>
-      <w:hyperlink w:history="1" r:id="rIdbxklqvf-huojbc-idavzg">
+      <w:hyperlink w:history="1" r:id="rId9l_nddlghy1bgk1b1kbqe">
         <w:r>
           <w:rPr>
             <w:rFonts w:ascii="Calibri" w:cs="Calibri" w:eastAsia="Calibri" w:hAnsi="Calibri"/>
@@ -716,7 +716,7 @@
         </w:rPr>
         <w:t xml:space="preserve">   </w:t>
       </w:r>
-      <w:hyperlink w:history="1" r:id="rIdbfno8xpc55pfywbu_qdf-">
+      <w:hyperlink w:history="1" r:id="rIdz8f09gkwedkazn96onc7u">
         <w:r>
           <w:rPr>
             <w:rFonts w:ascii="Calibri" w:cs="Calibri" w:eastAsia="Calibri" w:hAnsi="Calibri"/>
@@ -744,7 +744,7 @@
         </w:rPr>
         <w:t xml:space="preserve">| </w:t>
       </w:r>
-      <w:hyperlink w:history="1" r:id="rIdujeqvclyfaq3vvuxowpkp">
+      <w:hyperlink w:history="1" r:id="rIdqkz1kyka7-ew6mk1vcvd0">
         <w:r>
           <w:rPr>
             <w:rFonts w:ascii="Calibri" w:cs="Calibri" w:eastAsia="Calibri" w:hAnsi="Calibri"/>
@@ -772,7 +772,7 @@
         </w:rPr>
         <w:t xml:space="preserve">| </w:t>
       </w:r>
-      <w:hyperlink w:history="1" r:id="rIdwctk4el_-lxqhzbvcjssu">
+      <w:hyperlink w:history="1" r:id="rId-n52br0tipehx2ws6k3_z">
         <w:r>
           <w:rPr>
             <w:rFonts w:ascii="Calibri" w:cs="Calibri" w:eastAsia="Calibri" w:hAnsi="Calibri"/>
@@ -1125,7 +1125,7 @@
         </w:rPr>
         <w:t xml:space="preserve">   </w:t>
       </w:r>
-      <w:hyperlink w:history="1" r:id="rIddl87h0jencazcuql3u2bu">
+      <w:hyperlink w:history="1" r:id="rIdzhhbgcs_qzvb8okutmi87">
         <w:r>
           <w:rPr>
             <w:rFonts w:ascii="Calibri" w:cs="Calibri" w:eastAsia="Calibri" w:hAnsi="Calibri"/>
@@ -1153,7 +1153,7 @@
         </w:rPr>
         <w:t xml:space="preserve">| </w:t>
       </w:r>
-      <w:hyperlink w:history="1" r:id="rIdtejnkxyhyscmffwzjpgiu">
+      <w:hyperlink w:history="1" r:id="rIdpijwofmr-eazq22oulduw">
         <w:r>
           <w:rPr>
             <w:rFonts w:ascii="Calibri" w:cs="Calibri" w:eastAsia="Calibri" w:hAnsi="Calibri"/>
@@ -1181,7 +1181,7 @@
         </w:rPr>
         <w:t xml:space="preserve">| </w:t>
       </w:r>
-      <w:hyperlink w:history="1" r:id="rIdcdsth1osldxx-w5esludu">
+      <w:hyperlink w:history="1" r:id="rIdqb9zuvmaluelcctxoxdwi">
         <w:r>
           <w:rPr>
             <w:rFonts w:ascii="Calibri" w:cs="Calibri" w:eastAsia="Calibri" w:hAnsi="Calibri"/>
@@ -1348,7 +1348,7 @@
         </w:rPr>
         <w:t xml:space="preserve">   </w:t>
       </w:r>
-      <w:hyperlink w:history="1" r:id="rIdz4p-vzku-uvxmbyis-7d6">
+      <w:hyperlink w:history="1" r:id="rId6pkaxnnxa0xzzmifscxhu">
         <w:r>
           <w:rPr>
             <w:rFonts w:ascii="Calibri" w:cs="Calibri" w:eastAsia="Calibri" w:hAnsi="Calibri"/>
@@ -1376,7 +1376,7 @@
         </w:rPr>
         <w:t xml:space="preserve">| </w:t>
       </w:r>
-      <w:hyperlink w:history="1" r:id="rIdw5u94xrbne90huqcoce4j">
+      <w:hyperlink w:history="1" r:id="rIdvtj6llmr24gx4gfdkn2gz">
         <w:r>
           <w:rPr>
             <w:rFonts w:ascii="Calibri" w:cs="Calibri" w:eastAsia="Calibri" w:hAnsi="Calibri"/>
@@ -1505,7 +1505,7 @@
         </w:rPr>
         <w:t xml:space="preserve">   </w:t>
       </w:r>
-      <w:hyperlink w:history="1" r:id="rIdpbrcugzu4wcyhvce6dszn">
+      <w:hyperlink w:history="1" r:id="rIdl_xsguu4nb-nl6kvpl1yp">
         <w:r>
           <w:rPr>
             <w:rFonts w:ascii="Calibri" w:cs="Calibri" w:eastAsia="Calibri" w:hAnsi="Calibri"/>
@@ -1533,7 +1533,7 @@
         </w:rPr>
         <w:t xml:space="preserve">| </w:t>
       </w:r>
-      <w:hyperlink w:history="1" r:id="rIdz9x4vifyapktdshiolidd">
+      <w:hyperlink w:history="1" r:id="rIdrbuv0ghwbbv39sjqsqzjm">
         <w:r>
           <w:rPr>
             <w:rFonts w:ascii="Calibri" w:cs="Calibri" w:eastAsia="Calibri" w:hAnsi="Calibri"/>
@@ -1666,7 +1666,7 @@
         </w:rPr>
         <w:t xml:space="preserve">   </w:t>
       </w:r>
-      <w:hyperlink w:history="1" r:id="rIdhpp2gyrg0zd4mxrf_7ijp">
+      <w:hyperlink w:history="1" r:id="rIdnjpc074tdm2msji0r6q81">
         <w:r>
           <w:rPr>
             <w:rFonts w:ascii="Calibri" w:cs="Calibri" w:eastAsia="Calibri" w:hAnsi="Calibri"/>
@@ -1816,7 +1816,7 @@
         </w:rPr>
         <w:t xml:space="preserve">   </w:t>
       </w:r>
-      <w:hyperlink w:history="1" r:id="rIdctasos6ekwohyimupdumb">
+      <w:hyperlink w:history="1" r:id="rIdbpb-amhe8er4b0vqs70wi">
         <w:r>
           <w:rPr>
             <w:rFonts w:ascii="Calibri" w:cs="Calibri" w:eastAsia="Calibri" w:hAnsi="Calibri"/>
@@ -2396,7 +2396,7 @@
         </w:rPr>
         <w:t xml:space="preserve">   </w:t>
       </w:r>
-      <w:hyperlink w:history="1" r:id="rIdcifvatijp7gvue3dutzif">
+      <w:hyperlink w:history="1" r:id="rIdhka6xpxcikx8b1c3wsmki">
         <w:r>
           <w:rPr>
             <w:rFonts w:ascii="Calibri" w:cs="Calibri" w:eastAsia="Calibri" w:hAnsi="Calibri"/>
@@ -2424,7 +2424,7 @@
         </w:rPr>
         <w:t xml:space="preserve">| </w:t>
       </w:r>
-      <w:hyperlink w:history="1" r:id="rIdpsh8fshbpysvlmmk2qy_x">
+      <w:hyperlink w:history="1" r:id="rId_0dwy5zch7miwvyewb4tw">
         <w:r>
           <w:rPr>
             <w:rFonts w:ascii="Calibri" w:cs="Calibri" w:eastAsia="Calibri" w:hAnsi="Calibri"/>

--- a/public/resume/cv-devops.docx
+++ b/public/resume/cv-devops.docx
@@ -33,7 +33,7 @@
         </w:rPr>
         <w:t xml:space="preserve">✉ </w:t>
       </w:r>
-      <w:hyperlink w:history="1" r:id="rIdvrfonej0hlfjvplwdcpvd">
+      <w:hyperlink w:history="1" r:id="rId1ezl-2vaoncdklirgfqki">
         <w:r>
           <w:rPr>
             <w:rFonts w:ascii="Calibri" w:cs="Calibri" w:eastAsia="Calibri" w:hAnsi="Calibri"/>
@@ -63,7 +63,7 @@
         </w:rPr>
         <w:t xml:space="preserve">• </w:t>
       </w:r>
-      <w:hyperlink w:history="1" r:id="rIdr7qaeqxiwbgyoycjemng9">
+      <w:hyperlink w:history="1" r:id="rIdj0c8osxt1mrdopfiqfzn9">
         <w:r>
           <w:rPr>
             <w:rFonts w:ascii="Calibri" w:cs="Calibri" w:eastAsia="Calibri" w:hAnsi="Calibri"/>
@@ -93,7 +93,7 @@
         </w:rPr>
         <w:t xml:space="preserve">⁠in </w:t>
       </w:r>
-      <w:hyperlink w:history="1" r:id="rId7bln_kglimecfc5ob_pvn">
+      <w:hyperlink w:history="1" r:id="rIdphgmxzqwd_xiitkpa5i2s">
         <w:r>
           <w:rPr>
             <w:rFonts w:ascii="Calibri" w:cs="Calibri" w:eastAsia="Calibri" w:hAnsi="Calibri"/>
@@ -123,7 +123,7 @@
         </w:rPr>
         <w:t xml:space="preserve">◔ </w:t>
       </w:r>
-      <w:hyperlink w:history="1" r:id="rId8vhjpctpdzckxya8klemg">
+      <w:hyperlink w:history="1" r:id="rIdmfyfefomofjugtat_c1-s">
         <w:r>
           <w:rPr>
             <w:rFonts w:ascii="Calibri" w:cs="Calibri" w:eastAsia="Calibri" w:hAnsi="Calibri"/>
@@ -153,7 +153,7 @@
         </w:rPr>
         <w:t xml:space="preserve">Ⓘ </w:t>
       </w:r>
-      <w:hyperlink w:history="1" r:id="rId9l_nddlghy1bgk1b1kbqe">
+      <w:hyperlink w:history="1" r:id="rIdmugt06pxp258-ayktiojy">
         <w:r>
           <w:rPr>
             <w:rFonts w:ascii="Calibri" w:cs="Calibri" w:eastAsia="Calibri" w:hAnsi="Calibri"/>
@@ -716,7 +716,7 @@
         </w:rPr>
         <w:t xml:space="preserve">   </w:t>
       </w:r>
-      <w:hyperlink w:history="1" r:id="rIdz8f09gkwedkazn96onc7u">
+      <w:hyperlink w:history="1" r:id="rIdh9uopkpjbbpyahyoymvvf">
         <w:r>
           <w:rPr>
             <w:rFonts w:ascii="Calibri" w:cs="Calibri" w:eastAsia="Calibri" w:hAnsi="Calibri"/>
@@ -744,7 +744,7 @@
         </w:rPr>
         <w:t xml:space="preserve">| </w:t>
       </w:r>
-      <w:hyperlink w:history="1" r:id="rIdqkz1kyka7-ew6mk1vcvd0">
+      <w:hyperlink w:history="1" r:id="rIdpgtnasvdckhbnxkopyvaj">
         <w:r>
           <w:rPr>
             <w:rFonts w:ascii="Calibri" w:cs="Calibri" w:eastAsia="Calibri" w:hAnsi="Calibri"/>
@@ -772,7 +772,7 @@
         </w:rPr>
         <w:t xml:space="preserve">| </w:t>
       </w:r>
-      <w:hyperlink w:history="1" r:id="rId-n52br0tipehx2ws6k3_z">
+      <w:hyperlink w:history="1" r:id="rIds1smhwchbgkapqppu4vd8">
         <w:r>
           <w:rPr>
             <w:rFonts w:ascii="Calibri" w:cs="Calibri" w:eastAsia="Calibri" w:hAnsi="Calibri"/>
@@ -1125,7 +1125,7 @@
         </w:rPr>
         <w:t xml:space="preserve">   </w:t>
       </w:r>
-      <w:hyperlink w:history="1" r:id="rIdzhhbgcs_qzvb8okutmi87">
+      <w:hyperlink w:history="1" r:id="rIdlvfpm4aef_mykhgz_fb8c">
         <w:r>
           <w:rPr>
             <w:rFonts w:ascii="Calibri" w:cs="Calibri" w:eastAsia="Calibri" w:hAnsi="Calibri"/>
@@ -1153,7 +1153,7 @@
         </w:rPr>
         <w:t xml:space="preserve">| </w:t>
       </w:r>
-      <w:hyperlink w:history="1" r:id="rIdpijwofmr-eazq22oulduw">
+      <w:hyperlink w:history="1" r:id="rIdlk6rndnj3u65gwd3sfshp">
         <w:r>
           <w:rPr>
             <w:rFonts w:ascii="Calibri" w:cs="Calibri" w:eastAsia="Calibri" w:hAnsi="Calibri"/>
@@ -1181,7 +1181,7 @@
         </w:rPr>
         <w:t xml:space="preserve">| </w:t>
       </w:r>
-      <w:hyperlink w:history="1" r:id="rIdqb9zuvmaluelcctxoxdwi">
+      <w:hyperlink w:history="1" r:id="rIdgscto-swqwzssfvmceg9d">
         <w:r>
           <w:rPr>
             <w:rFonts w:ascii="Calibri" w:cs="Calibri" w:eastAsia="Calibri" w:hAnsi="Calibri"/>
@@ -1348,7 +1348,7 @@
         </w:rPr>
         <w:t xml:space="preserve">   </w:t>
       </w:r>
-      <w:hyperlink w:history="1" r:id="rId6pkaxnnxa0xzzmifscxhu">
+      <w:hyperlink w:history="1" r:id="rIdbjo5n3kjmsnnnjmgwdfqa">
         <w:r>
           <w:rPr>
             <w:rFonts w:ascii="Calibri" w:cs="Calibri" w:eastAsia="Calibri" w:hAnsi="Calibri"/>
@@ -1376,7 +1376,7 @@
         </w:rPr>
         <w:t xml:space="preserve">| </w:t>
       </w:r>
-      <w:hyperlink w:history="1" r:id="rIdvtj6llmr24gx4gfdkn2gz">
+      <w:hyperlink w:history="1" r:id="rIdvhcxx_mxzconho-ebplbl">
         <w:r>
           <w:rPr>
             <w:rFonts w:ascii="Calibri" w:cs="Calibri" w:eastAsia="Calibri" w:hAnsi="Calibri"/>
@@ -1505,7 +1505,7 @@
         </w:rPr>
         <w:t xml:space="preserve">   </w:t>
       </w:r>
-      <w:hyperlink w:history="1" r:id="rIdl_xsguu4nb-nl6kvpl1yp">
+      <w:hyperlink w:history="1" r:id="rIdgeihzi5f5jt_2no-p_u8o">
         <w:r>
           <w:rPr>
             <w:rFonts w:ascii="Calibri" w:cs="Calibri" w:eastAsia="Calibri" w:hAnsi="Calibri"/>
@@ -1533,7 +1533,7 @@
         </w:rPr>
         <w:t xml:space="preserve">| </w:t>
       </w:r>
-      <w:hyperlink w:history="1" r:id="rIdrbuv0ghwbbv39sjqsqzjm">
+      <w:hyperlink w:history="1" r:id="rIdhxxbx-1kiqjgyppqqpl-3">
         <w:r>
           <w:rPr>
             <w:rFonts w:ascii="Calibri" w:cs="Calibri" w:eastAsia="Calibri" w:hAnsi="Calibri"/>
@@ -1666,7 +1666,7 @@
         </w:rPr>
         <w:t xml:space="preserve">   </w:t>
       </w:r>
-      <w:hyperlink w:history="1" r:id="rIdnjpc074tdm2msji0r6q81">
+      <w:hyperlink w:history="1" r:id="rIdidvaklqwfuvxovcwwv3tg">
         <w:r>
           <w:rPr>
             <w:rFonts w:ascii="Calibri" w:cs="Calibri" w:eastAsia="Calibri" w:hAnsi="Calibri"/>
@@ -1816,7 +1816,7 @@
         </w:rPr>
         <w:t xml:space="preserve">   </w:t>
       </w:r>
-      <w:hyperlink w:history="1" r:id="rIdbpb-amhe8er4b0vqs70wi">
+      <w:hyperlink w:history="1" r:id="rIduvjo1bb9mupbcnzlvuayu">
         <w:r>
           <w:rPr>
             <w:rFonts w:ascii="Calibri" w:cs="Calibri" w:eastAsia="Calibri" w:hAnsi="Calibri"/>
@@ -2396,7 +2396,7 @@
         </w:rPr>
         <w:t xml:space="preserve">   </w:t>
       </w:r>
-      <w:hyperlink w:history="1" r:id="rIdhka6xpxcikx8b1c3wsmki">
+      <w:hyperlink w:history="1" r:id="rIdduh87demqtshpzov5bmbk">
         <w:r>
           <w:rPr>
             <w:rFonts w:ascii="Calibri" w:cs="Calibri" w:eastAsia="Calibri" w:hAnsi="Calibri"/>
@@ -2424,7 +2424,7 @@
         </w:rPr>
         <w:t xml:space="preserve">| </w:t>
       </w:r>
-      <w:hyperlink w:history="1" r:id="rId_0dwy5zch7miwvyewb4tw">
+      <w:hyperlink w:history="1" r:id="rIdzq2fn5bxwkpqoctknafkx">
         <w:r>
           <w:rPr>
             <w:rFonts w:ascii="Calibri" w:cs="Calibri" w:eastAsia="Calibri" w:hAnsi="Calibri"/>

--- a/public/resume/cv-devops.docx
+++ b/public/resume/cv-devops.docx
@@ -33,7 +33,7 @@
         </w:rPr>
         <w:t xml:space="preserve">✉ </w:t>
       </w:r>
-      <w:hyperlink w:history="1" r:id="rId1ezl-2vaoncdklirgfqki">
+      <w:hyperlink w:history="1" r:id="rIdc4ozbc8bdnvutbsdpgyi2">
         <w:r>
           <w:rPr>
             <w:rFonts w:ascii="Calibri" w:cs="Calibri" w:eastAsia="Calibri" w:hAnsi="Calibri"/>
@@ -63,7 +63,7 @@
         </w:rPr>
         <w:t xml:space="preserve">• </w:t>
       </w:r>
-      <w:hyperlink w:history="1" r:id="rIdj0c8osxt1mrdopfiqfzn9">
+      <w:hyperlink w:history="1" r:id="rIdccpbvy51ugefjfxizysco">
         <w:r>
           <w:rPr>
             <w:rFonts w:ascii="Calibri" w:cs="Calibri" w:eastAsia="Calibri" w:hAnsi="Calibri"/>
@@ -93,7 +93,7 @@
         </w:rPr>
         <w:t xml:space="preserve">⁠in </w:t>
       </w:r>
-      <w:hyperlink w:history="1" r:id="rIdphgmxzqwd_xiitkpa5i2s">
+      <w:hyperlink w:history="1" r:id="rIdi_awbj_mfflfij-nyda70">
         <w:r>
           <w:rPr>
             <w:rFonts w:ascii="Calibri" w:cs="Calibri" w:eastAsia="Calibri" w:hAnsi="Calibri"/>
@@ -123,7 +123,7 @@
         </w:rPr>
         <w:t xml:space="preserve">◔ </w:t>
       </w:r>
-      <w:hyperlink w:history="1" r:id="rIdmfyfefomofjugtat_c1-s">
+      <w:hyperlink w:history="1" r:id="rIdg-mlegfme8wgxspsucg6r">
         <w:r>
           <w:rPr>
             <w:rFonts w:ascii="Calibri" w:cs="Calibri" w:eastAsia="Calibri" w:hAnsi="Calibri"/>
@@ -153,7 +153,7 @@
         </w:rPr>
         <w:t xml:space="preserve">Ⓘ </w:t>
       </w:r>
-      <w:hyperlink w:history="1" r:id="rIdmugt06pxp258-ayktiojy">
+      <w:hyperlink w:history="1" r:id="rIdre8fdsgyug4tjbulll61o">
         <w:r>
           <w:rPr>
             <w:rFonts w:ascii="Calibri" w:cs="Calibri" w:eastAsia="Calibri" w:hAnsi="Calibri"/>
@@ -716,7 +716,7 @@
         </w:rPr>
         <w:t xml:space="preserve">   </w:t>
       </w:r>
-      <w:hyperlink w:history="1" r:id="rIdh9uopkpjbbpyahyoymvvf">
+      <w:hyperlink w:history="1" r:id="rIdvrvysc0zre19njsn9mnil">
         <w:r>
           <w:rPr>
             <w:rFonts w:ascii="Calibri" w:cs="Calibri" w:eastAsia="Calibri" w:hAnsi="Calibri"/>
@@ -744,7 +744,7 @@
         </w:rPr>
         <w:t xml:space="preserve">| </w:t>
       </w:r>
-      <w:hyperlink w:history="1" r:id="rIdpgtnasvdckhbnxkopyvaj">
+      <w:hyperlink w:history="1" r:id="rIdn8vr6l3buapehl68m0hf4">
         <w:r>
           <w:rPr>
             <w:rFonts w:ascii="Calibri" w:cs="Calibri" w:eastAsia="Calibri" w:hAnsi="Calibri"/>
@@ -772,7 +772,7 @@
         </w:rPr>
         <w:t xml:space="preserve">| </w:t>
       </w:r>
-      <w:hyperlink w:history="1" r:id="rIds1smhwchbgkapqppu4vd8">
+      <w:hyperlink w:history="1" r:id="rIdkyancocpdweiypncheyhg">
         <w:r>
           <w:rPr>
             <w:rFonts w:ascii="Calibri" w:cs="Calibri" w:eastAsia="Calibri" w:hAnsi="Calibri"/>
@@ -1125,7 +1125,7 @@
         </w:rPr>
         <w:t xml:space="preserve">   </w:t>
       </w:r>
-      <w:hyperlink w:history="1" r:id="rIdlvfpm4aef_mykhgz_fb8c">
+      <w:hyperlink w:history="1" r:id="rIduauzjkllncsn6odrv8iwq">
         <w:r>
           <w:rPr>
             <w:rFonts w:ascii="Calibri" w:cs="Calibri" w:eastAsia="Calibri" w:hAnsi="Calibri"/>
@@ -1153,7 +1153,7 @@
         </w:rPr>
         <w:t xml:space="preserve">| </w:t>
       </w:r>
-      <w:hyperlink w:history="1" r:id="rIdlk6rndnj3u65gwd3sfshp">
+      <w:hyperlink w:history="1" r:id="rIdupjasr32xvjmeqpf4ee2h">
         <w:r>
           <w:rPr>
             <w:rFonts w:ascii="Calibri" w:cs="Calibri" w:eastAsia="Calibri" w:hAnsi="Calibri"/>
@@ -1181,7 +1181,7 @@
         </w:rPr>
         <w:t xml:space="preserve">| </w:t>
       </w:r>
-      <w:hyperlink w:history="1" r:id="rIdgscto-swqwzssfvmceg9d">
+      <w:hyperlink w:history="1" r:id="rId8q3me2u5p1jewbdmqvrum">
         <w:r>
           <w:rPr>
             <w:rFonts w:ascii="Calibri" w:cs="Calibri" w:eastAsia="Calibri" w:hAnsi="Calibri"/>
@@ -1348,7 +1348,7 @@
         </w:rPr>
         <w:t xml:space="preserve">   </w:t>
       </w:r>
-      <w:hyperlink w:history="1" r:id="rIdbjo5n3kjmsnnnjmgwdfqa">
+      <w:hyperlink w:history="1" r:id="rIdky6up6wrkkoq5togaafee">
         <w:r>
           <w:rPr>
             <w:rFonts w:ascii="Calibri" w:cs="Calibri" w:eastAsia="Calibri" w:hAnsi="Calibri"/>
@@ -1376,7 +1376,7 @@
         </w:rPr>
         <w:t xml:space="preserve">| </w:t>
       </w:r>
-      <w:hyperlink w:history="1" r:id="rIdvhcxx_mxzconho-ebplbl">
+      <w:hyperlink w:history="1" r:id="rIdmes8bzmrzs7shgax9bfuk">
         <w:r>
           <w:rPr>
             <w:rFonts w:ascii="Calibri" w:cs="Calibri" w:eastAsia="Calibri" w:hAnsi="Calibri"/>
@@ -1505,7 +1505,7 @@
         </w:rPr>
         <w:t xml:space="preserve">   </w:t>
       </w:r>
-      <w:hyperlink w:history="1" r:id="rIdgeihzi5f5jt_2no-p_u8o">
+      <w:hyperlink w:history="1" r:id="rId1gyucfhgdkebb1hm0odsm">
         <w:r>
           <w:rPr>
             <w:rFonts w:ascii="Calibri" w:cs="Calibri" w:eastAsia="Calibri" w:hAnsi="Calibri"/>
@@ -1533,7 +1533,7 @@
         </w:rPr>
         <w:t xml:space="preserve">| </w:t>
       </w:r>
-      <w:hyperlink w:history="1" r:id="rIdhxxbx-1kiqjgyppqqpl-3">
+      <w:hyperlink w:history="1" r:id="rIdjzihshg-ixwjofulojsy6">
         <w:r>
           <w:rPr>
             <w:rFonts w:ascii="Calibri" w:cs="Calibri" w:eastAsia="Calibri" w:hAnsi="Calibri"/>
@@ -1666,7 +1666,7 @@
         </w:rPr>
         <w:t xml:space="preserve">   </w:t>
       </w:r>
-      <w:hyperlink w:history="1" r:id="rIdidvaklqwfuvxovcwwv3tg">
+      <w:hyperlink w:history="1" r:id="rIdxs-xvw5meimcaupydfw7a">
         <w:r>
           <w:rPr>
             <w:rFonts w:ascii="Calibri" w:cs="Calibri" w:eastAsia="Calibri" w:hAnsi="Calibri"/>
@@ -1816,7 +1816,7 @@
         </w:rPr>
         <w:t xml:space="preserve">   </w:t>
       </w:r>
-      <w:hyperlink w:history="1" r:id="rIduvjo1bb9mupbcnzlvuayu">
+      <w:hyperlink w:history="1" r:id="rIdpwqxp2y4yt6kkbkyndm4y">
         <w:r>
           <w:rPr>
             <w:rFonts w:ascii="Calibri" w:cs="Calibri" w:eastAsia="Calibri" w:hAnsi="Calibri"/>
@@ -2396,7 +2396,7 @@
         </w:rPr>
         <w:t xml:space="preserve">   </w:t>
       </w:r>
-      <w:hyperlink w:history="1" r:id="rIdduh87demqtshpzov5bmbk">
+      <w:hyperlink w:history="1" r:id="rIdqiq1iaqrbq488dxfelzbv">
         <w:r>
           <w:rPr>
             <w:rFonts w:ascii="Calibri" w:cs="Calibri" w:eastAsia="Calibri" w:hAnsi="Calibri"/>
@@ -2424,7 +2424,7 @@
         </w:rPr>
         <w:t xml:space="preserve">| </w:t>
       </w:r>
-      <w:hyperlink w:history="1" r:id="rIdzq2fn5bxwkpqoctknafkx">
+      <w:hyperlink w:history="1" r:id="rId8ng7_xgat6fecqa4bpj9t">
         <w:r>
           <w:rPr>
             <w:rFonts w:ascii="Calibri" w:cs="Calibri" w:eastAsia="Calibri" w:hAnsi="Calibri"/>

--- a/public/resume/cv-devops.docx
+++ b/public/resume/cv-devops.docx
@@ -33,7 +33,7 @@
         </w:rPr>
         <w:t xml:space="preserve">✉ </w:t>
       </w:r>
-      <w:hyperlink w:history="1" r:id="rIdc4ozbc8bdnvutbsdpgyi2">
+      <w:hyperlink w:history="1" r:id="rIdpzzy43dapgqjymkvtlcx0">
         <w:r>
           <w:rPr>
             <w:rFonts w:ascii="Calibri" w:cs="Calibri" w:eastAsia="Calibri" w:hAnsi="Calibri"/>
@@ -63,7 +63,7 @@
         </w:rPr>
         <w:t xml:space="preserve">• </w:t>
       </w:r>
-      <w:hyperlink w:history="1" r:id="rIdccpbvy51ugefjfxizysco">
+      <w:hyperlink w:history="1" r:id="rIdlnlzoowyfchidaiks2bwr">
         <w:r>
           <w:rPr>
             <w:rFonts w:ascii="Calibri" w:cs="Calibri" w:eastAsia="Calibri" w:hAnsi="Calibri"/>
@@ -93,7 +93,7 @@
         </w:rPr>
         <w:t xml:space="preserve">⁠in </w:t>
       </w:r>
-      <w:hyperlink w:history="1" r:id="rIdi_awbj_mfflfij-nyda70">
+      <w:hyperlink w:history="1" r:id="rIdlcwcumpj7smg5og0h5res">
         <w:r>
           <w:rPr>
             <w:rFonts w:ascii="Calibri" w:cs="Calibri" w:eastAsia="Calibri" w:hAnsi="Calibri"/>
@@ -123,7 +123,7 @@
         </w:rPr>
         <w:t xml:space="preserve">◔ </w:t>
       </w:r>
-      <w:hyperlink w:history="1" r:id="rIdg-mlegfme8wgxspsucg6r">
+      <w:hyperlink w:history="1" r:id="rIdevf0ongufec7b8yw9zhgo">
         <w:r>
           <w:rPr>
             <w:rFonts w:ascii="Calibri" w:cs="Calibri" w:eastAsia="Calibri" w:hAnsi="Calibri"/>
@@ -153,7 +153,7 @@
         </w:rPr>
         <w:t xml:space="preserve">Ⓘ </w:t>
       </w:r>
-      <w:hyperlink w:history="1" r:id="rIdre8fdsgyug4tjbulll61o">
+      <w:hyperlink w:history="1" r:id="rId9zi0geol7mysb4xe7gusl">
         <w:r>
           <w:rPr>
             <w:rFonts w:ascii="Calibri" w:cs="Calibri" w:eastAsia="Calibri" w:hAnsi="Calibri"/>
@@ -716,7 +716,7 @@
         </w:rPr>
         <w:t xml:space="preserve">   </w:t>
       </w:r>
-      <w:hyperlink w:history="1" r:id="rIdvrvysc0zre19njsn9mnil">
+      <w:hyperlink w:history="1" r:id="rIdbeum0k584bd8bwgladhoq">
         <w:r>
           <w:rPr>
             <w:rFonts w:ascii="Calibri" w:cs="Calibri" w:eastAsia="Calibri" w:hAnsi="Calibri"/>
@@ -744,7 +744,7 @@
         </w:rPr>
         <w:t xml:space="preserve">| </w:t>
       </w:r>
-      <w:hyperlink w:history="1" r:id="rIdn8vr6l3buapehl68m0hf4">
+      <w:hyperlink w:history="1" r:id="rIddgbrmek8eomgybpy4zpuw">
         <w:r>
           <w:rPr>
             <w:rFonts w:ascii="Calibri" w:cs="Calibri" w:eastAsia="Calibri" w:hAnsi="Calibri"/>
@@ -772,7 +772,7 @@
         </w:rPr>
         <w:t xml:space="preserve">| </w:t>
       </w:r>
-      <w:hyperlink w:history="1" r:id="rIdkyancocpdweiypncheyhg">
+      <w:hyperlink w:history="1" r:id="rIdqfzcqgmbswgkivqpgncbx">
         <w:r>
           <w:rPr>
             <w:rFonts w:ascii="Calibri" w:cs="Calibri" w:eastAsia="Calibri" w:hAnsi="Calibri"/>
@@ -1125,7 +1125,7 @@
         </w:rPr>
         <w:t xml:space="preserve">   </w:t>
       </w:r>
-      <w:hyperlink w:history="1" r:id="rIduauzjkllncsn6odrv8iwq">
+      <w:hyperlink w:history="1" r:id="rIdqh0dvb1qpgsy6lucfd0vy">
         <w:r>
           <w:rPr>
             <w:rFonts w:ascii="Calibri" w:cs="Calibri" w:eastAsia="Calibri" w:hAnsi="Calibri"/>
@@ -1153,7 +1153,7 @@
         </w:rPr>
         <w:t xml:space="preserve">| </w:t>
       </w:r>
-      <w:hyperlink w:history="1" r:id="rIdupjasr32xvjmeqpf4ee2h">
+      <w:hyperlink w:history="1" r:id="rIdpei8lcsctgi_nyybisqyw">
         <w:r>
           <w:rPr>
             <w:rFonts w:ascii="Calibri" w:cs="Calibri" w:eastAsia="Calibri" w:hAnsi="Calibri"/>
@@ -1181,7 +1181,7 @@
         </w:rPr>
         <w:t xml:space="preserve">| </w:t>
       </w:r>
-      <w:hyperlink w:history="1" r:id="rId8q3me2u5p1jewbdmqvrum">
+      <w:hyperlink w:history="1" r:id="rIdbnhnu90ow-gc_kawpgmaj">
         <w:r>
           <w:rPr>
             <w:rFonts w:ascii="Calibri" w:cs="Calibri" w:eastAsia="Calibri" w:hAnsi="Calibri"/>
@@ -1348,7 +1348,7 @@
         </w:rPr>
         <w:t xml:space="preserve">   </w:t>
       </w:r>
-      <w:hyperlink w:history="1" r:id="rIdky6up6wrkkoq5togaafee">
+      <w:hyperlink w:history="1" r:id="rIdhfn7mfdzry-dv7_qc4zch">
         <w:r>
           <w:rPr>
             <w:rFonts w:ascii="Calibri" w:cs="Calibri" w:eastAsia="Calibri" w:hAnsi="Calibri"/>
@@ -1376,7 +1376,7 @@
         </w:rPr>
         <w:t xml:space="preserve">| </w:t>
       </w:r>
-      <w:hyperlink w:history="1" r:id="rIdmes8bzmrzs7shgax9bfuk">
+      <w:hyperlink w:history="1" r:id="rIdpa9tpw7nmfrgs2dufork9">
         <w:r>
           <w:rPr>
             <w:rFonts w:ascii="Calibri" w:cs="Calibri" w:eastAsia="Calibri" w:hAnsi="Calibri"/>
@@ -1505,7 +1505,7 @@
         </w:rPr>
         <w:t xml:space="preserve">   </w:t>
       </w:r>
-      <w:hyperlink w:history="1" r:id="rId1gyucfhgdkebb1hm0odsm">
+      <w:hyperlink w:history="1" r:id="rId_thhjfsku7zgv_aflk7nx">
         <w:r>
           <w:rPr>
             <w:rFonts w:ascii="Calibri" w:cs="Calibri" w:eastAsia="Calibri" w:hAnsi="Calibri"/>
@@ -1533,7 +1533,7 @@
         </w:rPr>
         <w:t xml:space="preserve">| </w:t>
       </w:r>
-      <w:hyperlink w:history="1" r:id="rIdjzihshg-ixwjofulojsy6">
+      <w:hyperlink w:history="1" r:id="rIdvrka05nvj5z3fg1o4tyck">
         <w:r>
           <w:rPr>
             <w:rFonts w:ascii="Calibri" w:cs="Calibri" w:eastAsia="Calibri" w:hAnsi="Calibri"/>
@@ -1666,7 +1666,7 @@
         </w:rPr>
         <w:t xml:space="preserve">   </w:t>
       </w:r>
-      <w:hyperlink w:history="1" r:id="rIdxs-xvw5meimcaupydfw7a">
+      <w:hyperlink w:history="1" r:id="rIdfaxtfowh-badry3dk31xg">
         <w:r>
           <w:rPr>
             <w:rFonts w:ascii="Calibri" w:cs="Calibri" w:eastAsia="Calibri" w:hAnsi="Calibri"/>
@@ -1816,7 +1816,7 @@
         </w:rPr>
         <w:t xml:space="preserve">   </w:t>
       </w:r>
-      <w:hyperlink w:history="1" r:id="rIdpwqxp2y4yt6kkbkyndm4y">
+      <w:hyperlink w:history="1" r:id="rIdzmli1pqprakysj9r_xga6">
         <w:r>
           <w:rPr>
             <w:rFonts w:ascii="Calibri" w:cs="Calibri" w:eastAsia="Calibri" w:hAnsi="Calibri"/>
@@ -2396,7 +2396,7 @@
         </w:rPr>
         <w:t xml:space="preserve">   </w:t>
       </w:r>
-      <w:hyperlink w:history="1" r:id="rIdqiq1iaqrbq488dxfelzbv">
+      <w:hyperlink w:history="1" r:id="rId-rmfuvare_rmu2xo6am5p">
         <w:r>
           <w:rPr>
             <w:rFonts w:ascii="Calibri" w:cs="Calibri" w:eastAsia="Calibri" w:hAnsi="Calibri"/>
@@ -2424,7 +2424,7 @@
         </w:rPr>
         <w:t xml:space="preserve">| </w:t>
       </w:r>
-      <w:hyperlink w:history="1" r:id="rId8ng7_xgat6fecqa4bpj9t">
+      <w:hyperlink w:history="1" r:id="rIdhn0p_da9jkucwmady1zfo">
         <w:r>
           <w:rPr>
             <w:rFonts w:ascii="Calibri" w:cs="Calibri" w:eastAsia="Calibri" w:hAnsi="Calibri"/>

--- a/public/resume/cv-devops.docx
+++ b/public/resume/cv-devops.docx
@@ -33,7 +33,7 @@
         </w:rPr>
         <w:t xml:space="preserve">✉ </w:t>
       </w:r>
-      <w:hyperlink w:history="1" r:id="rIdpzzy43dapgqjymkvtlcx0">
+      <w:hyperlink w:history="1" r:id="rIdlrj7clfut5uradpmvnfzl">
         <w:r>
           <w:rPr>
             <w:rFonts w:ascii="Calibri" w:cs="Calibri" w:eastAsia="Calibri" w:hAnsi="Calibri"/>
@@ -63,7 +63,7 @@
         </w:rPr>
         <w:t xml:space="preserve">• </w:t>
       </w:r>
-      <w:hyperlink w:history="1" r:id="rIdlnlzoowyfchidaiks2bwr">
+      <w:hyperlink w:history="1" r:id="rIdoyszqb5jxhqe4z-6hgq70">
         <w:r>
           <w:rPr>
             <w:rFonts w:ascii="Calibri" w:cs="Calibri" w:eastAsia="Calibri" w:hAnsi="Calibri"/>
@@ -93,7 +93,7 @@
         </w:rPr>
         <w:t xml:space="preserve">⁠in </w:t>
       </w:r>
-      <w:hyperlink w:history="1" r:id="rIdlcwcumpj7smg5og0h5res">
+      <w:hyperlink w:history="1" r:id="rIdyqefu8juso9grstkgi4g4">
         <w:r>
           <w:rPr>
             <w:rFonts w:ascii="Calibri" w:cs="Calibri" w:eastAsia="Calibri" w:hAnsi="Calibri"/>
@@ -123,7 +123,7 @@
         </w:rPr>
         <w:t xml:space="preserve">◔ </w:t>
       </w:r>
-      <w:hyperlink w:history="1" r:id="rIdevf0ongufec7b8yw9zhgo">
+      <w:hyperlink w:history="1" r:id="rIdpi2uyzgqy0dirkb9hua0n">
         <w:r>
           <w:rPr>
             <w:rFonts w:ascii="Calibri" w:cs="Calibri" w:eastAsia="Calibri" w:hAnsi="Calibri"/>
@@ -153,7 +153,7 @@
         </w:rPr>
         <w:t xml:space="preserve">Ⓘ </w:t>
       </w:r>
-      <w:hyperlink w:history="1" r:id="rId9zi0geol7mysb4xe7gusl">
+      <w:hyperlink w:history="1" r:id="rIducppnkpefu3jqa_iftkcr">
         <w:r>
           <w:rPr>
             <w:rFonts w:ascii="Calibri" w:cs="Calibri" w:eastAsia="Calibri" w:hAnsi="Calibri"/>
@@ -716,7 +716,7 @@
         </w:rPr>
         <w:t xml:space="preserve">   </w:t>
       </w:r>
-      <w:hyperlink w:history="1" r:id="rIdbeum0k584bd8bwgladhoq">
+      <w:hyperlink w:history="1" r:id="rId82q4ijw20hmipujt9xwul">
         <w:r>
           <w:rPr>
             <w:rFonts w:ascii="Calibri" w:cs="Calibri" w:eastAsia="Calibri" w:hAnsi="Calibri"/>
@@ -744,7 +744,7 @@
         </w:rPr>
         <w:t xml:space="preserve">| </w:t>
       </w:r>
-      <w:hyperlink w:history="1" r:id="rIddgbrmek8eomgybpy4zpuw">
+      <w:hyperlink w:history="1" r:id="rIdgav84llukfwkcelas6jc5">
         <w:r>
           <w:rPr>
             <w:rFonts w:ascii="Calibri" w:cs="Calibri" w:eastAsia="Calibri" w:hAnsi="Calibri"/>
@@ -772,7 +772,7 @@
         </w:rPr>
         <w:t xml:space="preserve">| </w:t>
       </w:r>
-      <w:hyperlink w:history="1" r:id="rIdqfzcqgmbswgkivqpgncbx">
+      <w:hyperlink w:history="1" r:id="rIdykxkirm6bvh8bu5wyf1nw">
         <w:r>
           <w:rPr>
             <w:rFonts w:ascii="Calibri" w:cs="Calibri" w:eastAsia="Calibri" w:hAnsi="Calibri"/>
@@ -1125,7 +1125,7 @@
         </w:rPr>
         <w:t xml:space="preserve">   </w:t>
       </w:r>
-      <w:hyperlink w:history="1" r:id="rIdqh0dvb1qpgsy6lucfd0vy">
+      <w:hyperlink w:history="1" r:id="rIddwf2vygjp9yfp8hs_oon4">
         <w:r>
           <w:rPr>
             <w:rFonts w:ascii="Calibri" w:cs="Calibri" w:eastAsia="Calibri" w:hAnsi="Calibri"/>
@@ -1153,7 +1153,7 @@
         </w:rPr>
         <w:t xml:space="preserve">| </w:t>
       </w:r>
-      <w:hyperlink w:history="1" r:id="rIdpei8lcsctgi_nyybisqyw">
+      <w:hyperlink w:history="1" r:id="rIdqguzpcauhmni30sfpbo6r">
         <w:r>
           <w:rPr>
             <w:rFonts w:ascii="Calibri" w:cs="Calibri" w:eastAsia="Calibri" w:hAnsi="Calibri"/>
@@ -1181,7 +1181,7 @@
         </w:rPr>
         <w:t xml:space="preserve">| </w:t>
       </w:r>
-      <w:hyperlink w:history="1" r:id="rIdbnhnu90ow-gc_kawpgmaj">
+      <w:hyperlink w:history="1" r:id="rIdfwigmerugkwpykwpawuqv">
         <w:r>
           <w:rPr>
             <w:rFonts w:ascii="Calibri" w:cs="Calibri" w:eastAsia="Calibri" w:hAnsi="Calibri"/>
@@ -1348,7 +1348,7 @@
         </w:rPr>
         <w:t xml:space="preserve">   </w:t>
       </w:r>
-      <w:hyperlink w:history="1" r:id="rIdhfn7mfdzry-dv7_qc4zch">
+      <w:hyperlink w:history="1" r:id="rId98reyng0p2el_sojcryze">
         <w:r>
           <w:rPr>
             <w:rFonts w:ascii="Calibri" w:cs="Calibri" w:eastAsia="Calibri" w:hAnsi="Calibri"/>
@@ -1376,7 +1376,7 @@
         </w:rPr>
         <w:t xml:space="preserve">| </w:t>
       </w:r>
-      <w:hyperlink w:history="1" r:id="rIdpa9tpw7nmfrgs2dufork9">
+      <w:hyperlink w:history="1" r:id="rIdn0fbynnrl7nq9j971feak">
         <w:r>
           <w:rPr>
             <w:rFonts w:ascii="Calibri" w:cs="Calibri" w:eastAsia="Calibri" w:hAnsi="Calibri"/>
@@ -1505,7 +1505,7 @@
         </w:rPr>
         <w:t xml:space="preserve">   </w:t>
       </w:r>
-      <w:hyperlink w:history="1" r:id="rId_thhjfsku7zgv_aflk7nx">
+      <w:hyperlink w:history="1" r:id="rIdjbv_owipglsr0a3ai_w0j">
         <w:r>
           <w:rPr>
             <w:rFonts w:ascii="Calibri" w:cs="Calibri" w:eastAsia="Calibri" w:hAnsi="Calibri"/>
@@ -1533,7 +1533,7 @@
         </w:rPr>
         <w:t xml:space="preserve">| </w:t>
       </w:r>
-      <w:hyperlink w:history="1" r:id="rIdvrka05nvj5z3fg1o4tyck">
+      <w:hyperlink w:history="1" r:id="rIdzzpfkquvgrr_3slmnw1s5">
         <w:r>
           <w:rPr>
             <w:rFonts w:ascii="Calibri" w:cs="Calibri" w:eastAsia="Calibri" w:hAnsi="Calibri"/>
@@ -1666,7 +1666,7 @@
         </w:rPr>
         <w:t xml:space="preserve">   </w:t>
       </w:r>
-      <w:hyperlink w:history="1" r:id="rIdfaxtfowh-badry3dk31xg">
+      <w:hyperlink w:history="1" r:id="rIdybqgzkkeceqcqvngc4f1t">
         <w:r>
           <w:rPr>
             <w:rFonts w:ascii="Calibri" w:cs="Calibri" w:eastAsia="Calibri" w:hAnsi="Calibri"/>
@@ -1816,7 +1816,7 @@
         </w:rPr>
         <w:t xml:space="preserve">   </w:t>
       </w:r>
-      <w:hyperlink w:history="1" r:id="rIdzmli1pqprakysj9r_xga6">
+      <w:hyperlink w:history="1" r:id="rIdgt-ivgfz4yqtyas3bfady">
         <w:r>
           <w:rPr>
             <w:rFonts w:ascii="Calibri" w:cs="Calibri" w:eastAsia="Calibri" w:hAnsi="Calibri"/>
@@ -2396,7 +2396,7 @@
         </w:rPr>
         <w:t xml:space="preserve">   </w:t>
       </w:r>
-      <w:hyperlink w:history="1" r:id="rId-rmfuvare_rmu2xo6am5p">
+      <w:hyperlink w:history="1" r:id="rIdr7r8ve3mndq6mtnn3wvls">
         <w:r>
           <w:rPr>
             <w:rFonts w:ascii="Calibri" w:cs="Calibri" w:eastAsia="Calibri" w:hAnsi="Calibri"/>
@@ -2424,7 +2424,7 @@
         </w:rPr>
         <w:t xml:space="preserve">| </w:t>
       </w:r>
-      <w:hyperlink w:history="1" r:id="rIdhn0p_da9jkucwmady1zfo">
+      <w:hyperlink w:history="1" r:id="rIdjfaabchdrda6knk8vqrki">
         <w:r>
           <w:rPr>
             <w:rFonts w:ascii="Calibri" w:cs="Calibri" w:eastAsia="Calibri" w:hAnsi="Calibri"/>

--- a/public/resume/cv-devops.docx
+++ b/public/resume/cv-devops.docx
@@ -33,7 +33,7 @@
         </w:rPr>
         <w:t xml:space="preserve">✉ </w:t>
       </w:r>
-      <w:hyperlink w:history="1" r:id="rIdlrj7clfut5uradpmvnfzl">
+      <w:hyperlink w:history="1" r:id="rId3opbkifn25yiuaezcm0ah">
         <w:r>
           <w:rPr>
             <w:rFonts w:ascii="Calibri" w:cs="Calibri" w:eastAsia="Calibri" w:hAnsi="Calibri"/>
@@ -63,7 +63,7 @@
         </w:rPr>
         <w:t xml:space="preserve">• </w:t>
       </w:r>
-      <w:hyperlink w:history="1" r:id="rIdoyszqb5jxhqe4z-6hgq70">
+      <w:hyperlink w:history="1" r:id="rIdscvviysvkhx3mwqulkri8">
         <w:r>
           <w:rPr>
             <w:rFonts w:ascii="Calibri" w:cs="Calibri" w:eastAsia="Calibri" w:hAnsi="Calibri"/>
@@ -93,7 +93,7 @@
         </w:rPr>
         <w:t xml:space="preserve">⁠in </w:t>
       </w:r>
-      <w:hyperlink w:history="1" r:id="rIdyqefu8juso9grstkgi4g4">
+      <w:hyperlink w:history="1" r:id="rId4kgspya4w29abwgwgrjol">
         <w:r>
           <w:rPr>
             <w:rFonts w:ascii="Calibri" w:cs="Calibri" w:eastAsia="Calibri" w:hAnsi="Calibri"/>
@@ -123,7 +123,7 @@
         </w:rPr>
         <w:t xml:space="preserve">◔ </w:t>
       </w:r>
-      <w:hyperlink w:history="1" r:id="rIdpi2uyzgqy0dirkb9hua0n">
+      <w:hyperlink w:history="1" r:id="rIdm7l53abq_6aijtdv1euga">
         <w:r>
           <w:rPr>
             <w:rFonts w:ascii="Calibri" w:cs="Calibri" w:eastAsia="Calibri" w:hAnsi="Calibri"/>
@@ -153,7 +153,7 @@
         </w:rPr>
         <w:t xml:space="preserve">Ⓘ </w:t>
       </w:r>
-      <w:hyperlink w:history="1" r:id="rIducppnkpefu3jqa_iftkcr">
+      <w:hyperlink w:history="1" r:id="rIdsv4wtg9px4uaxlo0umovi">
         <w:r>
           <w:rPr>
             <w:rFonts w:ascii="Calibri" w:cs="Calibri" w:eastAsia="Calibri" w:hAnsi="Calibri"/>
@@ -716,7 +716,7 @@
         </w:rPr>
         <w:t xml:space="preserve">   </w:t>
       </w:r>
-      <w:hyperlink w:history="1" r:id="rId82q4ijw20hmipujt9xwul">
+      <w:hyperlink w:history="1" r:id="rIdjbnengptpb6phhgiprwqi">
         <w:r>
           <w:rPr>
             <w:rFonts w:ascii="Calibri" w:cs="Calibri" w:eastAsia="Calibri" w:hAnsi="Calibri"/>
@@ -744,7 +744,7 @@
         </w:rPr>
         <w:t xml:space="preserve">| </w:t>
       </w:r>
-      <w:hyperlink w:history="1" r:id="rIdgav84llukfwkcelas6jc5">
+      <w:hyperlink w:history="1" r:id="rIdxyc6d3ybecjithxj6pjx_">
         <w:r>
           <w:rPr>
             <w:rFonts w:ascii="Calibri" w:cs="Calibri" w:eastAsia="Calibri" w:hAnsi="Calibri"/>
@@ -772,7 +772,7 @@
         </w:rPr>
         <w:t xml:space="preserve">| </w:t>
       </w:r>
-      <w:hyperlink w:history="1" r:id="rIdykxkirm6bvh8bu5wyf1nw">
+      <w:hyperlink w:history="1" r:id="rIdupsjfckfhifv-pnrxovyv">
         <w:r>
           <w:rPr>
             <w:rFonts w:ascii="Calibri" w:cs="Calibri" w:eastAsia="Calibri" w:hAnsi="Calibri"/>
@@ -1125,7 +1125,7 @@
         </w:rPr>
         <w:t xml:space="preserve">   </w:t>
       </w:r>
-      <w:hyperlink w:history="1" r:id="rIddwf2vygjp9yfp8hs_oon4">
+      <w:hyperlink w:history="1" r:id="rIdoggf5evcgt3nltjcivu2l">
         <w:r>
           <w:rPr>
             <w:rFonts w:ascii="Calibri" w:cs="Calibri" w:eastAsia="Calibri" w:hAnsi="Calibri"/>
@@ -1153,7 +1153,7 @@
         </w:rPr>
         <w:t xml:space="preserve">| </w:t>
       </w:r>
-      <w:hyperlink w:history="1" r:id="rIdqguzpcauhmni30sfpbo6r">
+      <w:hyperlink w:history="1" r:id="rIda7ezzx3hnzyd-svjvj1fw">
         <w:r>
           <w:rPr>
             <w:rFonts w:ascii="Calibri" w:cs="Calibri" w:eastAsia="Calibri" w:hAnsi="Calibri"/>
@@ -1181,7 +1181,7 @@
         </w:rPr>
         <w:t xml:space="preserve">| </w:t>
       </w:r>
-      <w:hyperlink w:history="1" r:id="rIdfwigmerugkwpykwpawuqv">
+      <w:hyperlink w:history="1" r:id="rIdaqdtgkhud2fem_lb1bgra">
         <w:r>
           <w:rPr>
             <w:rFonts w:ascii="Calibri" w:cs="Calibri" w:eastAsia="Calibri" w:hAnsi="Calibri"/>
@@ -1348,7 +1348,7 @@
         </w:rPr>
         <w:t xml:space="preserve">   </w:t>
       </w:r>
-      <w:hyperlink w:history="1" r:id="rId98reyng0p2el_sojcryze">
+      <w:hyperlink w:history="1" r:id="rIdbuo9m1qqlz0lzyf2gu38p">
         <w:r>
           <w:rPr>
             <w:rFonts w:ascii="Calibri" w:cs="Calibri" w:eastAsia="Calibri" w:hAnsi="Calibri"/>
@@ -1376,7 +1376,7 @@
         </w:rPr>
         <w:t xml:space="preserve">| </w:t>
       </w:r>
-      <w:hyperlink w:history="1" r:id="rIdn0fbynnrl7nq9j971feak">
+      <w:hyperlink w:history="1" r:id="rIdozaczig0y8wakizs_uo_6">
         <w:r>
           <w:rPr>
             <w:rFonts w:ascii="Calibri" w:cs="Calibri" w:eastAsia="Calibri" w:hAnsi="Calibri"/>
@@ -1505,7 +1505,7 @@
         </w:rPr>
         <w:t xml:space="preserve">   </w:t>
       </w:r>
-      <w:hyperlink w:history="1" r:id="rIdjbv_owipglsr0a3ai_w0j">
+      <w:hyperlink w:history="1" r:id="rId69osdaweu_uzk3ebohbb8">
         <w:r>
           <w:rPr>
             <w:rFonts w:ascii="Calibri" w:cs="Calibri" w:eastAsia="Calibri" w:hAnsi="Calibri"/>
@@ -1533,7 +1533,7 @@
         </w:rPr>
         <w:t xml:space="preserve">| </w:t>
       </w:r>
-      <w:hyperlink w:history="1" r:id="rIdzzpfkquvgrr_3slmnw1s5">
+      <w:hyperlink w:history="1" r:id="rIdn8pxcfdzv29kr3c0_hnhf">
         <w:r>
           <w:rPr>
             <w:rFonts w:ascii="Calibri" w:cs="Calibri" w:eastAsia="Calibri" w:hAnsi="Calibri"/>
@@ -1666,7 +1666,7 @@
         </w:rPr>
         <w:t xml:space="preserve">   </w:t>
       </w:r>
-      <w:hyperlink w:history="1" r:id="rIdybqgzkkeceqcqvngc4f1t">
+      <w:hyperlink w:history="1" r:id="rIdmchzwsmhx3rrufqnhwews">
         <w:r>
           <w:rPr>
             <w:rFonts w:ascii="Calibri" w:cs="Calibri" w:eastAsia="Calibri" w:hAnsi="Calibri"/>
@@ -1816,7 +1816,7 @@
         </w:rPr>
         <w:t xml:space="preserve">   </w:t>
       </w:r>
-      <w:hyperlink w:history="1" r:id="rIdgt-ivgfz4yqtyas3bfady">
+      <w:hyperlink w:history="1" r:id="rIdan1kom6rwh2laltoxb_b8">
         <w:r>
           <w:rPr>
             <w:rFonts w:ascii="Calibri" w:cs="Calibri" w:eastAsia="Calibri" w:hAnsi="Calibri"/>
@@ -2396,7 +2396,7 @@
         </w:rPr>
         <w:t xml:space="preserve">   </w:t>
       </w:r>
-      <w:hyperlink w:history="1" r:id="rIdr7r8ve3mndq6mtnn3wvls">
+      <w:hyperlink w:history="1" r:id="rIdv7gm7icvzykdrhp-kypxe">
         <w:r>
           <w:rPr>
             <w:rFonts w:ascii="Calibri" w:cs="Calibri" w:eastAsia="Calibri" w:hAnsi="Calibri"/>
@@ -2424,7 +2424,7 @@
         </w:rPr>
         <w:t xml:space="preserve">| </w:t>
       </w:r>
-      <w:hyperlink w:history="1" r:id="rIdjfaabchdrda6knk8vqrki">
+      <w:hyperlink w:history="1" r:id="rId122o06fhuk0hhuhz-iwjg">
         <w:r>
           <w:rPr>
             <w:rFonts w:ascii="Calibri" w:cs="Calibri" w:eastAsia="Calibri" w:hAnsi="Calibri"/>

--- a/public/resume/cv-devops.docx
+++ b/public/resume/cv-devops.docx
@@ -33,7 +33,7 @@
         </w:rPr>
         <w:t xml:space="preserve">✉ </w:t>
       </w:r>
-      <w:hyperlink w:history="1" r:id="rId3opbkifn25yiuaezcm0ah">
+      <w:hyperlink w:history="1" r:id="rIdfikq90a_agd7dr4xo5ppd">
         <w:r>
           <w:rPr>
             <w:rFonts w:ascii="Calibri" w:cs="Calibri" w:eastAsia="Calibri" w:hAnsi="Calibri"/>
@@ -63,7 +63,7 @@
         </w:rPr>
         <w:t xml:space="preserve">• </w:t>
       </w:r>
-      <w:hyperlink w:history="1" r:id="rIdscvviysvkhx3mwqulkri8">
+      <w:hyperlink w:history="1" r:id="rIdip2s8cz-1y72ut1zsbsmc">
         <w:r>
           <w:rPr>
             <w:rFonts w:ascii="Calibri" w:cs="Calibri" w:eastAsia="Calibri" w:hAnsi="Calibri"/>
@@ -93,7 +93,7 @@
         </w:rPr>
         <w:t xml:space="preserve">⁠in </w:t>
       </w:r>
-      <w:hyperlink w:history="1" r:id="rId4kgspya4w29abwgwgrjol">
+      <w:hyperlink w:history="1" r:id="rId2g-pkibftcf8yoq1x6rjj">
         <w:r>
           <w:rPr>
             <w:rFonts w:ascii="Calibri" w:cs="Calibri" w:eastAsia="Calibri" w:hAnsi="Calibri"/>
@@ -123,7 +123,7 @@
         </w:rPr>
         <w:t xml:space="preserve">◔ </w:t>
       </w:r>
-      <w:hyperlink w:history="1" r:id="rIdm7l53abq_6aijtdv1euga">
+      <w:hyperlink w:history="1" r:id="rIdadgxifhg-4klbymxryb3b">
         <w:r>
           <w:rPr>
             <w:rFonts w:ascii="Calibri" w:cs="Calibri" w:eastAsia="Calibri" w:hAnsi="Calibri"/>
@@ -153,7 +153,7 @@
         </w:rPr>
         <w:t xml:space="preserve">Ⓘ </w:t>
       </w:r>
-      <w:hyperlink w:history="1" r:id="rIdsv4wtg9px4uaxlo0umovi">
+      <w:hyperlink w:history="1" r:id="rIdssnscgwuvshtx0jeizgtl">
         <w:r>
           <w:rPr>
             <w:rFonts w:ascii="Calibri" w:cs="Calibri" w:eastAsia="Calibri" w:hAnsi="Calibri"/>
@@ -716,7 +716,7 @@
         </w:rPr>
         <w:t xml:space="preserve">   </w:t>
       </w:r>
-      <w:hyperlink w:history="1" r:id="rIdjbnengptpb6phhgiprwqi">
+      <w:hyperlink w:history="1" r:id="rIdfbfaa3zdwrclcw31vc1gp">
         <w:r>
           <w:rPr>
             <w:rFonts w:ascii="Calibri" w:cs="Calibri" w:eastAsia="Calibri" w:hAnsi="Calibri"/>
@@ -744,7 +744,7 @@
         </w:rPr>
         <w:t xml:space="preserve">| </w:t>
       </w:r>
-      <w:hyperlink w:history="1" r:id="rIdxyc6d3ybecjithxj6pjx_">
+      <w:hyperlink w:history="1" r:id="rIdhccfnxcxylhceafswxxks">
         <w:r>
           <w:rPr>
             <w:rFonts w:ascii="Calibri" w:cs="Calibri" w:eastAsia="Calibri" w:hAnsi="Calibri"/>
@@ -772,7 +772,7 @@
         </w:rPr>
         <w:t xml:space="preserve">| </w:t>
       </w:r>
-      <w:hyperlink w:history="1" r:id="rIdupsjfckfhifv-pnrxovyv">
+      <w:hyperlink w:history="1" r:id="rIdwnrnmsdf9udsa1owpvzdk">
         <w:r>
           <w:rPr>
             <w:rFonts w:ascii="Calibri" w:cs="Calibri" w:eastAsia="Calibri" w:hAnsi="Calibri"/>
@@ -1125,7 +1125,7 @@
         </w:rPr>
         <w:t xml:space="preserve">   </w:t>
       </w:r>
-      <w:hyperlink w:history="1" r:id="rIdoggf5evcgt3nltjcivu2l">
+      <w:hyperlink w:history="1" r:id="rIdosg6kxmguckrynmlliwml">
         <w:r>
           <w:rPr>
             <w:rFonts w:ascii="Calibri" w:cs="Calibri" w:eastAsia="Calibri" w:hAnsi="Calibri"/>
@@ -1153,7 +1153,7 @@
         </w:rPr>
         <w:t xml:space="preserve">| </w:t>
       </w:r>
-      <w:hyperlink w:history="1" r:id="rIda7ezzx3hnzyd-svjvj1fw">
+      <w:hyperlink w:history="1" r:id="rIdkfd3hmgpltmffzev-cd_z">
         <w:r>
           <w:rPr>
             <w:rFonts w:ascii="Calibri" w:cs="Calibri" w:eastAsia="Calibri" w:hAnsi="Calibri"/>
@@ -1181,7 +1181,7 @@
         </w:rPr>
         <w:t xml:space="preserve">| </w:t>
       </w:r>
-      <w:hyperlink w:history="1" r:id="rIdaqdtgkhud2fem_lb1bgra">
+      <w:hyperlink w:history="1" r:id="rIduikigqs45rgefauveyye1">
         <w:r>
           <w:rPr>
             <w:rFonts w:ascii="Calibri" w:cs="Calibri" w:eastAsia="Calibri" w:hAnsi="Calibri"/>
@@ -1348,7 +1348,7 @@
         </w:rPr>
         <w:t xml:space="preserve">   </w:t>
       </w:r>
-      <w:hyperlink w:history="1" r:id="rIdbuo9m1qqlz0lzyf2gu38p">
+      <w:hyperlink w:history="1" r:id="rIdegpff4pfphrl93hi_gc4i">
         <w:r>
           <w:rPr>
             <w:rFonts w:ascii="Calibri" w:cs="Calibri" w:eastAsia="Calibri" w:hAnsi="Calibri"/>
@@ -1376,7 +1376,7 @@
         </w:rPr>
         <w:t xml:space="preserve">| </w:t>
       </w:r>
-      <w:hyperlink w:history="1" r:id="rIdozaczig0y8wakizs_uo_6">
+      <w:hyperlink w:history="1" r:id="rIdopnzmazqggm__pdjkul3h">
         <w:r>
           <w:rPr>
             <w:rFonts w:ascii="Calibri" w:cs="Calibri" w:eastAsia="Calibri" w:hAnsi="Calibri"/>
@@ -1505,7 +1505,7 @@
         </w:rPr>
         <w:t xml:space="preserve">   </w:t>
       </w:r>
-      <w:hyperlink w:history="1" r:id="rId69osdaweu_uzk3ebohbb8">
+      <w:hyperlink w:history="1" r:id="rId4eec84qu7f3tyek3-jmqt">
         <w:r>
           <w:rPr>
             <w:rFonts w:ascii="Calibri" w:cs="Calibri" w:eastAsia="Calibri" w:hAnsi="Calibri"/>
@@ -1533,7 +1533,7 @@
         </w:rPr>
         <w:t xml:space="preserve">| </w:t>
       </w:r>
-      <w:hyperlink w:history="1" r:id="rIdn8pxcfdzv29kr3c0_hnhf">
+      <w:hyperlink w:history="1" r:id="rIdtjv1emsguwssr64gcidv2">
         <w:r>
           <w:rPr>
             <w:rFonts w:ascii="Calibri" w:cs="Calibri" w:eastAsia="Calibri" w:hAnsi="Calibri"/>
@@ -1666,7 +1666,7 @@
         </w:rPr>
         <w:t xml:space="preserve">   </w:t>
       </w:r>
-      <w:hyperlink w:history="1" r:id="rIdmchzwsmhx3rrufqnhwews">
+      <w:hyperlink w:history="1" r:id="rIdkx3jtzgecrhlqtkxroerw">
         <w:r>
           <w:rPr>
             <w:rFonts w:ascii="Calibri" w:cs="Calibri" w:eastAsia="Calibri" w:hAnsi="Calibri"/>
@@ -1816,7 +1816,7 @@
         </w:rPr>
         <w:t xml:space="preserve">   </w:t>
       </w:r>
-      <w:hyperlink w:history="1" r:id="rIdan1kom6rwh2laltoxb_b8">
+      <w:hyperlink w:history="1" r:id="rIdca3huccgw9qeofdvxhhoa">
         <w:r>
           <w:rPr>
             <w:rFonts w:ascii="Calibri" w:cs="Calibri" w:eastAsia="Calibri" w:hAnsi="Calibri"/>
@@ -2396,7 +2396,7 @@
         </w:rPr>
         <w:t xml:space="preserve">   </w:t>
       </w:r>
-      <w:hyperlink w:history="1" r:id="rIdv7gm7icvzykdrhp-kypxe">
+      <w:hyperlink w:history="1" r:id="rIds9mswqboe3esdhucn10x6">
         <w:r>
           <w:rPr>
             <w:rFonts w:ascii="Calibri" w:cs="Calibri" w:eastAsia="Calibri" w:hAnsi="Calibri"/>
@@ -2424,7 +2424,7 @@
         </w:rPr>
         <w:t xml:space="preserve">| </w:t>
       </w:r>
-      <w:hyperlink w:history="1" r:id="rId122o06fhuk0hhuhz-iwjg">
+      <w:hyperlink w:history="1" r:id="rIddwzqfvp_yw8v3yn9bbrnn">
         <w:r>
           <w:rPr>
             <w:rFonts w:ascii="Calibri" w:cs="Calibri" w:eastAsia="Calibri" w:hAnsi="Calibri"/>

--- a/public/resume/cv-devops.docx
+++ b/public/resume/cv-devops.docx
@@ -33,7 +33,7 @@
         </w:rPr>
         <w:t xml:space="preserve">✉ </w:t>
       </w:r>
-      <w:hyperlink w:history="1" r:id="rIdfikq90a_agd7dr4xo5ppd">
+      <w:hyperlink w:history="1" r:id="rIdwwe-5dgm5exb4e4vm45jf">
         <w:r>
           <w:rPr>
             <w:rFonts w:ascii="Calibri" w:cs="Calibri" w:eastAsia="Calibri" w:hAnsi="Calibri"/>
@@ -63,7 +63,7 @@
         </w:rPr>
         <w:t xml:space="preserve">• </w:t>
       </w:r>
-      <w:hyperlink w:history="1" r:id="rIdip2s8cz-1y72ut1zsbsmc">
+      <w:hyperlink w:history="1" r:id="rIdhkggg9_yuzg7zttn7tcjj">
         <w:r>
           <w:rPr>
             <w:rFonts w:ascii="Calibri" w:cs="Calibri" w:eastAsia="Calibri" w:hAnsi="Calibri"/>
@@ -93,7 +93,7 @@
         </w:rPr>
         <w:t xml:space="preserve">⁠in </w:t>
       </w:r>
-      <w:hyperlink w:history="1" r:id="rId2g-pkibftcf8yoq1x6rjj">
+      <w:hyperlink w:history="1" r:id="rIdxoshnx5t6mvii_lhfijdl">
         <w:r>
           <w:rPr>
             <w:rFonts w:ascii="Calibri" w:cs="Calibri" w:eastAsia="Calibri" w:hAnsi="Calibri"/>
@@ -123,7 +123,7 @@
         </w:rPr>
         <w:t xml:space="preserve">◔ </w:t>
       </w:r>
-      <w:hyperlink w:history="1" r:id="rIdadgxifhg-4klbymxryb3b">
+      <w:hyperlink w:history="1" r:id="rIdg11oaonmx3zt6gt0jlynv">
         <w:r>
           <w:rPr>
             <w:rFonts w:ascii="Calibri" w:cs="Calibri" w:eastAsia="Calibri" w:hAnsi="Calibri"/>
@@ -153,7 +153,7 @@
         </w:rPr>
         <w:t xml:space="preserve">Ⓘ </w:t>
       </w:r>
-      <w:hyperlink w:history="1" r:id="rIdssnscgwuvshtx0jeizgtl">
+      <w:hyperlink w:history="1" r:id="rIdh8qqxsxoxl16varhprmwj">
         <w:r>
           <w:rPr>
             <w:rFonts w:ascii="Calibri" w:cs="Calibri" w:eastAsia="Calibri" w:hAnsi="Calibri"/>
@@ -716,7 +716,7 @@
         </w:rPr>
         <w:t xml:space="preserve">   </w:t>
       </w:r>
-      <w:hyperlink w:history="1" r:id="rIdfbfaa3zdwrclcw31vc1gp">
+      <w:hyperlink w:history="1" r:id="rIdwgdmerodtcyyqki0sz4qe">
         <w:r>
           <w:rPr>
             <w:rFonts w:ascii="Calibri" w:cs="Calibri" w:eastAsia="Calibri" w:hAnsi="Calibri"/>
@@ -744,7 +744,7 @@
         </w:rPr>
         <w:t xml:space="preserve">| </w:t>
       </w:r>
-      <w:hyperlink w:history="1" r:id="rIdhccfnxcxylhceafswxxks">
+      <w:hyperlink w:history="1" r:id="rIdg5dqtf7j25qzvhwqkz-ir">
         <w:r>
           <w:rPr>
             <w:rFonts w:ascii="Calibri" w:cs="Calibri" w:eastAsia="Calibri" w:hAnsi="Calibri"/>
@@ -772,7 +772,7 @@
         </w:rPr>
         <w:t xml:space="preserve">| </w:t>
       </w:r>
-      <w:hyperlink w:history="1" r:id="rIdwnrnmsdf9udsa1owpvzdk">
+      <w:hyperlink w:history="1" r:id="rIdxtzhb6aus5psmtz-ycauc">
         <w:r>
           <w:rPr>
             <w:rFonts w:ascii="Calibri" w:cs="Calibri" w:eastAsia="Calibri" w:hAnsi="Calibri"/>
@@ -1125,7 +1125,7 @@
         </w:rPr>
         <w:t xml:space="preserve">   </w:t>
       </w:r>
-      <w:hyperlink w:history="1" r:id="rIdosg6kxmguckrynmlliwml">
+      <w:hyperlink w:history="1" r:id="rIdj6qa966emqaxnsp99nww6">
         <w:r>
           <w:rPr>
             <w:rFonts w:ascii="Calibri" w:cs="Calibri" w:eastAsia="Calibri" w:hAnsi="Calibri"/>
@@ -1153,7 +1153,7 @@
         </w:rPr>
         <w:t xml:space="preserve">| </w:t>
       </w:r>
-      <w:hyperlink w:history="1" r:id="rIdkfd3hmgpltmffzev-cd_z">
+      <w:hyperlink w:history="1" r:id="rIdaiejlt0wpo9uyix4yzh5u">
         <w:r>
           <w:rPr>
             <w:rFonts w:ascii="Calibri" w:cs="Calibri" w:eastAsia="Calibri" w:hAnsi="Calibri"/>
@@ -1181,7 +1181,7 @@
         </w:rPr>
         <w:t xml:space="preserve">| </w:t>
       </w:r>
-      <w:hyperlink w:history="1" r:id="rIduikigqs45rgefauveyye1">
+      <w:hyperlink w:history="1" r:id="rIdekeiegeeenvy0lkbkouhi">
         <w:r>
           <w:rPr>
             <w:rFonts w:ascii="Calibri" w:cs="Calibri" w:eastAsia="Calibri" w:hAnsi="Calibri"/>
@@ -1348,7 +1348,7 @@
         </w:rPr>
         <w:t xml:space="preserve">   </w:t>
       </w:r>
-      <w:hyperlink w:history="1" r:id="rIdegpff4pfphrl93hi_gc4i">
+      <w:hyperlink w:history="1" r:id="rIdokslykysqgsyx_mmansw3">
         <w:r>
           <w:rPr>
             <w:rFonts w:ascii="Calibri" w:cs="Calibri" w:eastAsia="Calibri" w:hAnsi="Calibri"/>
@@ -1376,7 +1376,7 @@
         </w:rPr>
         <w:t xml:space="preserve">| </w:t>
       </w:r>
-      <w:hyperlink w:history="1" r:id="rIdopnzmazqggm__pdjkul3h">
+      <w:hyperlink w:history="1" r:id="rIdm04mu2-vw9iuofycammuc">
         <w:r>
           <w:rPr>
             <w:rFonts w:ascii="Calibri" w:cs="Calibri" w:eastAsia="Calibri" w:hAnsi="Calibri"/>
@@ -1505,7 +1505,7 @@
         </w:rPr>
         <w:t xml:space="preserve">   </w:t>
       </w:r>
-      <w:hyperlink w:history="1" r:id="rId4eec84qu7f3tyek3-jmqt">
+      <w:hyperlink w:history="1" r:id="rIdm7555rbslktxhxcaih7b_">
         <w:r>
           <w:rPr>
             <w:rFonts w:ascii="Calibri" w:cs="Calibri" w:eastAsia="Calibri" w:hAnsi="Calibri"/>
@@ -1533,7 +1533,7 @@
         </w:rPr>
         <w:t xml:space="preserve">| </w:t>
       </w:r>
-      <w:hyperlink w:history="1" r:id="rIdtjv1emsguwssr64gcidv2">
+      <w:hyperlink w:history="1" r:id="rId6oekdzev5xjnc4ehrpgct">
         <w:r>
           <w:rPr>
             <w:rFonts w:ascii="Calibri" w:cs="Calibri" w:eastAsia="Calibri" w:hAnsi="Calibri"/>
@@ -1666,7 +1666,7 @@
         </w:rPr>
         <w:t xml:space="preserve">   </w:t>
       </w:r>
-      <w:hyperlink w:history="1" r:id="rIdkx3jtzgecrhlqtkxroerw">
+      <w:hyperlink w:history="1" r:id="rId9alwfhudrlaqpm2ix6aly">
         <w:r>
           <w:rPr>
             <w:rFonts w:ascii="Calibri" w:cs="Calibri" w:eastAsia="Calibri" w:hAnsi="Calibri"/>
@@ -1816,7 +1816,7 @@
         </w:rPr>
         <w:t xml:space="preserve">   </w:t>
       </w:r>
-      <w:hyperlink w:history="1" r:id="rIdca3huccgw9qeofdvxhhoa">
+      <w:hyperlink w:history="1" r:id="rIday7siul62ayvwkedv8lpe">
         <w:r>
           <w:rPr>
             <w:rFonts w:ascii="Calibri" w:cs="Calibri" w:eastAsia="Calibri" w:hAnsi="Calibri"/>
@@ -2396,7 +2396,7 @@
         </w:rPr>
         <w:t xml:space="preserve">   </w:t>
       </w:r>
-      <w:hyperlink w:history="1" r:id="rIds9mswqboe3esdhucn10x6">
+      <w:hyperlink w:history="1" r:id="rIdfdyqptpiv17jel_331buh">
         <w:r>
           <w:rPr>
             <w:rFonts w:ascii="Calibri" w:cs="Calibri" w:eastAsia="Calibri" w:hAnsi="Calibri"/>
@@ -2424,7 +2424,7 @@
         </w:rPr>
         <w:t xml:space="preserve">| </w:t>
       </w:r>
-      <w:hyperlink w:history="1" r:id="rIddwzqfvp_yw8v3yn9bbrnn">
+      <w:hyperlink w:history="1" r:id="rIdoydu5b3bfzsrshn3q-q6x">
         <w:r>
           <w:rPr>
             <w:rFonts w:ascii="Calibri" w:cs="Calibri" w:eastAsia="Calibri" w:hAnsi="Calibri"/>

--- a/public/resume/cv-devops.docx
+++ b/public/resume/cv-devops.docx
@@ -33,7 +33,7 @@
         </w:rPr>
         <w:t xml:space="preserve">✉ </w:t>
       </w:r>
-      <w:hyperlink w:history="1" r:id="rIdwwe-5dgm5exb4e4vm45jf">
+      <w:hyperlink w:history="1" r:id="rId_nrcjk8k_i2jcagtdxrrs">
         <w:r>
           <w:rPr>
             <w:rFonts w:ascii="Calibri" w:cs="Calibri" w:eastAsia="Calibri" w:hAnsi="Calibri"/>
@@ -63,7 +63,7 @@
         </w:rPr>
         <w:t xml:space="preserve">• </w:t>
       </w:r>
-      <w:hyperlink w:history="1" r:id="rIdhkggg9_yuzg7zttn7tcjj">
+      <w:hyperlink w:history="1" r:id="rIdwua2wgrpmmnp1ww8-ztme">
         <w:r>
           <w:rPr>
             <w:rFonts w:ascii="Calibri" w:cs="Calibri" w:eastAsia="Calibri" w:hAnsi="Calibri"/>
@@ -93,7 +93,7 @@
         </w:rPr>
         <w:t xml:space="preserve">⁠in </w:t>
       </w:r>
-      <w:hyperlink w:history="1" r:id="rIdxoshnx5t6mvii_lhfijdl">
+      <w:hyperlink w:history="1" r:id="rId8lz1bo0hawiupwj7tl_wc">
         <w:r>
           <w:rPr>
             <w:rFonts w:ascii="Calibri" w:cs="Calibri" w:eastAsia="Calibri" w:hAnsi="Calibri"/>
@@ -123,7 +123,7 @@
         </w:rPr>
         <w:t xml:space="preserve">◔ </w:t>
       </w:r>
-      <w:hyperlink w:history="1" r:id="rIdg11oaonmx3zt6gt0jlynv">
+      <w:hyperlink w:history="1" r:id="rIdlwsq2sovhihfhyiigkvnf">
         <w:r>
           <w:rPr>
             <w:rFonts w:ascii="Calibri" w:cs="Calibri" w:eastAsia="Calibri" w:hAnsi="Calibri"/>
@@ -153,7 +153,7 @@
         </w:rPr>
         <w:t xml:space="preserve">Ⓘ </w:t>
       </w:r>
-      <w:hyperlink w:history="1" r:id="rIdh8qqxsxoxl16varhprmwj">
+      <w:hyperlink w:history="1" r:id="rIdllyksm-xwmriyibvdn3he">
         <w:r>
           <w:rPr>
             <w:rFonts w:ascii="Calibri" w:cs="Calibri" w:eastAsia="Calibri" w:hAnsi="Calibri"/>
@@ -716,7 +716,7 @@
         </w:rPr>
         <w:t xml:space="preserve">   </w:t>
       </w:r>
-      <w:hyperlink w:history="1" r:id="rIdwgdmerodtcyyqki0sz4qe">
+      <w:hyperlink w:history="1" r:id="rIddtqbyj_wqgbjhw7dsq1n1">
         <w:r>
           <w:rPr>
             <w:rFonts w:ascii="Calibri" w:cs="Calibri" w:eastAsia="Calibri" w:hAnsi="Calibri"/>
@@ -744,7 +744,7 @@
         </w:rPr>
         <w:t xml:space="preserve">| </w:t>
       </w:r>
-      <w:hyperlink w:history="1" r:id="rIdg5dqtf7j25qzvhwqkz-ir">
+      <w:hyperlink w:history="1" r:id="rIdxbem_wnzjblero85ijemt">
         <w:r>
           <w:rPr>
             <w:rFonts w:ascii="Calibri" w:cs="Calibri" w:eastAsia="Calibri" w:hAnsi="Calibri"/>
@@ -772,7 +772,7 @@
         </w:rPr>
         <w:t xml:space="preserve">| </w:t>
       </w:r>
-      <w:hyperlink w:history="1" r:id="rIdxtzhb6aus5psmtz-ycauc">
+      <w:hyperlink w:history="1" r:id="rIdhg-2yitn-nfdnluhjzg77">
         <w:r>
           <w:rPr>
             <w:rFonts w:ascii="Calibri" w:cs="Calibri" w:eastAsia="Calibri" w:hAnsi="Calibri"/>
@@ -1125,7 +1125,7 @@
         </w:rPr>
         <w:t xml:space="preserve">   </w:t>
       </w:r>
-      <w:hyperlink w:history="1" r:id="rIdj6qa966emqaxnsp99nww6">
+      <w:hyperlink w:history="1" r:id="rIdub-lebadpqsadhgqepw8v">
         <w:r>
           <w:rPr>
             <w:rFonts w:ascii="Calibri" w:cs="Calibri" w:eastAsia="Calibri" w:hAnsi="Calibri"/>
@@ -1153,7 +1153,7 @@
         </w:rPr>
         <w:t xml:space="preserve">| </w:t>
       </w:r>
-      <w:hyperlink w:history="1" r:id="rIdaiejlt0wpo9uyix4yzh5u">
+      <w:hyperlink w:history="1" r:id="rIdywlwzm2zeaypbzwt1a1je">
         <w:r>
           <w:rPr>
             <w:rFonts w:ascii="Calibri" w:cs="Calibri" w:eastAsia="Calibri" w:hAnsi="Calibri"/>
@@ -1181,7 +1181,7 @@
         </w:rPr>
         <w:t xml:space="preserve">| </w:t>
       </w:r>
-      <w:hyperlink w:history="1" r:id="rIdekeiegeeenvy0lkbkouhi">
+      <w:hyperlink w:history="1" r:id="rIdnwpfgt6uetqvrjgbi0vey">
         <w:r>
           <w:rPr>
             <w:rFonts w:ascii="Calibri" w:cs="Calibri" w:eastAsia="Calibri" w:hAnsi="Calibri"/>
@@ -1348,7 +1348,7 @@
         </w:rPr>
         <w:t xml:space="preserve">   </w:t>
       </w:r>
-      <w:hyperlink w:history="1" r:id="rIdokslykysqgsyx_mmansw3">
+      <w:hyperlink w:history="1" r:id="rIdn1g38noamkhkoitkhc-gi">
         <w:r>
           <w:rPr>
             <w:rFonts w:ascii="Calibri" w:cs="Calibri" w:eastAsia="Calibri" w:hAnsi="Calibri"/>
@@ -1376,7 +1376,7 @@
         </w:rPr>
         <w:t xml:space="preserve">| </w:t>
       </w:r>
-      <w:hyperlink w:history="1" r:id="rIdm04mu2-vw9iuofycammuc">
+      <w:hyperlink w:history="1" r:id="rIdn1ec_weeb1v9ghanj_2di">
         <w:r>
           <w:rPr>
             <w:rFonts w:ascii="Calibri" w:cs="Calibri" w:eastAsia="Calibri" w:hAnsi="Calibri"/>
@@ -1505,7 +1505,7 @@
         </w:rPr>
         <w:t xml:space="preserve">   </w:t>
       </w:r>
-      <w:hyperlink w:history="1" r:id="rIdm7555rbslktxhxcaih7b_">
+      <w:hyperlink w:history="1" r:id="rIdyhcqhsndeqdigknpcfgo7">
         <w:r>
           <w:rPr>
             <w:rFonts w:ascii="Calibri" w:cs="Calibri" w:eastAsia="Calibri" w:hAnsi="Calibri"/>
@@ -1533,7 +1533,7 @@
         </w:rPr>
         <w:t xml:space="preserve">| </w:t>
       </w:r>
-      <w:hyperlink w:history="1" r:id="rId6oekdzev5xjnc4ehrpgct">
+      <w:hyperlink w:history="1" r:id="rIdcbj1qzou5plbp6moijyqs">
         <w:r>
           <w:rPr>
             <w:rFonts w:ascii="Calibri" w:cs="Calibri" w:eastAsia="Calibri" w:hAnsi="Calibri"/>
@@ -1666,7 +1666,7 @@
         </w:rPr>
         <w:t xml:space="preserve">   </w:t>
       </w:r>
-      <w:hyperlink w:history="1" r:id="rId9alwfhudrlaqpm2ix6aly">
+      <w:hyperlink w:history="1" r:id="rId2hstbeytclyyolxzavcew">
         <w:r>
           <w:rPr>
             <w:rFonts w:ascii="Calibri" w:cs="Calibri" w:eastAsia="Calibri" w:hAnsi="Calibri"/>
@@ -1816,7 +1816,7 @@
         </w:rPr>
         <w:t xml:space="preserve">   </w:t>
       </w:r>
-      <w:hyperlink w:history="1" r:id="rIday7siul62ayvwkedv8lpe">
+      <w:hyperlink w:history="1" r:id="rId2j8egm8ylofsbwmbk1iwm">
         <w:r>
           <w:rPr>
             <w:rFonts w:ascii="Calibri" w:cs="Calibri" w:eastAsia="Calibri" w:hAnsi="Calibri"/>
@@ -2338,6 +2338,202 @@
     </w:p>
     <w:p>
       <w:pPr>
+        <w:tabs>
+          <w:tab w:val="right" w:pos="9026"/>
+        </w:tabs>
+        <w:spacing w:after="10" w:before="0"/>
+      </w:pPr>
+      <w:r>
+        <w:rPr>
+          <w:rFonts w:ascii="Calibri" w:cs="Calibri" w:eastAsia="Calibri" w:hAnsi="Calibri"/>
+          <w:b/>
+          <w:bCs/>
+          <w:sz w:val="20"/>
+          <w:szCs w:val="20"/>
+        </w:rPr>
+        <w:t xml:space="preserve">Peer Assisted Learning (PAL) Leader - Electronics and Programming</w:t>
+      </w:r>
+      <w:r>
+        <w:rPr>
+          <w:rFonts w:ascii="Calibri" w:cs="Calibri" w:eastAsia="Calibri" w:hAnsi="Calibri"/>
+          <w:sz w:val="20"/>
+          <w:szCs w:val="20"/>
+        </w:rPr>
+        <w:t xml:space="preserve">	Aston University, Learning Services, Birmingham, UK</w:t>
+      </w:r>
+    </w:p>
+    <w:p>
+      <w:pPr>
+        <w:tabs>
+          <w:tab w:val="right" w:pos="9026"/>
+        </w:tabs>
+        <w:spacing w:after="10" w:before="0"/>
+      </w:pPr>
+      <w:r>
+        <w:rPr>
+          <w:rFonts w:ascii="Calibri" w:cs="Calibri" w:eastAsia="Calibri" w:hAnsi="Calibri"/>
+          <w:color w:val="444444"/>
+          <w:sz w:val="19"/>
+          <w:szCs w:val="19"/>
+        </w:rPr>
+        <w:t xml:space="preserve">Python, Electronics, peer teaching, curriculum design, student support</w:t>
+      </w:r>
+      <w:r>
+        <w:rPr>
+          <w:rFonts w:ascii="Calibri" w:cs="Calibri" w:eastAsia="Calibri" w:hAnsi="Calibri"/>
+          <w:sz w:val="19"/>
+          <w:szCs w:val="19"/>
+        </w:rPr>
+        <w:t xml:space="preserve">	Sep 2026 - Present</w:t>
+      </w:r>
+    </w:p>
+    <w:p>
+      <w:pPr>
+        <w:spacing w:after="20" w:before="0"/>
+        <w:ind w:left="316" w:hanging="259"/>
+      </w:pPr>
+      <w:r>
+        <w:rPr>
+          <w:rFonts w:ascii="Calibri" w:cs="Calibri" w:eastAsia="Calibri" w:hAnsi="Calibri"/>
+          <w:sz w:val="19"/>
+          <w:szCs w:val="19"/>
+        </w:rPr>
+        <w:t xml:space="preserve">•  </w:t>
+      </w:r>
+      <w:r>
+        <w:rPr>
+          <w:rFonts w:ascii="Calibri" w:cs="Calibri" w:eastAsia="Calibri" w:hAnsi="Calibri"/>
+          <w:sz w:val="19"/>
+          <w:szCs w:val="19"/>
+        </w:rPr>
+        <w:t xml:space="preserve">Facilitate weekly </w:t>
+      </w:r>
+      <w:r>
+        <w:rPr>
+          <w:rFonts w:ascii="Calibri" w:cs="Calibri" w:eastAsia="Calibri" w:hAnsi="Calibri"/>
+          <w:b/>
+          <w:bCs/>
+          <w:sz w:val="19"/>
+          <w:szCs w:val="19"/>
+        </w:rPr>
+        <w:t xml:space="preserve">Peer Assisted Learning (PAL)</w:t>
+      </w:r>
+      <w:r>
+        <w:rPr>
+          <w:rFonts w:ascii="Calibri" w:cs="Calibri" w:eastAsia="Calibri" w:hAnsi="Calibri"/>
+          <w:sz w:val="19"/>
+          <w:szCs w:val="19"/>
+        </w:rPr>
+        <w:t xml:space="preserve"> sessions covering Python and Electronics across multiple student cohorts, preparing curriculum-aligned materials and fostering a structured and collaborative learning environment</w:t>
+      </w:r>
+    </w:p>
+    <w:p>
+      <w:pPr>
+        <w:spacing w:after="80" w:before="0"/>
+      </w:pPr>
+    </w:p>
+    <w:p>
+      <w:pPr>
+        <w:tabs>
+          <w:tab w:val="right" w:pos="9026"/>
+        </w:tabs>
+        <w:spacing w:after="10" w:before="0"/>
+      </w:pPr>
+      <w:r>
+        <w:rPr>
+          <w:rFonts w:ascii="Calibri" w:cs="Calibri" w:eastAsia="Calibri" w:hAnsi="Calibri"/>
+          <w:b/>
+          <w:bCs/>
+          <w:sz w:val="20"/>
+          <w:szCs w:val="20"/>
+        </w:rPr>
+        <w:t xml:space="preserve">Treasurer</w:t>
+      </w:r>
+      <w:r>
+        <w:rPr>
+          <w:rFonts w:ascii="Calibri" w:cs="Calibri" w:eastAsia="Calibri" w:hAnsi="Calibri"/>
+          <w:sz w:val="20"/>
+          <w:szCs w:val="20"/>
+        </w:rPr>
+        <w:t xml:space="preserve">	Computing &amp; Electronics Society, Aston Students' Union, Birmingham, UK</w:t>
+      </w:r>
+    </w:p>
+    <w:p>
+      <w:pPr>
+        <w:tabs>
+          <w:tab w:val="right" w:pos="9026"/>
+        </w:tabs>
+        <w:spacing w:after="10" w:before="0"/>
+      </w:pPr>
+      <w:r>
+        <w:rPr>
+          <w:rFonts w:ascii="Calibri" w:cs="Calibri" w:eastAsia="Calibri" w:hAnsi="Calibri"/>
+          <w:color w:val="444444"/>
+          <w:sz w:val="19"/>
+          <w:szCs w:val="19"/>
+        </w:rPr>
+        <w:t xml:space="preserve">Budget management, financial reporting, committee leadership, stakeholder communication</w:t>
+      </w:r>
+      <w:r>
+        <w:rPr>
+          <w:rFonts w:ascii="Calibri" w:cs="Calibri" w:eastAsia="Calibri" w:hAnsi="Calibri"/>
+          <w:sz w:val="19"/>
+          <w:szCs w:val="19"/>
+        </w:rPr>
+        <w:t xml:space="preserve">	Sep 2026 - Present</w:t>
+      </w:r>
+    </w:p>
+    <w:p>
+      <w:pPr>
+        <w:spacing w:after="20" w:before="0"/>
+        <w:ind w:left="316" w:hanging="259"/>
+      </w:pPr>
+      <w:r>
+        <w:rPr>
+          <w:rFonts w:ascii="Calibri" w:cs="Calibri" w:eastAsia="Calibri" w:hAnsi="Calibri"/>
+          <w:sz w:val="19"/>
+          <w:szCs w:val="19"/>
+        </w:rPr>
+        <w:t xml:space="preserve">•  </w:t>
+      </w:r>
+      <w:r>
+        <w:rPr>
+          <w:rFonts w:ascii="Calibri" w:cs="Calibri" w:eastAsia="Calibri" w:hAnsi="Calibri"/>
+          <w:sz w:val="19"/>
+          <w:szCs w:val="19"/>
+        </w:rPr>
+        <w:t xml:space="preserve">Manage the society's budget and financial records, reporting to the committee and the Students' Union</w:t>
+      </w:r>
+    </w:p>
+    <w:p>
+      <w:pPr>
+        <w:spacing w:after="20" w:before="0"/>
+        <w:ind w:left="316" w:hanging="259"/>
+      </w:pPr>
+      <w:r>
+        <w:rPr>
+          <w:rFonts w:ascii="Calibri" w:cs="Calibri" w:eastAsia="Calibri" w:hAnsi="Calibri"/>
+          <w:sz w:val="19"/>
+          <w:szCs w:val="19"/>
+        </w:rPr>
+        <w:t xml:space="preserve">•  </w:t>
+      </w:r>
+      <w:r>
+        <w:rPr>
+          <w:rFonts w:ascii="Calibri" w:cs="Calibri" w:eastAsia="Calibri" w:hAnsi="Calibri"/>
+          <w:sz w:val="19"/>
+          <w:szCs w:val="19"/>
+        </w:rPr>
+        <w:t xml:space="preserve">Elected onto the committee for the Computing &amp; Electronics Society, working alongside the President to run society operations</w:t>
+      </w:r>
+    </w:p>
+    <w:p>
+      <w:pPr>
+        <w:spacing w:after="80" w:before="0"/>
+      </w:pPr>
+    </w:p>
+    <w:p>
+      <w:pPr>
         <w:pBdr>
           <w:bottom w:val="single" w:color="000000" w:sz="6" w:space="1"/>
         </w:pBdr>
@@ -2396,7 +2592,7 @@
         </w:rPr>
         <w:t xml:space="preserve">   </w:t>
       </w:r>
-      <w:hyperlink w:history="1" r:id="rIdfdyqptpiv17jel_331buh">
+      <w:hyperlink w:history="1" r:id="rIdsetzo-vcu-jkg82wekram">
         <w:r>
           <w:rPr>
             <w:rFonts w:ascii="Calibri" w:cs="Calibri" w:eastAsia="Calibri" w:hAnsi="Calibri"/>
@@ -2424,7 +2620,7 @@
         </w:rPr>
         <w:t xml:space="preserve">| </w:t>
       </w:r>
-      <w:hyperlink w:history="1" r:id="rIdoydu5b3bfzsrshn3q-q6x">
+      <w:hyperlink w:history="1" r:id="rIdcwvcpmvhsib9l48vlxdza">
         <w:r>
           <w:rPr>
             <w:rFonts w:ascii="Calibri" w:cs="Calibri" w:eastAsia="Calibri" w:hAnsi="Calibri"/>

--- a/public/resume/cv-devops.docx
+++ b/public/resume/cv-devops.docx
@@ -33,7 +33,7 @@
         </w:rPr>
         <w:t xml:space="preserve">✉ </w:t>
       </w:r>
-      <w:hyperlink w:history="1" r:id="rId_nrcjk8k_i2jcagtdxrrs">
+      <w:hyperlink w:history="1" r:id="rId8y5f8wuqqtrrqewzdiug9">
         <w:r>
           <w:rPr>
             <w:rFonts w:ascii="Calibri" w:cs="Calibri" w:eastAsia="Calibri" w:hAnsi="Calibri"/>
@@ -63,7 +63,7 @@
         </w:rPr>
         <w:t xml:space="preserve">• </w:t>
       </w:r>
-      <w:hyperlink w:history="1" r:id="rIdwua2wgrpmmnp1ww8-ztme">
+      <w:hyperlink w:history="1" r:id="rIdn9fzalrixzyivg19monsc">
         <w:r>
           <w:rPr>
             <w:rFonts w:ascii="Calibri" w:cs="Calibri" w:eastAsia="Calibri" w:hAnsi="Calibri"/>
@@ -93,7 +93,7 @@
         </w:rPr>
         <w:t xml:space="preserve">⁠in </w:t>
       </w:r>
-      <w:hyperlink w:history="1" r:id="rId8lz1bo0hawiupwj7tl_wc">
+      <w:hyperlink w:history="1" r:id="rIdy0tx6oypu_1-kwzlorwro">
         <w:r>
           <w:rPr>
             <w:rFonts w:ascii="Calibri" w:cs="Calibri" w:eastAsia="Calibri" w:hAnsi="Calibri"/>
@@ -123,7 +123,7 @@
         </w:rPr>
         <w:t xml:space="preserve">◔ </w:t>
       </w:r>
-      <w:hyperlink w:history="1" r:id="rIdlwsq2sovhihfhyiigkvnf">
+      <w:hyperlink w:history="1" r:id="rIda_chblj6vaqhqmyrbcav0">
         <w:r>
           <w:rPr>
             <w:rFonts w:ascii="Calibri" w:cs="Calibri" w:eastAsia="Calibri" w:hAnsi="Calibri"/>
@@ -153,7 +153,7 @@
         </w:rPr>
         <w:t xml:space="preserve">Ⓘ </w:t>
       </w:r>
-      <w:hyperlink w:history="1" r:id="rIdllyksm-xwmriyibvdn3he">
+      <w:hyperlink w:history="1" r:id="rIdr8oxiccax2bnc_csnmtx2">
         <w:r>
           <w:rPr>
             <w:rFonts w:ascii="Calibri" w:cs="Calibri" w:eastAsia="Calibri" w:hAnsi="Calibri"/>
@@ -716,7 +716,7 @@
         </w:rPr>
         <w:t xml:space="preserve">   </w:t>
       </w:r>
-      <w:hyperlink w:history="1" r:id="rIddtqbyj_wqgbjhw7dsq1n1">
+      <w:hyperlink w:history="1" r:id="rId-0apwq-ac8337d81366ka">
         <w:r>
           <w:rPr>
             <w:rFonts w:ascii="Calibri" w:cs="Calibri" w:eastAsia="Calibri" w:hAnsi="Calibri"/>
@@ -744,7 +744,7 @@
         </w:rPr>
         <w:t xml:space="preserve">| </w:t>
       </w:r>
-      <w:hyperlink w:history="1" r:id="rIdxbem_wnzjblero85ijemt">
+      <w:hyperlink w:history="1" r:id="rIdvhhqcdwo7_9hxkch-y1ou">
         <w:r>
           <w:rPr>
             <w:rFonts w:ascii="Calibri" w:cs="Calibri" w:eastAsia="Calibri" w:hAnsi="Calibri"/>
@@ -772,7 +772,7 @@
         </w:rPr>
         <w:t xml:space="preserve">| </w:t>
       </w:r>
-      <w:hyperlink w:history="1" r:id="rIdhg-2yitn-nfdnluhjzg77">
+      <w:hyperlink w:history="1" r:id="rIdm5oost0fobv765rhfliyk">
         <w:r>
           <w:rPr>
             <w:rFonts w:ascii="Calibri" w:cs="Calibri" w:eastAsia="Calibri" w:hAnsi="Calibri"/>
@@ -1125,7 +1125,7 @@
         </w:rPr>
         <w:t xml:space="preserve">   </w:t>
       </w:r>
-      <w:hyperlink w:history="1" r:id="rIdub-lebadpqsadhgqepw8v">
+      <w:hyperlink w:history="1" r:id="rIdzkjfssrsrn6tklg3hqtbu">
         <w:r>
           <w:rPr>
             <w:rFonts w:ascii="Calibri" w:cs="Calibri" w:eastAsia="Calibri" w:hAnsi="Calibri"/>
@@ -1153,7 +1153,7 @@
         </w:rPr>
         <w:t xml:space="preserve">| </w:t>
       </w:r>
-      <w:hyperlink w:history="1" r:id="rIdywlwzm2zeaypbzwt1a1je">
+      <w:hyperlink w:history="1" r:id="rId_havkgxvzqazf6uphmnrp">
         <w:r>
           <w:rPr>
             <w:rFonts w:ascii="Calibri" w:cs="Calibri" w:eastAsia="Calibri" w:hAnsi="Calibri"/>
@@ -1181,7 +1181,7 @@
         </w:rPr>
         <w:t xml:space="preserve">| </w:t>
       </w:r>
-      <w:hyperlink w:history="1" r:id="rIdnwpfgt6uetqvrjgbi0vey">
+      <w:hyperlink w:history="1" r:id="rIdc3x--isrr2fmyuhqdaroi">
         <w:r>
           <w:rPr>
             <w:rFonts w:ascii="Calibri" w:cs="Calibri" w:eastAsia="Calibri" w:hAnsi="Calibri"/>
@@ -1348,7 +1348,7 @@
         </w:rPr>
         <w:t xml:space="preserve">   </w:t>
       </w:r>
-      <w:hyperlink w:history="1" r:id="rIdn1g38noamkhkoitkhc-gi">
+      <w:hyperlink w:history="1" r:id="rIdwjchmxpocvxoih5exxtqc">
         <w:r>
           <w:rPr>
             <w:rFonts w:ascii="Calibri" w:cs="Calibri" w:eastAsia="Calibri" w:hAnsi="Calibri"/>
@@ -1376,7 +1376,7 @@
         </w:rPr>
         <w:t xml:space="preserve">| </w:t>
       </w:r>
-      <w:hyperlink w:history="1" r:id="rIdn1ec_weeb1v9ghanj_2di">
+      <w:hyperlink w:history="1" r:id="rId8nd3dpztx1zaad_s5dxws">
         <w:r>
           <w:rPr>
             <w:rFonts w:ascii="Calibri" w:cs="Calibri" w:eastAsia="Calibri" w:hAnsi="Calibri"/>
@@ -1505,7 +1505,7 @@
         </w:rPr>
         <w:t xml:space="preserve">   </w:t>
       </w:r>
-      <w:hyperlink w:history="1" r:id="rIdyhcqhsndeqdigknpcfgo7">
+      <w:hyperlink w:history="1" r:id="rIdg1_wmblsolxpoeb4hqdts">
         <w:r>
           <w:rPr>
             <w:rFonts w:ascii="Calibri" w:cs="Calibri" w:eastAsia="Calibri" w:hAnsi="Calibri"/>
@@ -1533,7 +1533,7 @@
         </w:rPr>
         <w:t xml:space="preserve">| </w:t>
       </w:r>
-      <w:hyperlink w:history="1" r:id="rIdcbj1qzou5plbp6moijyqs">
+      <w:hyperlink w:history="1" r:id="rIdh3rjj2_aqzzhvvslu_i0m">
         <w:r>
           <w:rPr>
             <w:rFonts w:ascii="Calibri" w:cs="Calibri" w:eastAsia="Calibri" w:hAnsi="Calibri"/>
@@ -1666,7 +1666,7 @@
         </w:rPr>
         <w:t xml:space="preserve">   </w:t>
       </w:r>
-      <w:hyperlink w:history="1" r:id="rId2hstbeytclyyolxzavcew">
+      <w:hyperlink w:history="1" r:id="rIdqdzpu5vutem5ppexm-bmi">
         <w:r>
           <w:rPr>
             <w:rFonts w:ascii="Calibri" w:cs="Calibri" w:eastAsia="Calibri" w:hAnsi="Calibri"/>
@@ -1816,7 +1816,7 @@
         </w:rPr>
         <w:t xml:space="preserve">   </w:t>
       </w:r>
-      <w:hyperlink w:history="1" r:id="rId2j8egm8ylofsbwmbk1iwm">
+      <w:hyperlink w:history="1" r:id="rId7crkudo1xmlf_odazq_ok">
         <w:r>
           <w:rPr>
             <w:rFonts w:ascii="Calibri" w:cs="Calibri" w:eastAsia="Calibri" w:hAnsi="Calibri"/>
@@ -2592,7 +2592,7 @@
         </w:rPr>
         <w:t xml:space="preserve">   </w:t>
       </w:r>
-      <w:hyperlink w:history="1" r:id="rIdsetzo-vcu-jkg82wekram">
+      <w:hyperlink w:history="1" r:id="rIdet_noiywfdnnyirz9aknh">
         <w:r>
           <w:rPr>
             <w:rFonts w:ascii="Calibri" w:cs="Calibri" w:eastAsia="Calibri" w:hAnsi="Calibri"/>
@@ -2620,7 +2620,7 @@
         </w:rPr>
         <w:t xml:space="preserve">| </w:t>
       </w:r>
-      <w:hyperlink w:history="1" r:id="rIdcwvcpmvhsib9l48vlxdza">
+      <w:hyperlink w:history="1" r:id="rIdgpitwuf5rp21fs6qldodr">
         <w:r>
           <w:rPr>
             <w:rFonts w:ascii="Calibri" w:cs="Calibri" w:eastAsia="Calibri" w:hAnsi="Calibri"/>
